--- a/Cahier_des_charges_Plateforme_Patisserie.docx
+++ b/Cahier_des_charges_Plateforme_Patisserie.docx
@@ -12165,6 +12165,9 @@
         <w:spacing w:after="150" w:line="276" w:lineRule="auto"/>
       </w:pPr>
       <w:r>
+        <w:rPr>
+          <w:noProof/>
+        </w:rPr>
         <w:drawing>
           <wp:inline distT="0" distB="0" distL="0" distR="0" wp14:anchorId="20B1204D" wp14:editId="7EDDDDF2">
             <wp:extent cx="6163310" cy="1522730"/>
@@ -15251,7 +15254,7 @@
       </w:pPr>
       <w:r>
         <w:pict w14:anchorId="582819EC">
-          <v:rect id="_x0000_i1080" style="width:0;height:1.5pt" o:hralign="center" o:hrstd="t" o:hr="t" fillcolor="#a0a0a0" stroked="f"/>
+          <v:rect id="_x0000_i1044" style="width:0;height:1.5pt" o:hralign="center" o:hrstd="t" o:hr="t" fillcolor="#a0a0a0" stroked="f"/>
         </w:pict>
       </w:r>
     </w:p>
@@ -15261,7 +15264,7 @@
       </w:pPr>
       <w:r>
         <w:pict w14:anchorId="15774EAD">
-          <v:rect id="_x0000_i1081" style="width:0;height:1.5pt" o:hralign="center" o:hrstd="t" o:hr="t" fillcolor="#a0a0a0" stroked="f"/>
+          <v:rect id="_x0000_i1045" style="width:0;height:1.5pt" o:hralign="center" o:hrstd="t" o:hr="t" fillcolor="#a0a0a0" stroked="f"/>
         </w:pict>
       </w:r>
     </w:p>
@@ -15871,7 +15874,5201 @@
     <w:p>
       <w:pPr>
         <w:spacing w:after="150" w:line="276" w:lineRule="auto"/>
-      </w:pPr>
+        <w:rPr>
+          <w:b/>
+          <w:bCs/>
+        </w:rPr>
+      </w:pPr>
+      <w:r>
+        <w:rPr>
+          <w:b/>
+          <w:bCs/>
+        </w:rPr>
+        <w:t>Phase 4 – Sprint 3 : Détection d'anomalies</w:t>
+      </w:r>
+    </w:p>
+    <w:p>
+      <w:pPr>
+        <w:spacing w:after="150" w:line="276" w:lineRule="auto"/>
+      </w:pPr>
+      <w:r>
+        <w:rPr>
+          <w:i/>
+          <w:iCs/>
+        </w:rPr>
+        <w:t>(Version prête à insérer dans le cahier des charges / rapport de réalisation, section 10 ou en annexe)</w:t>
+      </w:r>
+    </w:p>
+    <w:p>
+      <w:pPr>
+        <w:spacing w:after="150" w:line="276" w:lineRule="auto"/>
+        <w:rPr>
+          <w:b/>
+          <w:bCs/>
+        </w:rPr>
+      </w:pPr>
+      <w:r>
+        <w:rPr>
+          <w:b/>
+          <w:bCs/>
+        </w:rPr>
+        <w:t>Objectif du Sprint</w:t>
+      </w:r>
+    </w:p>
+    <w:p>
+      <w:pPr>
+        <w:spacing w:after="150" w:line="276" w:lineRule="auto"/>
+      </w:pPr>
+      <w:r>
+        <w:t>L'objectif de ce sprint était de développer un module de détection d'anomalies sur les ventes, en s'appuyant sur les données réelles collectées depuis la Phase 3, et de l'intégrer au système de notifications déjà existant plutôt que de créer un second canal parallèle — conformément au principe retenu depuis le Sprint 0 d'éviter toute duplication de mécanisme.</w:t>
+      </w:r>
+    </w:p>
+    <w:p>
+      <w:pPr>
+        <w:spacing w:after="150" w:line="276" w:lineRule="auto"/>
+        <w:rPr>
+          <w:b/>
+          <w:bCs/>
+        </w:rPr>
+      </w:pPr>
+      <w:r>
+        <w:rPr>
+          <w:b/>
+          <w:bCs/>
+        </w:rPr>
+        <w:t>Travaux réalisés</w:t>
+      </w:r>
+    </w:p>
+    <w:p>
+      <w:pPr>
+        <w:spacing w:after="150" w:line="276" w:lineRule="auto"/>
+        <w:rPr>
+          <w:b/>
+          <w:bCs/>
+        </w:rPr>
+      </w:pPr>
+      <w:r>
+        <w:rPr>
+          <w:b/>
+          <w:bCs/>
+        </w:rPr>
+        <w:t xml:space="preserve">1. Sécurisation par rôle de </w:t>
+      </w:r>
+      <w:proofErr w:type="spellStart"/>
+      <w:r>
+        <w:rPr>
+          <w:b/>
+          <w:bCs/>
+        </w:rPr>
+        <w:t>l'endpoint</w:t>
+      </w:r>
+      <w:proofErr w:type="spellEnd"/>
+      <w:r>
+        <w:rPr>
+          <w:b/>
+          <w:bCs/>
+        </w:rPr>
+        <w:t xml:space="preserve"> de détection</w:t>
+      </w:r>
+    </w:p>
+    <w:p>
+      <w:pPr>
+        <w:spacing w:after="150" w:line="276" w:lineRule="auto"/>
+      </w:pPr>
+      <w:r>
+        <w:t xml:space="preserve">Une matrice de rôles a été définie pour </w:t>
+      </w:r>
+      <w:proofErr w:type="spellStart"/>
+      <w:r>
+        <w:t>l'endpoint</w:t>
+      </w:r>
+      <w:proofErr w:type="spellEnd"/>
+      <w:r>
+        <w:t xml:space="preserve"> /anomalies, orientée autour du périmètre stock plutôt que production : l'Administrateur/Gérant et le Responsable stock/achats y ont accès, tandis que le Responsable production, le Vendeur/Caissier et l'Employé en sont exclus (403). Ce choix reflète la nature des anomalies traitées à ce stade (baisses de ventes), pertinentes pour le pilotage stratégique et la gestion des stocks, mais hors du périmètre direct de la fabrication.</w:t>
+      </w:r>
+    </w:p>
+    <w:p>
+      <w:pPr>
+        <w:spacing w:after="150" w:line="276" w:lineRule="auto"/>
+      </w:pPr>
+      <w:r>
+        <w:t>La protection a été appliquée en réutilisant strictement le même middleware de contrôle d'accès que les modules précédents, et vérifiée par des tests automatisés couvrant les cinq rôles.</w:t>
+      </w:r>
+    </w:p>
+    <w:p>
+      <w:pPr>
+        <w:spacing w:after="150" w:line="276" w:lineRule="auto"/>
+        <w:rPr>
+          <w:b/>
+          <w:bCs/>
+        </w:rPr>
+      </w:pPr>
+      <w:r>
+        <w:rPr>
+          <w:b/>
+          <w:bCs/>
+        </w:rPr>
+        <w:t>2. Méthode de détection</w:t>
+      </w:r>
+    </w:p>
+    <w:p>
+      <w:pPr>
+        <w:spacing w:after="150" w:line="276" w:lineRule="auto"/>
+      </w:pPr>
+      <w:r>
+        <w:t>Compte tenu du faible volume de données disponible (catalogue de deux produits actifs à ce stade du projet), une méthode de détection statistique simple a été retenue — écart par rapport à la moyenne mobile — plutôt qu'une méthode plus sophistiquée de type Isolation Forest, jugée disproportionnée et à risque de résultats non significatifs sur un échantillon aussi restreint. Ce choix est cohérent avec la même logique de prudence appliquée au choix du modèle de prévision (Sprint 1).</w:t>
+      </w:r>
+    </w:p>
+    <w:p>
+      <w:pPr>
+        <w:spacing w:after="150" w:line="276" w:lineRule="auto"/>
+      </w:pPr>
+      <w:r>
+        <w:t xml:space="preserve">Une règle explicite exclut de la détection tout produit disposant d'un historique de ventes insuffisant (moins de 14 jours, seuil identique à celui du module de prévision) : ces produits sont listés séparément dans un champ </w:t>
+      </w:r>
+      <w:proofErr w:type="spellStart"/>
+      <w:r>
+        <w:t>excluded_products</w:t>
+      </w:r>
+      <w:proofErr w:type="spellEnd"/>
+      <w:r>
+        <w:t>, plutôt que d'être signalés à tort comme anormaux — une variation sur un produit tout juste lancé reflétant une absence de référence historique, non une anomalie réelle.</w:t>
+      </w:r>
+    </w:p>
+    <w:p>
+      <w:pPr>
+        <w:spacing w:after="150" w:line="276" w:lineRule="auto"/>
+        <w:rPr>
+          <w:b/>
+          <w:bCs/>
+        </w:rPr>
+      </w:pPr>
+      <w:r>
+        <w:rPr>
+          <w:b/>
+          <w:bCs/>
+        </w:rPr>
+        <w:lastRenderedPageBreak/>
+        <w:t>3. Intégration au système de notifications existant</w:t>
+      </w:r>
+    </w:p>
+    <w:p>
+      <w:pPr>
+        <w:spacing w:after="150" w:line="276" w:lineRule="auto"/>
+      </w:pPr>
+      <w:r>
+        <w:t>Plutôt que de créer un second système de notifications, les anomalies détectées ont été intégrées au composant d'alerte déjà présent dans le tableau de bord depuis la Phase 3 (celui utilisé pour les alertes de stock bas et de péremption). Concrètement :</w:t>
+      </w:r>
+    </w:p>
+    <w:p>
+      <w:pPr>
+        <w:numPr>
+          <w:ilvl w:val="0"/>
+          <w:numId w:val="65"/>
+        </w:numPr>
+        <w:spacing w:after="150" w:line="276" w:lineRule="auto"/>
+      </w:pPr>
+      <w:proofErr w:type="gramStart"/>
+      <w:r>
+        <w:t>une</w:t>
+      </w:r>
+      <w:proofErr w:type="gramEnd"/>
+      <w:r>
+        <w:t xml:space="preserve"> pastille dédiée aux anomalies a été ajoutée au sein du composant d'alerte existant, réutilisant sa classe de style plutôt que d'en créer une nouvelle ;</w:t>
+      </w:r>
+    </w:p>
+    <w:p>
+      <w:pPr>
+        <w:numPr>
+          <w:ilvl w:val="0"/>
+          <w:numId w:val="65"/>
+        </w:numPr>
+        <w:spacing w:after="150" w:line="276" w:lineRule="auto"/>
+      </w:pPr>
+      <w:proofErr w:type="gramStart"/>
+      <w:r>
+        <w:t>chaque</w:t>
+      </w:r>
+      <w:proofErr w:type="gramEnd"/>
+      <w:r>
+        <w:t xml:space="preserve"> anomalie active est accompagnée d'un lien direct vers l'écran concerné (produit ou stock), dont la destination s'adapte au rôle connecté ;</w:t>
+      </w:r>
+    </w:p>
+    <w:p>
+      <w:pPr>
+        <w:numPr>
+          <w:ilvl w:val="0"/>
+          <w:numId w:val="65"/>
+        </w:numPr>
+        <w:spacing w:after="150" w:line="276" w:lineRule="auto"/>
+      </w:pPr>
+      <w:proofErr w:type="gramStart"/>
+      <w:r>
+        <w:t>le</w:t>
+      </w:r>
+      <w:proofErr w:type="gramEnd"/>
+      <w:r>
+        <w:t xml:space="preserve"> panneau reste masqué en l'absence de toute anomalie active, sans afficher de faux positif.</w:t>
+      </w:r>
+    </w:p>
+    <w:p>
+      <w:pPr>
+        <w:spacing w:after="150" w:line="276" w:lineRule="auto"/>
+        <w:rPr>
+          <w:b/>
+          <w:bCs/>
+        </w:rPr>
+      </w:pPr>
+      <w:r>
+        <w:rPr>
+          <w:b/>
+          <w:bCs/>
+        </w:rPr>
+        <w:t>4. Validation de bout en bout</w:t>
+      </w:r>
+    </w:p>
+    <w:p>
+      <w:pPr>
+        <w:spacing w:after="150" w:line="276" w:lineRule="auto"/>
+      </w:pPr>
+      <w:r>
+        <w:t>Le fonctionnement du composant a été vérifié à la fois en conditions réelles (aucune anomalie détectée sur les données actuelles, ce qui constitue un résultat valide et non un échec) et via un scénario à données simulées, isolé de toute donnée réelle, permettant de confirmer que le composant s'affiche correctement lorsqu'une anomalie est présente. Cette double vérification a permis de prouver le bon fonctionnement du mécanisme malgré l'absence d'anomalie naturelle dans le jeu de données actuel.</w:t>
+      </w:r>
+    </w:p>
+    <w:p>
+      <w:pPr>
+        <w:spacing w:after="150" w:line="276" w:lineRule="auto"/>
+        <w:rPr>
+          <w:b/>
+          <w:bCs/>
+        </w:rPr>
+      </w:pPr>
+      <w:r>
+        <w:rPr>
+          <w:b/>
+          <w:bCs/>
+        </w:rPr>
+        <w:t>5. Validation et tests</w:t>
+      </w:r>
+    </w:p>
+    <w:p>
+      <w:pPr>
+        <w:numPr>
+          <w:ilvl w:val="0"/>
+          <w:numId w:val="66"/>
+        </w:numPr>
+        <w:spacing w:after="150" w:line="276" w:lineRule="auto"/>
+      </w:pPr>
+      <w:r>
+        <w:rPr>
+          <w:rFonts w:ascii="Segoe UI Emoji" w:hAnsi="Segoe UI Emoji" w:cs="Segoe UI Emoji"/>
+        </w:rPr>
+        <w:t>✅</w:t>
+      </w:r>
+      <w:r>
+        <w:t xml:space="preserve"> Tests de sécurité par rôle réussis (ADMIN et Responsable stock/achats autorisés, autres rôles refusés)</w:t>
+      </w:r>
+    </w:p>
+    <w:p>
+      <w:pPr>
+        <w:numPr>
+          <w:ilvl w:val="0"/>
+          <w:numId w:val="66"/>
+        </w:numPr>
+        <w:spacing w:after="150" w:line="276" w:lineRule="auto"/>
+      </w:pPr>
+      <w:r>
+        <w:rPr>
+          <w:rFonts w:ascii="Segoe UI Emoji" w:hAnsi="Segoe UI Emoji" w:cs="Segoe UI Emoji"/>
+        </w:rPr>
+        <w:t>✅</w:t>
+      </w:r>
+      <w:r>
+        <w:t xml:space="preserve"> Tests unitaires du service IA réussis (5/5, dont un test dédié au cas </w:t>
+      </w:r>
+      <w:proofErr w:type="spellStart"/>
+      <w:r>
+        <w:t>insufficient_data</w:t>
+      </w:r>
+      <w:proofErr w:type="spellEnd"/>
+      <w:r>
+        <w:t>)</w:t>
+      </w:r>
+    </w:p>
+    <w:p>
+      <w:pPr>
+        <w:numPr>
+          <w:ilvl w:val="0"/>
+          <w:numId w:val="66"/>
+        </w:numPr>
+        <w:spacing w:after="150" w:line="276" w:lineRule="auto"/>
+      </w:pPr>
+      <w:r>
+        <w:rPr>
+          <w:rFonts w:ascii="Segoe UI Emoji" w:hAnsi="Segoe UI Emoji" w:cs="Segoe UI Emoji"/>
+        </w:rPr>
+        <w:t>✅</w:t>
+      </w:r>
+      <w:r>
+        <w:t xml:space="preserve"> Vérification de la réutilisation du composant de notification existant (aucun système parallèle créé), confirmée par une preuve technique automatisée</w:t>
+      </w:r>
+    </w:p>
+    <w:p>
+      <w:pPr>
+        <w:numPr>
+          <w:ilvl w:val="0"/>
+          <w:numId w:val="66"/>
+        </w:numPr>
+        <w:spacing w:after="150" w:line="276" w:lineRule="auto"/>
+      </w:pPr>
+      <w:r>
+        <w:rPr>
+          <w:rFonts w:ascii="Segoe UI Emoji" w:hAnsi="Segoe UI Emoji" w:cs="Segoe UI Emoji"/>
+        </w:rPr>
+        <w:t>✅</w:t>
+      </w:r>
+      <w:r>
+        <w:t xml:space="preserve"> Vérification du lien contextuel vers l'écran concerné, avec adaptation selon le rôle connecté</w:t>
+      </w:r>
+    </w:p>
+    <w:p>
+      <w:pPr>
+        <w:numPr>
+          <w:ilvl w:val="0"/>
+          <w:numId w:val="66"/>
+        </w:numPr>
+        <w:spacing w:after="150" w:line="276" w:lineRule="auto"/>
+      </w:pPr>
+      <w:r>
+        <w:rPr>
+          <w:rFonts w:ascii="Segoe UI Emoji" w:hAnsi="Segoe UI Emoji" w:cs="Segoe UI Emoji"/>
+        </w:rPr>
+        <w:t>✅</w:t>
+      </w:r>
+      <w:r>
+        <w:t xml:space="preserve"> Aucune régression sur les modules précédemment livrés</w:t>
+      </w:r>
+    </w:p>
+    <w:p>
+      <w:pPr>
+        <w:spacing w:after="150" w:line="276" w:lineRule="auto"/>
+        <w:rPr>
+          <w:b/>
+          <w:bCs/>
+        </w:rPr>
+      </w:pPr>
+      <w:r>
+        <w:rPr>
+          <w:b/>
+          <w:bCs/>
+        </w:rPr>
+        <w:t>Livrable de fin de Sprint 3</w:t>
+      </w:r>
+    </w:p>
+    <w:p>
+      <w:pPr>
+        <w:spacing w:after="150" w:line="276" w:lineRule="auto"/>
+      </w:pPr>
+      <w:r>
+        <w:t>À l'issue de ce sprint, la plateforme dispose d'un module de détection d'anomalies opérationnel, exploitant une méthode statistique adaptée au volume de données réel du projet, intégré au système de notifications existant sans duplication, avec exclusion explicite des produits sans historique suffisant et un contrôle d'accès par rôle vérifié.</w:t>
+      </w:r>
+    </w:p>
+    <w:p>
+      <w:pPr>
+        <w:spacing w:after="150" w:line="276" w:lineRule="auto"/>
+      </w:pPr>
+      <w:r>
+        <w:rPr>
+          <w:b/>
+          <w:bCs/>
+        </w:rPr>
+        <w:t xml:space="preserve">Statut du Sprint 3 : Terminé et validé. </w:t>
+      </w:r>
+      <w:r>
+        <w:rPr>
+          <w:rFonts w:ascii="Segoe UI Emoji" w:hAnsi="Segoe UI Emoji" w:cs="Segoe UI Emoji"/>
+          <w:b/>
+          <w:bCs/>
+        </w:rPr>
+        <w:t>✅</w:t>
+      </w:r>
+    </w:p>
+    <w:p>
+      <w:pPr>
+        <w:spacing w:after="150" w:line="276" w:lineRule="auto"/>
+      </w:pPr>
+      <w:r>
+        <w:pict w14:anchorId="43664498">
+          <v:rect id="_x0000_i1046" style="width:0;height:1.5pt" o:hralign="center" o:hrstd="t" o:hr="t" fillcolor="#a0a0a0" stroked="f"/>
+        </w:pict>
+      </w:r>
+    </w:p>
+    <w:p>
+      <w:pPr>
+        <w:spacing w:after="150" w:line="276" w:lineRule="auto"/>
+      </w:pPr>
+      <w:r>
+        <w:pict w14:anchorId="456258F4">
+          <v:rect id="_x0000_i1047" style="width:0;height:1.5pt" o:hralign="center" o:hrstd="t" o:hr="t" fillcolor="#a0a0a0" stroked="f"/>
+        </w:pict>
+      </w:r>
+    </w:p>
+    <w:p>
+      <w:pPr>
+        <w:spacing w:after="150" w:line="276" w:lineRule="auto"/>
+        <w:rPr>
+          <w:b/>
+          <w:bCs/>
+        </w:rPr>
+      </w:pPr>
+      <w:r>
+        <w:rPr>
+          <w:b/>
+          <w:bCs/>
+        </w:rPr>
+        <w:t>Phase 4 – Sprint 4 : Segmentation des produits &amp; suggestions personnalisées</w:t>
+      </w:r>
+    </w:p>
+    <w:p>
+      <w:pPr>
+        <w:spacing w:after="150" w:line="276" w:lineRule="auto"/>
+      </w:pPr>
+      <w:r>
+        <w:rPr>
+          <w:i/>
+          <w:iCs/>
+        </w:rPr>
+        <w:t>(Version prête à insérer dans le cahier des charges / rapport de réalisation, section 10 ou en annexe)</w:t>
+      </w:r>
+    </w:p>
+    <w:p>
+      <w:pPr>
+        <w:spacing w:after="150" w:line="276" w:lineRule="auto"/>
+        <w:rPr>
+          <w:b/>
+          <w:bCs/>
+        </w:rPr>
+      </w:pPr>
+      <w:r>
+        <w:rPr>
+          <w:b/>
+          <w:bCs/>
+        </w:rPr>
+        <w:t>Objectif du Sprint</w:t>
+      </w:r>
+    </w:p>
+    <w:p>
+      <w:pPr>
+        <w:spacing w:after="150" w:line="276" w:lineRule="auto"/>
+      </w:pPr>
+      <w:r>
+        <w:t>L'objectif de ce sprint était de développer un module de segmentation des produits selon leur rentabilité et leur volume de vente, accompagné de suggestions personnalisées formulées en langage métier, destiné à orienter les décisions stratégiques du gérant (mise en avant produit, ajustement de prix).</w:t>
+      </w:r>
+    </w:p>
+    <w:p>
+      <w:pPr>
+        <w:spacing w:after="150" w:line="276" w:lineRule="auto"/>
+        <w:rPr>
+          <w:b/>
+          <w:bCs/>
+        </w:rPr>
+      </w:pPr>
+      <w:r>
+        <w:rPr>
+          <w:b/>
+          <w:bCs/>
+        </w:rPr>
+        <w:t>Travaux réalisés</w:t>
+      </w:r>
+    </w:p>
+    <w:p>
+      <w:pPr>
+        <w:spacing w:after="150" w:line="276" w:lineRule="auto"/>
+        <w:rPr>
+          <w:b/>
+          <w:bCs/>
+        </w:rPr>
+      </w:pPr>
+      <w:r>
+        <w:rPr>
+          <w:b/>
+          <w:bCs/>
+        </w:rPr>
+        <w:t>1. Sécurisation par rôle</w:t>
+      </w:r>
+    </w:p>
+    <w:p>
+      <w:pPr>
+        <w:spacing w:after="150" w:line="276" w:lineRule="auto"/>
+      </w:pPr>
+      <w:r>
+        <w:t>Compte tenu de la nature stratégique des décisions concernées (ajustement de prix, mise en avant commerciale), l'accès à la segmentation et aux suggestions a été restreint au seul rôle Administrateur/Gérant, plus strict que les matrices précédentes. Cette restriction a été vérifiée par des tests automatisés ainsi que par un appel réel avec un compte non autorisé, confirmant le refus d'accès.</w:t>
+      </w:r>
+    </w:p>
+    <w:p>
+      <w:pPr>
+        <w:spacing w:after="150" w:line="276" w:lineRule="auto"/>
+        <w:rPr>
+          <w:b/>
+          <w:bCs/>
+        </w:rPr>
+      </w:pPr>
+      <w:r>
+        <w:rPr>
+          <w:b/>
+          <w:bCs/>
+        </w:rPr>
+        <w:lastRenderedPageBreak/>
+        <w:t>2. Logique de segmentation</w:t>
+      </w:r>
+    </w:p>
+    <w:p>
+      <w:pPr>
+        <w:spacing w:after="150" w:line="276" w:lineRule="auto"/>
+      </w:pPr>
+      <w:r>
+        <w:t>Les produits sont répartis selon une matrice à quatre quadrants (étoiles, vaches à lait, à surveiller, à retirer), fondée sur le croisement de la marge et de la fréquence de vente, avec des seuils calculés dynamiquement à partir de la médiane des produits éligibles plutôt que des valeurs arbitraires codées en dur. Les produits disposant d'un historique insuffisant sont placés dans une catégorie dédiée « en observation », distincte des quatre quadrants principaux, plutôt que classés arbitrairement.</w:t>
+      </w:r>
+    </w:p>
+    <w:p>
+      <w:pPr>
+        <w:spacing w:after="150" w:line="276" w:lineRule="auto"/>
+      </w:pPr>
+      <w:r>
+        <w:t>Conformément au principe retenu depuis le Sprint 0, la marge par produit est consommée directement depuis les données déjà calculées par le module Ventes de la Phase 3 (au moment de la vente), et n'est à aucun moment recalculée côté service IA — garantissant une source unique de vérité pour cette métrique.</w:t>
+      </w:r>
+    </w:p>
+    <w:p>
+      <w:pPr>
+        <w:spacing w:after="150" w:line="276" w:lineRule="auto"/>
+      </w:pPr>
+      <w:r>
+        <w:t>Un cas limite a été identifié et documenté durant le développement : avec un catalogue de seulement deux produits actifs, la médiane utilisée pour la classification peut, dans certaines configurations, coïncider avec la valeur d'un unique produit éligible. Ce comportement a été explicitement testé et documenté comme un résultat valide compte tenu du volume de données actuel, plutôt que traité comme une anomalie.</w:t>
+      </w:r>
+    </w:p>
+    <w:p>
+      <w:pPr>
+        <w:spacing w:after="150" w:line="276" w:lineRule="auto"/>
+        <w:rPr>
+          <w:b/>
+          <w:bCs/>
+        </w:rPr>
+      </w:pPr>
+      <w:r>
+        <w:rPr>
+          <w:b/>
+          <w:bCs/>
+        </w:rPr>
+        <w:t>3. Suggestions personnalisées</w:t>
+      </w:r>
+    </w:p>
+    <w:p>
+      <w:pPr>
+        <w:spacing w:after="150" w:line="276" w:lineRule="auto"/>
+      </w:pPr>
+      <w:r>
+        <w:t>Chaque segment est accompagné de suggestions formulées en langage métier directement exploitable (par exemple, la mise en avant d'un produit rentable), sans jargon statistique, conformément à l'exigence d'ergonomie du cahier des charges. Chaque suggestion est accompagnée d'un niveau de confiance.</w:t>
+      </w:r>
+    </w:p>
+    <w:p>
+      <w:pPr>
+        <w:spacing w:after="150" w:line="276" w:lineRule="auto"/>
+        <w:rPr>
+          <w:b/>
+          <w:bCs/>
+        </w:rPr>
+      </w:pPr>
+      <w:r>
+        <w:rPr>
+          <w:b/>
+          <w:bCs/>
+        </w:rPr>
+        <w:t>4. Écran de segmentation</w:t>
+      </w:r>
+    </w:p>
+    <w:p>
+      <w:pPr>
+        <w:spacing w:after="150" w:line="276" w:lineRule="auto"/>
+      </w:pPr>
+      <w:r>
+        <w:t>Un écran dédié présente les produits sous forme de grille à quatre quadrants, avec libellés en langage métier, ainsi que la liste des suggestions actives. Un bug d'affichage relevé après la mise en production initiale — la marge par unité, exprimée en euros, était affichée par erreur avec un symbole pourcentage — a été identifié et corrigé rapidement, avec preuve de la correction à l'appui.</w:t>
+      </w:r>
+    </w:p>
+    <w:p>
+      <w:pPr>
+        <w:spacing w:after="150" w:line="276" w:lineRule="auto"/>
+        <w:rPr>
+          <w:b/>
+          <w:bCs/>
+        </w:rPr>
+      </w:pPr>
+      <w:r>
+        <w:rPr>
+          <w:b/>
+          <w:bCs/>
+        </w:rPr>
+        <w:t>5. Validation et tests</w:t>
+      </w:r>
+    </w:p>
+    <w:p>
+      <w:pPr>
+        <w:numPr>
+          <w:ilvl w:val="0"/>
+          <w:numId w:val="67"/>
+        </w:numPr>
+        <w:spacing w:after="150" w:line="276" w:lineRule="auto"/>
+      </w:pPr>
+      <w:r>
+        <w:rPr>
+          <w:rFonts w:ascii="Segoe UI Emoji" w:hAnsi="Segoe UI Emoji" w:cs="Segoe UI Emoji"/>
+        </w:rPr>
+        <w:t>✅</w:t>
+      </w:r>
+      <w:r>
+        <w:t xml:space="preserve"> Tests de sécurité par rôle réussis (accès Administrateur uniquement)</w:t>
+      </w:r>
+    </w:p>
+    <w:p>
+      <w:pPr>
+        <w:numPr>
+          <w:ilvl w:val="0"/>
+          <w:numId w:val="67"/>
+        </w:numPr>
+        <w:spacing w:after="150" w:line="276" w:lineRule="auto"/>
+      </w:pPr>
+      <w:r>
+        <w:rPr>
+          <w:rFonts w:ascii="Segoe UI Emoji" w:hAnsi="Segoe UI Emoji" w:cs="Segoe UI Emoji"/>
+        </w:rPr>
+        <w:t>✅</w:t>
+      </w:r>
+      <w:r>
+        <w:t xml:space="preserve"> Tests unitaires du service IA réussis (5/5, incluant un test dédié au cas limite de médiane sur échantillon réduit)</w:t>
+      </w:r>
+    </w:p>
+    <w:p>
+      <w:pPr>
+        <w:numPr>
+          <w:ilvl w:val="0"/>
+          <w:numId w:val="67"/>
+        </w:numPr>
+        <w:spacing w:after="150" w:line="276" w:lineRule="auto"/>
+      </w:pPr>
+      <w:r>
+        <w:rPr>
+          <w:rFonts w:ascii="Segoe UI Emoji" w:hAnsi="Segoe UI Emoji" w:cs="Segoe UI Emoji"/>
+        </w:rPr>
+        <w:t>✅</w:t>
+      </w:r>
+      <w:r>
+        <w:t xml:space="preserve"> Vérification manuelle de la cohérence : calcul à la main de la médiane et du quadrant attendu pour chaque produit, comparé au résultat de l'API</w:t>
+      </w:r>
+    </w:p>
+    <w:p>
+      <w:pPr>
+        <w:numPr>
+          <w:ilvl w:val="0"/>
+          <w:numId w:val="67"/>
+        </w:numPr>
+        <w:spacing w:after="150" w:line="276" w:lineRule="auto"/>
+      </w:pPr>
+      <w:r>
+        <w:rPr>
+          <w:rFonts w:ascii="Segoe UI Emoji" w:hAnsi="Segoe UI Emoji" w:cs="Segoe UI Emoji"/>
+        </w:rPr>
+        <w:t>✅</w:t>
+      </w:r>
+      <w:r>
+        <w:t xml:space="preserve"> Vérification que la marge n'est jamais recalculée côté service IA</w:t>
+      </w:r>
+    </w:p>
+    <w:p>
+      <w:pPr>
+        <w:numPr>
+          <w:ilvl w:val="0"/>
+          <w:numId w:val="67"/>
+        </w:numPr>
+        <w:spacing w:after="150" w:line="276" w:lineRule="auto"/>
+      </w:pPr>
+      <w:r>
+        <w:rPr>
+          <w:rFonts w:ascii="Segoe UI Emoji" w:hAnsi="Segoe UI Emoji" w:cs="Segoe UI Emoji"/>
+        </w:rPr>
+        <w:t>✅</w:t>
+      </w:r>
+      <w:r>
+        <w:t xml:space="preserve"> Correction et vérification d'un bug d'affichage (marge en pourcentage au lieu d'euros)</w:t>
+      </w:r>
+    </w:p>
+    <w:p>
+      <w:pPr>
+        <w:numPr>
+          <w:ilvl w:val="0"/>
+          <w:numId w:val="67"/>
+        </w:numPr>
+        <w:spacing w:after="150" w:line="276" w:lineRule="auto"/>
+      </w:pPr>
+      <w:r>
+        <w:rPr>
+          <w:rFonts w:ascii="Segoe UI Emoji" w:hAnsi="Segoe UI Emoji" w:cs="Segoe UI Emoji"/>
+        </w:rPr>
+        <w:t>✅</w:t>
+      </w:r>
+      <w:r>
+        <w:t xml:space="preserve"> Aucune régression sur les modules précédemment livrés</w:t>
+      </w:r>
+    </w:p>
+    <w:p>
+      <w:pPr>
+        <w:spacing w:after="150" w:line="276" w:lineRule="auto"/>
+        <w:rPr>
+          <w:b/>
+          <w:bCs/>
+        </w:rPr>
+      </w:pPr>
+      <w:r>
+        <w:rPr>
+          <w:b/>
+          <w:bCs/>
+        </w:rPr>
+        <w:t>Livrable de fin de Sprint 4</w:t>
+      </w:r>
+    </w:p>
+    <w:p>
+      <w:pPr>
+        <w:spacing w:after="150" w:line="276" w:lineRule="auto"/>
+      </w:pPr>
+      <w:r>
+        <w:t>À l'issue de ce sprint, la plateforme dispose d'un module de segmentation opérationnel, fondé sur des données de marge réelles et non recalculées, avec une classification cohérente y compris sur un catalogue de faible volume, des suggestions formulées en langage métier, et un contrôle d'accès restreint au rôle stratégique.</w:t>
+      </w:r>
+    </w:p>
+    <w:p>
+      <w:pPr>
+        <w:spacing w:after="150" w:line="276" w:lineRule="auto"/>
+      </w:pPr>
+      <w:r>
+        <w:rPr>
+          <w:b/>
+          <w:bCs/>
+        </w:rPr>
+        <w:t xml:space="preserve">Statut du Sprint 4 : Terminé et validé. </w:t>
+      </w:r>
+      <w:r>
+        <w:rPr>
+          <w:rFonts w:ascii="Segoe UI Emoji" w:hAnsi="Segoe UI Emoji" w:cs="Segoe UI Emoji"/>
+          <w:b/>
+          <w:bCs/>
+        </w:rPr>
+        <w:t>✅</w:t>
+      </w:r>
+    </w:p>
+    <w:p>
+      <w:pPr>
+        <w:spacing w:after="150" w:line="276" w:lineRule="auto"/>
+      </w:pPr>
+      <w:r>
+        <w:pict w14:anchorId="68FB6B65">
+          <v:rect id="_x0000_i1048" style="width:0;height:1.5pt" o:hralign="center" o:hrstd="t" o:hr="t" fillcolor="#a0a0a0" stroked="f"/>
+        </w:pict>
+      </w:r>
+    </w:p>
+    <w:p>
+      <w:pPr>
+        <w:spacing w:after="150" w:line="276" w:lineRule="auto"/>
+      </w:pPr>
+      <w:r>
+        <w:pict w14:anchorId="1053EAF8">
+          <v:rect id="_x0000_i1049" style="width:0;height:1.5pt" o:hralign="center" o:hrstd="t" o:hr="t" fillcolor="#a0a0a0" stroked="f"/>
+        </w:pict>
+      </w:r>
+    </w:p>
+    <w:p>
+      <w:pPr>
+        <w:spacing w:after="150" w:line="276" w:lineRule="auto"/>
+        <w:rPr>
+          <w:b/>
+          <w:bCs/>
+        </w:rPr>
+      </w:pPr>
+      <w:r>
+        <w:rPr>
+          <w:b/>
+          <w:bCs/>
+        </w:rPr>
+        <w:t xml:space="preserve">Phase 4 – Sprint 5 : Tableau de bord consolidé &amp; </w:t>
+      </w:r>
+      <w:proofErr w:type="spellStart"/>
+      <w:r>
+        <w:rPr>
+          <w:b/>
+          <w:bCs/>
+        </w:rPr>
+        <w:t>reporting</w:t>
+      </w:r>
+      <w:proofErr w:type="spellEnd"/>
+    </w:p>
+    <w:p>
+      <w:pPr>
+        <w:spacing w:after="150" w:line="276" w:lineRule="auto"/>
+      </w:pPr>
+      <w:r>
+        <w:rPr>
+          <w:i/>
+          <w:iCs/>
+        </w:rPr>
+        <w:t>(Version prête à insérer dans le cahier des charges / rapport de réalisation, section 10 ou en annexe)</w:t>
+      </w:r>
+    </w:p>
+    <w:p>
+      <w:pPr>
+        <w:spacing w:after="150" w:line="276" w:lineRule="auto"/>
+        <w:rPr>
+          <w:b/>
+          <w:bCs/>
+        </w:rPr>
+      </w:pPr>
+      <w:r>
+        <w:rPr>
+          <w:b/>
+          <w:bCs/>
+        </w:rPr>
+        <w:t>Objectif du Sprint</w:t>
+      </w:r>
+    </w:p>
+    <w:p>
+      <w:pPr>
+        <w:spacing w:after="150" w:line="276" w:lineRule="auto"/>
+      </w:pPr>
+      <w:r>
+        <w:lastRenderedPageBreak/>
+        <w:t>L'objectif de ce sprint était de composer un tableau de bord stratégique unique, agrégeant les indicateurs clés du cœur applicatif (chiffre d'affaires, stock critique, meilleures ventes) et les sorties des quatre modules IA développés lors des sprints précédents (prévision, recommandation, anomalies, segmentation), avec une fonctionnalité d'export, destiné au pilotage global de l'activité par le gérant.</w:t>
+      </w:r>
+    </w:p>
+    <w:p>
+      <w:pPr>
+        <w:spacing w:after="150" w:line="276" w:lineRule="auto"/>
+        <w:rPr>
+          <w:b/>
+          <w:bCs/>
+        </w:rPr>
+      </w:pPr>
+      <w:r>
+        <w:rPr>
+          <w:b/>
+          <w:bCs/>
+        </w:rPr>
+        <w:t>Travaux réalisés</w:t>
+      </w:r>
+    </w:p>
+    <w:p>
+      <w:pPr>
+        <w:spacing w:after="150" w:line="276" w:lineRule="auto"/>
+        <w:rPr>
+          <w:b/>
+          <w:bCs/>
+        </w:rPr>
+      </w:pPr>
+      <w:r>
+        <w:rPr>
+          <w:b/>
+          <w:bCs/>
+        </w:rPr>
+        <w:t>1. Endpoint d'agrégation</w:t>
+      </w:r>
+    </w:p>
+    <w:p>
+      <w:pPr>
+        <w:spacing w:after="150" w:line="276" w:lineRule="auto"/>
+      </w:pPr>
+      <w:r>
+        <w:t xml:space="preserve">Un </w:t>
+      </w:r>
+      <w:proofErr w:type="spellStart"/>
+      <w:r>
+        <w:t>endpoint</w:t>
+      </w:r>
+      <w:proofErr w:type="spellEnd"/>
+      <w:r>
+        <w:t xml:space="preserve"> dédié combine les indicateurs de synthèse en une seule réponse, en respectant strictement le principe de source unique de vérité établi depuis le Sprint 0 : les indicateurs cœur (chiffre d'affaires, stock critique, meilleures ventes) sont lus directement depuis les services existants du module Ventes et Stocks, et les sorties IA sont récupérées depuis les </w:t>
+      </w:r>
+      <w:proofErr w:type="spellStart"/>
+      <w:r>
+        <w:t>endpoints</w:t>
+      </w:r>
+      <w:proofErr w:type="spellEnd"/>
+      <w:r>
+        <w:t xml:space="preserve"> déjà développés — aucune métrique n'est recalculée à ce niveau d'agrégation. L'accès est restreint au rôle Administrateur, cohérent avec la nature stratégique de cette synthèse.</w:t>
+      </w:r>
+    </w:p>
+    <w:p>
+      <w:pPr>
+        <w:spacing w:after="150" w:line="276" w:lineRule="auto"/>
+        <w:rPr>
+          <w:b/>
+          <w:bCs/>
+        </w:rPr>
+      </w:pPr>
+      <w:r>
+        <w:rPr>
+          <w:b/>
+          <w:bCs/>
+        </w:rPr>
+        <w:t>2. Écran de tableau de bord consolidé</w:t>
+      </w:r>
+    </w:p>
+    <w:p>
+      <w:pPr>
+        <w:spacing w:after="150" w:line="276" w:lineRule="auto"/>
+      </w:pPr>
+      <w:r>
+        <w:t>L'écran présente, en un coup d'œil, le chiffre d'affaires mensuel, le nombre de références en stock critique, les meilleures ventes, un résumé de la prévision, le nombre d'anomalies actives et un résumé de la segmentation, chaque section pointant vers l'écran détaillé correspondant plutôt que de dupliquer sa logique d'affichage — conformément au principe de réutilisation des composants déjà appliqué au Sprint 3 pour les notifications.</w:t>
+      </w:r>
+    </w:p>
+    <w:p>
+      <w:pPr>
+        <w:spacing w:after="150" w:line="276" w:lineRule="auto"/>
+        <w:rPr>
+          <w:b/>
+          <w:bCs/>
+        </w:rPr>
+      </w:pPr>
+      <w:r>
+        <w:rPr>
+          <w:b/>
+          <w:bCs/>
+        </w:rPr>
+        <w:t>3. Export de rapport</w:t>
+      </w:r>
+    </w:p>
+    <w:p>
+      <w:pPr>
+        <w:spacing w:after="150" w:line="276" w:lineRule="auto"/>
+      </w:pPr>
+      <w:r>
+        <w:t>Une fonctionnalité d'export au format Excel a été ajoutée, générée à partir des mêmes données que celles affichées à l'écran au moment de l'export, garantissant l'absence de tout recalcul divergent entre l'écran et le rapport exporté.</w:t>
+      </w:r>
+    </w:p>
+    <w:p>
+      <w:pPr>
+        <w:spacing w:after="150" w:line="276" w:lineRule="auto"/>
+        <w:rPr>
+          <w:b/>
+          <w:bCs/>
+        </w:rPr>
+      </w:pPr>
+      <w:r>
+        <w:rPr>
+          <w:b/>
+          <w:bCs/>
+        </w:rPr>
+        <w:t>4. Anomalie détectée et corrigée en cours de sprint</w:t>
+      </w:r>
+    </w:p>
+    <w:p>
+      <w:pPr>
+        <w:spacing w:after="150" w:line="276" w:lineRule="auto"/>
+      </w:pPr>
+      <w:r>
+        <w:t xml:space="preserve">Un défaut a été constaté après une première mise en œuvre de </w:t>
+      </w:r>
+      <w:proofErr w:type="spellStart"/>
+      <w:r>
+        <w:t>l'endpoint</w:t>
+      </w:r>
+      <w:proofErr w:type="spellEnd"/>
+      <w:r>
+        <w:t xml:space="preserve"> d'agrégation : l'écran affichait un message d'erreur générique (« Impossible de charger le </w:t>
+      </w:r>
+      <w:proofErr w:type="spellStart"/>
+      <w:r>
+        <w:t>dashboard</w:t>
+      </w:r>
+      <w:proofErr w:type="spellEnd"/>
+      <w:r>
+        <w:t xml:space="preserve"> ») alors que les tests automatisés passaient. L'investigation a révélé un bug de portée de variable dans le service d'agrégation, provoquant un échec silencieux systématique des appels vers le service IA ; ce défaut n'était pas détecté par les tests existants faute d'environnement de test reproduisant fidèlement les conditions réelles d'exécution. Le bug a été corrigé, une suite de tests automatisés dédiée a été mise en place (avec simulation contrôlée du service IA) pour couvrir spécifiquement ce cas de figure, et la correction a été vérifiée en conditions réelles avant la clôture du sprint. Un défaut d'ergonomie mineur (espacement insuffisant entre les cartes d'indicateurs) a également été identifié et corrigé au cours de cette même vérification.</w:t>
+      </w:r>
+    </w:p>
+    <w:p>
+      <w:pPr>
+        <w:spacing w:after="150" w:line="276" w:lineRule="auto"/>
+        <w:rPr>
+          <w:b/>
+          <w:bCs/>
+        </w:rPr>
+      </w:pPr>
+      <w:r>
+        <w:rPr>
+          <w:b/>
+          <w:bCs/>
+        </w:rPr>
+        <w:t>5. Validation et tests</w:t>
+      </w:r>
+    </w:p>
+    <w:p>
+      <w:pPr>
+        <w:numPr>
+          <w:ilvl w:val="0"/>
+          <w:numId w:val="68"/>
+        </w:numPr>
+        <w:spacing w:after="150" w:line="276" w:lineRule="auto"/>
+      </w:pPr>
+      <w:r>
+        <w:rPr>
+          <w:rFonts w:ascii="Segoe UI Emoji" w:hAnsi="Segoe UI Emoji" w:cs="Segoe UI Emoji"/>
+        </w:rPr>
+        <w:t>✅</w:t>
+      </w:r>
+      <w:r>
+        <w:t xml:space="preserve"> Tests de cohérence automatisés réussis (8/8) : chaque section du tableau de bord vérifiée comme identique à la valeur retournée par son </w:t>
+      </w:r>
+      <w:proofErr w:type="spellStart"/>
+      <w:r>
+        <w:t>endpoint</w:t>
+      </w:r>
+      <w:proofErr w:type="spellEnd"/>
+      <w:r>
+        <w:t xml:space="preserve"> source correspondant, sans divergence</w:t>
+      </w:r>
+    </w:p>
+    <w:p>
+      <w:pPr>
+        <w:numPr>
+          <w:ilvl w:val="0"/>
+          <w:numId w:val="68"/>
+        </w:numPr>
+        <w:spacing w:after="150" w:line="276" w:lineRule="auto"/>
+      </w:pPr>
+      <w:r>
+        <w:rPr>
+          <w:rFonts w:ascii="Segoe UI Emoji" w:hAnsi="Segoe UI Emoji" w:cs="Segoe UI Emoji"/>
+        </w:rPr>
+        <w:t>✅</w:t>
+      </w:r>
+      <w:r>
+        <w:t xml:space="preserve"> Vérification manuelle de cohérence : chiffre d'affaires du tableau de bord comparé à celui affiché par l'écran Ventes existant</w:t>
+      </w:r>
+    </w:p>
+    <w:p>
+      <w:pPr>
+        <w:numPr>
+          <w:ilvl w:val="0"/>
+          <w:numId w:val="68"/>
+        </w:numPr>
+        <w:spacing w:after="150" w:line="276" w:lineRule="auto"/>
+      </w:pPr>
+      <w:r>
+        <w:rPr>
+          <w:rFonts w:ascii="Segoe UI Emoji" w:hAnsi="Segoe UI Emoji" w:cs="Segoe UI Emoji"/>
+        </w:rPr>
+        <w:t>✅</w:t>
+      </w:r>
+      <w:r>
+        <w:t xml:space="preserve"> Export généré vérifié comme identique aux données affichées à l'écran au moment de l'export</w:t>
+      </w:r>
+    </w:p>
+    <w:p>
+      <w:pPr>
+        <w:numPr>
+          <w:ilvl w:val="0"/>
+          <w:numId w:val="68"/>
+        </w:numPr>
+        <w:spacing w:after="150" w:line="276" w:lineRule="auto"/>
+      </w:pPr>
+      <w:r>
+        <w:rPr>
+          <w:rFonts w:ascii="Segoe UI Emoji" w:hAnsi="Segoe UI Emoji" w:cs="Segoe UI Emoji"/>
+        </w:rPr>
+        <w:t>✅</w:t>
+      </w:r>
+      <w:r>
+        <w:t xml:space="preserve"> Contrôle d'accès restreint au rôle Administrateur vérifié</w:t>
+      </w:r>
+    </w:p>
+    <w:p>
+      <w:pPr>
+        <w:numPr>
+          <w:ilvl w:val="0"/>
+          <w:numId w:val="68"/>
+        </w:numPr>
+        <w:spacing w:after="150" w:line="276" w:lineRule="auto"/>
+      </w:pPr>
+      <w:r>
+        <w:rPr>
+          <w:rFonts w:ascii="Segoe UI Emoji" w:hAnsi="Segoe UI Emoji" w:cs="Segoe UI Emoji"/>
+        </w:rPr>
+        <w:t>✅</w:t>
+      </w:r>
+      <w:r>
+        <w:t xml:space="preserve"> Correction d'un défaut fonctionnel bloquant (échec silencieux des appels IA) et d'un défaut d'ergonomie mineur, tous deux vérifiés en conditions réelles</w:t>
+      </w:r>
+    </w:p>
+    <w:p>
+      <w:pPr>
+        <w:numPr>
+          <w:ilvl w:val="0"/>
+          <w:numId w:val="68"/>
+        </w:numPr>
+        <w:spacing w:after="150" w:line="276" w:lineRule="auto"/>
+      </w:pPr>
+      <w:r>
+        <w:rPr>
+          <w:rFonts w:ascii="Segoe UI Emoji" w:hAnsi="Segoe UI Emoji" w:cs="Segoe UI Emoji"/>
+        </w:rPr>
+        <w:t>✅</w:t>
+      </w:r>
+      <w:r>
+        <w:t xml:space="preserve"> Aucune régression sur les modules précédemment livrés</w:t>
+      </w:r>
+    </w:p>
+    <w:p>
+      <w:pPr>
+        <w:spacing w:after="150" w:line="276" w:lineRule="auto"/>
+        <w:rPr>
+          <w:b/>
+          <w:bCs/>
+        </w:rPr>
+      </w:pPr>
+      <w:r>
+        <w:rPr>
+          <w:b/>
+          <w:bCs/>
+        </w:rPr>
+        <w:t>Livrable de fin de Sprint 5</w:t>
+      </w:r>
+    </w:p>
+    <w:p>
+      <w:pPr>
+        <w:spacing w:after="150" w:line="276" w:lineRule="auto"/>
+      </w:pPr>
+      <w:r>
+        <w:t>À l'issue de ce sprint, la plateforme dispose d'un tableau de bord stratégique unique et fonctionnel, agrégeant sans duplication ni recalcul l'ensemble des indicateurs cœur et des sorties des quatre modules IA développés, avec une fonctionnalité d'export cohérente, prêt pour la phase finale de consolidation et de régression globale (Sprint 6).</w:t>
+      </w:r>
+    </w:p>
+    <w:p>
+      <w:pPr>
+        <w:spacing w:after="150" w:line="276" w:lineRule="auto"/>
+      </w:pPr>
+      <w:r>
+        <w:rPr>
+          <w:b/>
+          <w:bCs/>
+        </w:rPr>
+        <w:t xml:space="preserve">Statut du Sprint 5 : Terminé et validé. </w:t>
+      </w:r>
+      <w:r>
+        <w:rPr>
+          <w:rFonts w:ascii="Segoe UI Emoji" w:hAnsi="Segoe UI Emoji" w:cs="Segoe UI Emoji"/>
+          <w:b/>
+          <w:bCs/>
+        </w:rPr>
+        <w:t>✅</w:t>
+      </w:r>
+    </w:p>
+    <w:p>
+      <w:pPr>
+        <w:spacing w:after="150" w:line="276" w:lineRule="auto"/>
+      </w:pPr>
+      <w:r>
+        <w:lastRenderedPageBreak/>
+        <w:t xml:space="preserve">Franchement, votre projet est déjà </w:t>
+      </w:r>
+      <w:r>
+        <w:rPr>
+          <w:b/>
+          <w:bCs/>
+        </w:rPr>
+        <w:t>au-dessus du niveau habituel d'un PFE</w:t>
+      </w:r>
+      <w:r>
+        <w:t xml:space="preserve">. Vous avez couvert les modules ERP, l'architecture, les tests E2E, l'intégration continue, l'IA, les tableaux de bord et même les pièges d'intégration. Avant d'ajouter de nouvelles fonctionnalités, il faut identifier ce qui manque réellement en termes de </w:t>
+      </w:r>
+      <w:r>
+        <w:rPr>
+          <w:b/>
+          <w:bCs/>
+        </w:rPr>
+        <w:t>valeur métier</w:t>
+      </w:r>
+      <w:r>
+        <w:t xml:space="preserve">, </w:t>
+      </w:r>
+      <w:r>
+        <w:rPr>
+          <w:b/>
+          <w:bCs/>
+        </w:rPr>
+        <w:t>robustesse</w:t>
+      </w:r>
+      <w:r>
+        <w:t xml:space="preserve"> et </w:t>
+      </w:r>
+      <w:r>
+        <w:rPr>
+          <w:b/>
+          <w:bCs/>
+        </w:rPr>
+        <w:t>impression en soutenance</w:t>
+      </w:r>
+      <w:r>
+        <w:t>.</w:t>
+      </w:r>
+    </w:p>
+    <w:p>
+      <w:pPr>
+        <w:spacing w:after="150" w:line="276" w:lineRule="auto"/>
+        <w:rPr>
+          <w:b/>
+          <w:bCs/>
+        </w:rPr>
+      </w:pPr>
+      <w:r>
+        <w:rPr>
+          <w:b/>
+          <w:bCs/>
+        </w:rPr>
+        <w:t>Analyse de l'état actuel</w:t>
+      </w:r>
+    </w:p>
+    <w:p>
+      <w:pPr>
+        <w:spacing w:after="150" w:line="276" w:lineRule="auto"/>
+        <w:rPr>
+          <w:b/>
+          <w:bCs/>
+        </w:rPr>
+      </w:pPr>
+      <w:r>
+        <w:rPr>
+          <w:b/>
+          <w:bCs/>
+        </w:rPr>
+        <w:t xml:space="preserve">Ce qui est déjà très solide </w:t>
+      </w:r>
+      <w:r>
+        <w:rPr>
+          <w:rFonts w:ascii="Segoe UI Emoji" w:hAnsi="Segoe UI Emoji" w:cs="Segoe UI Emoji"/>
+          <w:b/>
+          <w:bCs/>
+        </w:rPr>
+        <w:t>✅</w:t>
+      </w:r>
+    </w:p>
+    <w:p>
+      <w:pPr>
+        <w:spacing w:after="150" w:line="276" w:lineRule="auto"/>
+        <w:rPr>
+          <w:b/>
+          <w:bCs/>
+        </w:rPr>
+      </w:pPr>
+      <w:r>
+        <w:rPr>
+          <w:b/>
+          <w:bCs/>
+        </w:rPr>
+        <w:t>Partie métier</w:t>
+      </w:r>
+    </w:p>
+    <w:p>
+      <w:pPr>
+        <w:numPr>
+          <w:ilvl w:val="0"/>
+          <w:numId w:val="69"/>
+        </w:numPr>
+        <w:spacing w:after="150" w:line="276" w:lineRule="auto"/>
+      </w:pPr>
+      <w:r>
+        <w:t>Produits</w:t>
+      </w:r>
+    </w:p>
+    <w:p>
+      <w:pPr>
+        <w:numPr>
+          <w:ilvl w:val="0"/>
+          <w:numId w:val="69"/>
+        </w:numPr>
+        <w:spacing w:after="150" w:line="276" w:lineRule="auto"/>
+      </w:pPr>
+      <w:r>
+        <w:t>Recettes</w:t>
+      </w:r>
+    </w:p>
+    <w:p>
+      <w:pPr>
+        <w:numPr>
+          <w:ilvl w:val="0"/>
+          <w:numId w:val="69"/>
+        </w:numPr>
+        <w:spacing w:after="150" w:line="276" w:lineRule="auto"/>
+      </w:pPr>
+      <w:r>
+        <w:t>Stocks</w:t>
+      </w:r>
+    </w:p>
+    <w:p>
+      <w:pPr>
+        <w:numPr>
+          <w:ilvl w:val="0"/>
+          <w:numId w:val="69"/>
+        </w:numPr>
+        <w:spacing w:after="150" w:line="276" w:lineRule="auto"/>
+      </w:pPr>
+      <w:r>
+        <w:t>Vente / caisse</w:t>
+      </w:r>
+    </w:p>
+    <w:p>
+      <w:pPr>
+        <w:numPr>
+          <w:ilvl w:val="0"/>
+          <w:numId w:val="69"/>
+        </w:numPr>
+        <w:spacing w:after="150" w:line="276" w:lineRule="auto"/>
+      </w:pPr>
+      <w:r>
+        <w:t>Employés</w:t>
+      </w:r>
+    </w:p>
+    <w:p>
+      <w:pPr>
+        <w:numPr>
+          <w:ilvl w:val="0"/>
+          <w:numId w:val="69"/>
+        </w:numPr>
+        <w:spacing w:after="150" w:line="276" w:lineRule="auto"/>
+      </w:pPr>
+      <w:r>
+        <w:t>Fournisseurs</w:t>
+      </w:r>
+    </w:p>
+    <w:p>
+      <w:pPr>
+        <w:numPr>
+          <w:ilvl w:val="0"/>
+          <w:numId w:val="69"/>
+        </w:numPr>
+        <w:spacing w:after="150" w:line="276" w:lineRule="auto"/>
+      </w:pPr>
+      <w:r>
+        <w:t>Commandes clients</w:t>
+      </w:r>
+    </w:p>
+    <w:p>
+      <w:pPr>
+        <w:numPr>
+          <w:ilvl w:val="0"/>
+          <w:numId w:val="69"/>
+        </w:numPr>
+        <w:spacing w:after="150" w:line="276" w:lineRule="auto"/>
+      </w:pPr>
+      <w:r>
+        <w:t>Commandes fournisseurs</w:t>
+      </w:r>
+    </w:p>
+    <w:p>
+      <w:pPr>
+        <w:spacing w:after="150" w:line="276" w:lineRule="auto"/>
+        <w:rPr>
+          <w:b/>
+          <w:bCs/>
+        </w:rPr>
+      </w:pPr>
+      <w:r>
+        <w:rPr>
+          <w:b/>
+          <w:bCs/>
+        </w:rPr>
+        <w:t>Partie technique</w:t>
+      </w:r>
+    </w:p>
+    <w:p>
+      <w:pPr>
+        <w:numPr>
+          <w:ilvl w:val="0"/>
+          <w:numId w:val="70"/>
+        </w:numPr>
+        <w:spacing w:after="150" w:line="276" w:lineRule="auto"/>
+      </w:pPr>
+      <w:r>
+        <w:t>API centralisée</w:t>
+      </w:r>
+    </w:p>
+    <w:p>
+      <w:pPr>
+        <w:numPr>
+          <w:ilvl w:val="0"/>
+          <w:numId w:val="70"/>
+        </w:numPr>
+        <w:spacing w:after="150" w:line="276" w:lineRule="auto"/>
+      </w:pPr>
+      <w:r>
+        <w:t>JWT + rôles</w:t>
+      </w:r>
+    </w:p>
+    <w:p>
+      <w:pPr>
+        <w:numPr>
+          <w:ilvl w:val="0"/>
+          <w:numId w:val="70"/>
+        </w:numPr>
+        <w:spacing w:after="150" w:line="276" w:lineRule="auto"/>
+      </w:pPr>
+      <w:r>
+        <w:t>Tests automatisés</w:t>
+      </w:r>
+    </w:p>
+    <w:p>
+      <w:pPr>
+        <w:numPr>
+          <w:ilvl w:val="0"/>
+          <w:numId w:val="70"/>
+        </w:numPr>
+        <w:spacing w:after="150" w:line="276" w:lineRule="auto"/>
+      </w:pPr>
+      <w:r>
+        <w:t>E2E</w:t>
+      </w:r>
+    </w:p>
+    <w:p>
+      <w:pPr>
+        <w:numPr>
+          <w:ilvl w:val="0"/>
+          <w:numId w:val="70"/>
+        </w:numPr>
+        <w:spacing w:after="150" w:line="276" w:lineRule="auto"/>
+      </w:pPr>
+      <w:r>
+        <w:t>CI</w:t>
+      </w:r>
+    </w:p>
+    <w:p>
+      <w:pPr>
+        <w:numPr>
+          <w:ilvl w:val="0"/>
+          <w:numId w:val="70"/>
+        </w:numPr>
+        <w:spacing w:after="150" w:line="276" w:lineRule="auto"/>
+      </w:pPr>
+      <w:r>
+        <w:t>Cache IA</w:t>
+      </w:r>
+    </w:p>
+    <w:p>
+      <w:pPr>
+        <w:numPr>
+          <w:ilvl w:val="0"/>
+          <w:numId w:val="70"/>
+        </w:numPr>
+        <w:spacing w:after="150" w:line="276" w:lineRule="auto"/>
+      </w:pPr>
+      <w:r>
+        <w:t>ETL</w:t>
+      </w:r>
+    </w:p>
+    <w:p>
+      <w:pPr>
+        <w:spacing w:after="150" w:line="276" w:lineRule="auto"/>
+        <w:rPr>
+          <w:b/>
+          <w:bCs/>
+        </w:rPr>
+      </w:pPr>
+      <w:r>
+        <w:rPr>
+          <w:b/>
+          <w:bCs/>
+        </w:rPr>
+        <w:t>Partie IA</w:t>
+      </w:r>
+    </w:p>
+    <w:p>
+      <w:pPr>
+        <w:numPr>
+          <w:ilvl w:val="0"/>
+          <w:numId w:val="71"/>
+        </w:numPr>
+        <w:spacing w:after="150" w:line="276" w:lineRule="auto"/>
+      </w:pPr>
+      <w:r>
+        <w:t>Prévision</w:t>
+      </w:r>
+    </w:p>
+    <w:p>
+      <w:pPr>
+        <w:numPr>
+          <w:ilvl w:val="0"/>
+          <w:numId w:val="71"/>
+        </w:numPr>
+        <w:spacing w:after="150" w:line="276" w:lineRule="auto"/>
+      </w:pPr>
+      <w:r>
+        <w:t>Recommandation de production</w:t>
+      </w:r>
+    </w:p>
+    <w:p>
+      <w:pPr>
+        <w:numPr>
+          <w:ilvl w:val="0"/>
+          <w:numId w:val="71"/>
+        </w:numPr>
+        <w:spacing w:after="150" w:line="276" w:lineRule="auto"/>
+      </w:pPr>
+      <w:r>
+        <w:t>Détection d'anomalies</w:t>
+      </w:r>
+    </w:p>
+    <w:p>
+      <w:pPr>
+        <w:numPr>
+          <w:ilvl w:val="0"/>
+          <w:numId w:val="71"/>
+        </w:numPr>
+        <w:spacing w:after="150" w:line="276" w:lineRule="auto"/>
+      </w:pPr>
+      <w:r>
+        <w:t>Segmentation</w:t>
+      </w:r>
+    </w:p>
+    <w:p>
+      <w:pPr>
+        <w:numPr>
+          <w:ilvl w:val="0"/>
+          <w:numId w:val="71"/>
+        </w:numPr>
+        <w:spacing w:after="150" w:line="276" w:lineRule="auto"/>
+      </w:pPr>
+      <w:r>
+        <w:t>Insights</w:t>
+      </w:r>
+    </w:p>
+    <w:p>
+      <w:pPr>
+        <w:spacing w:after="150" w:line="276" w:lineRule="auto"/>
+        <w:rPr>
+          <w:b/>
+          <w:bCs/>
+        </w:rPr>
+      </w:pPr>
+      <w:r>
+        <w:rPr>
+          <w:b/>
+          <w:bCs/>
+        </w:rPr>
+        <w:t>Partie décisionnelle</w:t>
+      </w:r>
+    </w:p>
+    <w:p>
+      <w:pPr>
+        <w:numPr>
+          <w:ilvl w:val="0"/>
+          <w:numId w:val="72"/>
+        </w:numPr>
+        <w:spacing w:after="150" w:line="276" w:lineRule="auto"/>
+      </w:pPr>
+      <w:r>
+        <w:t>Dashboard consolidé</w:t>
+      </w:r>
+    </w:p>
+    <w:p>
+      <w:pPr>
+        <w:numPr>
+          <w:ilvl w:val="0"/>
+          <w:numId w:val="72"/>
+        </w:numPr>
+        <w:spacing w:after="150" w:line="276" w:lineRule="auto"/>
+      </w:pPr>
+      <w:proofErr w:type="spellStart"/>
+      <w:r>
+        <w:t>Reporting</w:t>
+      </w:r>
+      <w:proofErr w:type="spellEnd"/>
+    </w:p>
+    <w:p>
+      <w:pPr>
+        <w:numPr>
+          <w:ilvl w:val="0"/>
+          <w:numId w:val="72"/>
+        </w:numPr>
+        <w:spacing w:after="150" w:line="276" w:lineRule="auto"/>
+      </w:pPr>
+      <w:r>
+        <w:t>Export Excel</w:t>
+      </w:r>
+    </w:p>
+    <w:p>
+      <w:pPr>
+        <w:spacing w:after="150" w:line="276" w:lineRule="auto"/>
+      </w:pPr>
+      <w:r>
+        <w:t>Pour une soutenance, cela couvre déjà largement les exigences d'un ERP intelligent.</w:t>
+      </w:r>
+    </w:p>
+    <w:p>
+      <w:pPr>
+        <w:spacing w:after="150" w:line="276" w:lineRule="auto"/>
+      </w:pPr>
+      <w:r>
+        <w:pict w14:anchorId="13D1055F">
+          <v:rect id="_x0000_i1050" style="width:0;height:1.5pt" o:hralign="center" o:hrstd="t" o:hr="t" fillcolor="#a0a0a0" stroked="f"/>
+        </w:pict>
+      </w:r>
+    </w:p>
+    <w:p>
+      <w:pPr>
+        <w:spacing w:after="150" w:line="276" w:lineRule="auto"/>
+        <w:rPr>
+          <w:b/>
+          <w:bCs/>
+        </w:rPr>
+      </w:pPr>
+      <w:r>
+        <w:rPr>
+          <w:b/>
+          <w:bCs/>
+        </w:rPr>
+        <w:t>Faiblesses restantes</w:t>
+      </w:r>
+    </w:p>
+    <w:p>
+      <w:pPr>
+        <w:spacing w:after="150" w:line="276" w:lineRule="auto"/>
+      </w:pPr>
+      <w:r>
+        <w:lastRenderedPageBreak/>
+        <w:t>En lisant tout le document, je vois 6 axes d'amélioration à forte valeur ajoutée.</w:t>
+      </w:r>
+    </w:p>
+    <w:p>
+      <w:pPr>
+        <w:spacing w:after="150" w:line="276" w:lineRule="auto"/>
+      </w:pPr>
+      <w:r>
+        <w:pict w14:anchorId="54C7C302">
+          <v:rect id="_x0000_i1051" style="width:0;height:1.5pt" o:hralign="center" o:hrstd="t" o:hr="t" fillcolor="#a0a0a0" stroked="f"/>
+        </w:pict>
+      </w:r>
+    </w:p>
+    <w:p>
+      <w:pPr>
+        <w:spacing w:after="150" w:line="276" w:lineRule="auto"/>
+        <w:rPr>
+          <w:b/>
+          <w:bCs/>
+        </w:rPr>
+      </w:pPr>
+      <w:r>
+        <w:rPr>
+          <w:b/>
+          <w:bCs/>
+        </w:rPr>
+        <w:t>1. Traçabilité complète (Audit Log)</w:t>
+      </w:r>
+    </w:p>
+    <w:p>
+      <w:pPr>
+        <w:spacing w:after="150" w:line="276" w:lineRule="auto"/>
+      </w:pPr>
+      <w:r>
+        <w:t>Actuellement vous mentionnez :</w:t>
+      </w:r>
+    </w:p>
+    <w:p>
+      <w:pPr>
+        <w:spacing w:after="150" w:line="276" w:lineRule="auto"/>
+      </w:pPr>
+      <w:proofErr w:type="gramStart"/>
+      <w:r>
+        <w:t>améliorer</w:t>
+      </w:r>
+      <w:proofErr w:type="gramEnd"/>
+      <w:r>
+        <w:t xml:space="preserve"> la traçabilité</w:t>
+      </w:r>
+    </w:p>
+    <w:p>
+      <w:pPr>
+        <w:spacing w:after="150" w:line="276" w:lineRule="auto"/>
+      </w:pPr>
+      <w:proofErr w:type="gramStart"/>
+      <w:r>
+        <w:t>mais</w:t>
+      </w:r>
+      <w:proofErr w:type="gramEnd"/>
+      <w:r>
+        <w:t xml:space="preserve"> il n'existe pas de vrai module d'audit.</w:t>
+      </w:r>
+    </w:p>
+    <w:p>
+      <w:pPr>
+        <w:spacing w:after="150" w:line="276" w:lineRule="auto"/>
+        <w:rPr>
+          <w:b/>
+          <w:bCs/>
+        </w:rPr>
+      </w:pPr>
+      <w:r>
+        <w:rPr>
+          <w:b/>
+          <w:bCs/>
+        </w:rPr>
+        <w:t>Ajouter</w:t>
+      </w:r>
+    </w:p>
+    <w:p>
+      <w:pPr>
+        <w:spacing w:after="150" w:line="276" w:lineRule="auto"/>
+      </w:pPr>
+      <w:r>
+        <w:t>Table :</w:t>
+      </w:r>
+    </w:p>
+    <w:p>
+      <w:pPr>
+        <w:spacing w:after="150" w:line="276" w:lineRule="auto"/>
+      </w:pPr>
+      <w:proofErr w:type="spellStart"/>
+      <w:proofErr w:type="gramStart"/>
+      <w:r>
+        <w:t>audit</w:t>
+      </w:r>
+      <w:proofErr w:type="gramEnd"/>
+      <w:r>
+        <w:t>_logs</w:t>
+      </w:r>
+      <w:proofErr w:type="spellEnd"/>
+    </w:p>
+    <w:p>
+      <w:pPr>
+        <w:spacing w:after="150" w:line="276" w:lineRule="auto"/>
+      </w:pPr>
+      <w:r>
+        <w:t>Champs :</w:t>
+      </w:r>
+    </w:p>
+    <w:p>
+      <w:pPr>
+        <w:spacing w:after="150" w:line="276" w:lineRule="auto"/>
+        <w:rPr>
+          <w:lang w:val="en-GB"/>
+        </w:rPr>
+      </w:pPr>
+      <w:r>
+        <w:rPr>
+          <w:lang w:val="en-GB"/>
+        </w:rPr>
+        <w:t>id</w:t>
+      </w:r>
+    </w:p>
+    <w:p>
+      <w:pPr>
+        <w:spacing w:after="150" w:line="276" w:lineRule="auto"/>
+        <w:rPr>
+          <w:lang w:val="en-GB"/>
+        </w:rPr>
+      </w:pPr>
+      <w:proofErr w:type="spellStart"/>
+      <w:r>
+        <w:rPr>
+          <w:lang w:val="en-GB"/>
+        </w:rPr>
+        <w:t>user_id</w:t>
+      </w:r>
+      <w:proofErr w:type="spellEnd"/>
+    </w:p>
+    <w:p>
+      <w:pPr>
+        <w:spacing w:after="150" w:line="276" w:lineRule="auto"/>
+        <w:rPr>
+          <w:lang w:val="en-GB"/>
+        </w:rPr>
+      </w:pPr>
+      <w:r>
+        <w:rPr>
+          <w:lang w:val="en-GB"/>
+        </w:rPr>
+        <w:t>action</w:t>
+      </w:r>
+    </w:p>
+    <w:p>
+      <w:pPr>
+        <w:spacing w:after="150" w:line="276" w:lineRule="auto"/>
+        <w:rPr>
+          <w:lang w:val="en-GB"/>
+        </w:rPr>
+      </w:pPr>
+      <w:proofErr w:type="spellStart"/>
+      <w:r>
+        <w:rPr>
+          <w:lang w:val="en-GB"/>
+        </w:rPr>
+        <w:t>entity_type</w:t>
+      </w:r>
+      <w:proofErr w:type="spellEnd"/>
+    </w:p>
+    <w:p>
+      <w:pPr>
+        <w:spacing w:after="150" w:line="276" w:lineRule="auto"/>
+        <w:rPr>
+          <w:lang w:val="en-GB"/>
+        </w:rPr>
+      </w:pPr>
+      <w:proofErr w:type="spellStart"/>
+      <w:r>
+        <w:rPr>
+          <w:lang w:val="en-GB"/>
+        </w:rPr>
+        <w:t>entity_id</w:t>
+      </w:r>
+      <w:proofErr w:type="spellEnd"/>
+    </w:p>
+    <w:p>
+      <w:pPr>
+        <w:spacing w:after="150" w:line="276" w:lineRule="auto"/>
+        <w:rPr>
+          <w:lang w:val="en-GB"/>
+        </w:rPr>
+      </w:pPr>
+      <w:proofErr w:type="spellStart"/>
+      <w:r>
+        <w:rPr>
+          <w:lang w:val="en-GB"/>
+        </w:rPr>
+        <w:t>old_value</w:t>
+      </w:r>
+      <w:proofErr w:type="spellEnd"/>
+    </w:p>
+    <w:p>
+      <w:pPr>
+        <w:spacing w:after="150" w:line="276" w:lineRule="auto"/>
+        <w:rPr>
+          <w:lang w:val="en-GB"/>
+        </w:rPr>
+      </w:pPr>
+      <w:proofErr w:type="spellStart"/>
+      <w:r>
+        <w:rPr>
+          <w:lang w:val="en-GB"/>
+        </w:rPr>
+        <w:t>new_value</w:t>
+      </w:r>
+      <w:proofErr w:type="spellEnd"/>
+    </w:p>
+    <w:p>
+      <w:pPr>
+        <w:spacing w:after="150" w:line="276" w:lineRule="auto"/>
+        <w:rPr>
+          <w:lang w:val="en-GB"/>
+        </w:rPr>
+      </w:pPr>
+      <w:r>
+        <w:rPr>
+          <w:lang w:val="en-GB"/>
+        </w:rPr>
+        <w:t>timestamp</w:t>
+      </w:r>
+    </w:p>
+    <w:p>
+      <w:pPr>
+        <w:spacing w:after="150" w:line="276" w:lineRule="auto"/>
+        <w:rPr>
+          <w:lang w:val="en-GB"/>
+        </w:rPr>
+      </w:pPr>
+      <w:proofErr w:type="spellStart"/>
+      <w:r>
+        <w:rPr>
+          <w:lang w:val="en-GB"/>
+        </w:rPr>
+        <w:t>ip_address</w:t>
+      </w:r>
+      <w:proofErr w:type="spellEnd"/>
+    </w:p>
+    <w:p>
+      <w:pPr>
+        <w:spacing w:after="150" w:line="276" w:lineRule="auto"/>
+        <w:rPr>
+          <w:lang w:val="en-GB"/>
+        </w:rPr>
+      </w:pPr>
+      <w:proofErr w:type="spellStart"/>
+      <w:proofErr w:type="gramStart"/>
+      <w:r>
+        <w:rPr>
+          <w:lang w:val="en-GB"/>
+        </w:rPr>
+        <w:t>Exemples</w:t>
+      </w:r>
+      <w:proofErr w:type="spellEnd"/>
+      <w:r>
+        <w:rPr>
+          <w:lang w:val="en-GB"/>
+        </w:rPr>
+        <w:t xml:space="preserve"> :</w:t>
+      </w:r>
+      <w:proofErr w:type="gramEnd"/>
+    </w:p>
+    <w:p>
+      <w:pPr>
+        <w:spacing w:after="150" w:line="276" w:lineRule="auto"/>
+      </w:pPr>
+      <w:r>
+        <w:t>Marwa a modifié le prix du Millefeuille</w:t>
+      </w:r>
+    </w:p>
+    <w:p>
+      <w:pPr>
+        <w:spacing w:after="150" w:line="276" w:lineRule="auto"/>
+      </w:pPr>
+      <w:r>
+        <w:t>Ahmed a supprimé une recette</w:t>
+      </w:r>
+    </w:p>
+    <w:p>
+      <w:pPr>
+        <w:spacing w:after="150" w:line="276" w:lineRule="auto"/>
+      </w:pPr>
+      <w:r>
+        <w:t>Une vente a été annulée</w:t>
+      </w:r>
+    </w:p>
+    <w:p>
+      <w:pPr>
+        <w:spacing w:after="150" w:line="276" w:lineRule="auto"/>
+        <w:rPr>
+          <w:b/>
+          <w:bCs/>
+        </w:rPr>
+      </w:pPr>
+      <w:r>
+        <w:rPr>
+          <w:b/>
+          <w:bCs/>
+        </w:rPr>
+        <w:t>Valeur</w:t>
+      </w:r>
+    </w:p>
+    <w:p>
+      <w:pPr>
+        <w:spacing w:after="150" w:line="276" w:lineRule="auto"/>
+      </w:pPr>
+      <w:r>
+        <w:t>Très apprécié par :</w:t>
+      </w:r>
+    </w:p>
+    <w:p>
+      <w:pPr>
+        <w:numPr>
+          <w:ilvl w:val="0"/>
+          <w:numId w:val="73"/>
+        </w:numPr>
+        <w:spacing w:after="150" w:line="276" w:lineRule="auto"/>
+      </w:pPr>
+      <w:proofErr w:type="gramStart"/>
+      <w:r>
+        <w:t>jury</w:t>
+      </w:r>
+      <w:proofErr w:type="gramEnd"/>
+    </w:p>
+    <w:p>
+      <w:pPr>
+        <w:numPr>
+          <w:ilvl w:val="0"/>
+          <w:numId w:val="73"/>
+        </w:numPr>
+        <w:spacing w:after="150" w:line="276" w:lineRule="auto"/>
+      </w:pPr>
+      <w:proofErr w:type="gramStart"/>
+      <w:r>
+        <w:t>entreprise</w:t>
+      </w:r>
+      <w:proofErr w:type="gramEnd"/>
+    </w:p>
+    <w:p>
+      <w:pPr>
+        <w:numPr>
+          <w:ilvl w:val="0"/>
+          <w:numId w:val="73"/>
+        </w:numPr>
+        <w:spacing w:after="150" w:line="276" w:lineRule="auto"/>
+      </w:pPr>
+      <w:proofErr w:type="gramStart"/>
+      <w:r>
+        <w:t>sécurité</w:t>
+      </w:r>
+      <w:proofErr w:type="gramEnd"/>
+    </w:p>
+    <w:p>
+      <w:pPr>
+        <w:spacing w:after="150" w:line="276" w:lineRule="auto"/>
+      </w:pPr>
+      <w:r>
+        <w:pict w14:anchorId="0E911818">
+          <v:rect id="_x0000_i1052" style="width:0;height:1.5pt" o:hralign="center" o:hrstd="t" o:hr="t" fillcolor="#a0a0a0" stroked="f"/>
+        </w:pict>
+      </w:r>
+    </w:p>
+    <w:p>
+      <w:pPr>
+        <w:spacing w:after="150" w:line="276" w:lineRule="auto"/>
+        <w:rPr>
+          <w:b/>
+          <w:bCs/>
+        </w:rPr>
+      </w:pPr>
+      <w:r>
+        <w:rPr>
+          <w:b/>
+          <w:bCs/>
+        </w:rPr>
+        <w:t>2. Workflow de validation</w:t>
+      </w:r>
+    </w:p>
+    <w:p>
+      <w:pPr>
+        <w:spacing w:after="150" w:line="276" w:lineRule="auto"/>
+      </w:pPr>
+      <w:r>
+        <w:t>Aujourd'hui un responsable peut agir directement.</w:t>
+      </w:r>
+    </w:p>
+    <w:p>
+      <w:pPr>
+        <w:spacing w:after="150" w:line="276" w:lineRule="auto"/>
+      </w:pPr>
+      <w:r>
+        <w:t>Exemple :</w:t>
+      </w:r>
+    </w:p>
+    <w:p>
+      <w:pPr>
+        <w:spacing w:after="150" w:line="276" w:lineRule="auto"/>
+      </w:pPr>
+      <w:r>
+        <w:t>Modifier prix produit</w:t>
+      </w:r>
+    </w:p>
+    <w:p>
+      <w:pPr>
+        <w:spacing w:after="150" w:line="276" w:lineRule="auto"/>
+      </w:pPr>
+      <w:r>
+        <w:t>Supprimer recette</w:t>
+      </w:r>
+    </w:p>
+    <w:p>
+      <w:pPr>
+        <w:spacing w:after="150" w:line="276" w:lineRule="auto"/>
+      </w:pPr>
+      <w:r>
+        <w:t>Annuler commande</w:t>
+      </w:r>
+    </w:p>
+    <w:p>
+      <w:pPr>
+        <w:spacing w:after="150" w:line="276" w:lineRule="auto"/>
+      </w:pPr>
+      <w:r>
+        <w:t>Ajoutez :</w:t>
+      </w:r>
+    </w:p>
+    <w:p>
+      <w:pPr>
+        <w:spacing w:after="150" w:line="276" w:lineRule="auto"/>
+      </w:pPr>
+      <w:r>
+        <w:lastRenderedPageBreak/>
+        <w:t>Demande</w:t>
+      </w:r>
+    </w:p>
+    <w:p>
+      <w:pPr>
+        <w:spacing w:after="150" w:line="276" w:lineRule="auto"/>
+      </w:pPr>
+      <w:r>
+        <w:t>↓</w:t>
+      </w:r>
+    </w:p>
+    <w:p>
+      <w:pPr>
+        <w:spacing w:after="150" w:line="276" w:lineRule="auto"/>
+      </w:pPr>
+      <w:r>
+        <w:t>Validation du gérant</w:t>
+      </w:r>
+    </w:p>
+    <w:p>
+      <w:pPr>
+        <w:spacing w:after="150" w:line="276" w:lineRule="auto"/>
+      </w:pPr>
+      <w:r>
+        <w:t>↓</w:t>
+      </w:r>
+    </w:p>
+    <w:p>
+      <w:pPr>
+        <w:spacing w:after="150" w:line="276" w:lineRule="auto"/>
+      </w:pPr>
+      <w:r>
+        <w:t>Exécution</w:t>
+      </w:r>
+    </w:p>
+    <w:p>
+      <w:pPr>
+        <w:spacing w:after="150" w:line="276" w:lineRule="auto"/>
+        <w:rPr>
+          <w:b/>
+          <w:bCs/>
+        </w:rPr>
+      </w:pPr>
+      <w:r>
+        <w:rPr>
+          <w:b/>
+          <w:bCs/>
+        </w:rPr>
+        <w:t>Tables</w:t>
+      </w:r>
+    </w:p>
+    <w:p>
+      <w:pPr>
+        <w:spacing w:after="150" w:line="276" w:lineRule="auto"/>
+      </w:pPr>
+      <w:proofErr w:type="spellStart"/>
+      <w:proofErr w:type="gramStart"/>
+      <w:r>
+        <w:t>approval</w:t>
+      </w:r>
+      <w:proofErr w:type="gramEnd"/>
+      <w:r>
+        <w:t>_requests</w:t>
+      </w:r>
+      <w:proofErr w:type="spellEnd"/>
+    </w:p>
+    <w:p>
+      <w:pPr>
+        <w:spacing w:after="150" w:line="276" w:lineRule="auto"/>
+        <w:rPr>
+          <w:b/>
+          <w:bCs/>
+        </w:rPr>
+      </w:pPr>
+      <w:r>
+        <w:rPr>
+          <w:b/>
+          <w:bCs/>
+        </w:rPr>
+        <w:t>Cas</w:t>
+      </w:r>
+    </w:p>
+    <w:p>
+      <w:pPr>
+        <w:numPr>
+          <w:ilvl w:val="0"/>
+          <w:numId w:val="74"/>
+        </w:numPr>
+        <w:spacing w:after="150" w:line="276" w:lineRule="auto"/>
+      </w:pPr>
+      <w:proofErr w:type="gramStart"/>
+      <w:r>
+        <w:t>hausse</w:t>
+      </w:r>
+      <w:proofErr w:type="gramEnd"/>
+      <w:r>
+        <w:t xml:space="preserve"> de prix</w:t>
+      </w:r>
+    </w:p>
+    <w:p>
+      <w:pPr>
+        <w:numPr>
+          <w:ilvl w:val="0"/>
+          <w:numId w:val="74"/>
+        </w:numPr>
+        <w:spacing w:after="150" w:line="276" w:lineRule="auto"/>
+      </w:pPr>
+      <w:proofErr w:type="gramStart"/>
+      <w:r>
+        <w:t>remise</w:t>
+      </w:r>
+      <w:proofErr w:type="gramEnd"/>
+      <w:r>
+        <w:t xml:space="preserve"> exceptionnelle</w:t>
+      </w:r>
+    </w:p>
+    <w:p>
+      <w:pPr>
+        <w:numPr>
+          <w:ilvl w:val="0"/>
+          <w:numId w:val="74"/>
+        </w:numPr>
+        <w:spacing w:after="150" w:line="276" w:lineRule="auto"/>
+      </w:pPr>
+      <w:proofErr w:type="gramStart"/>
+      <w:r>
+        <w:t>suppression</w:t>
+      </w:r>
+      <w:proofErr w:type="gramEnd"/>
+      <w:r>
+        <w:t xml:space="preserve"> produit</w:t>
+      </w:r>
+    </w:p>
+    <w:p>
+      <w:pPr>
+        <w:spacing w:after="150" w:line="276" w:lineRule="auto"/>
+      </w:pPr>
+      <w:r>
+        <w:t>Cela donne une image d'ERP professionnel.</w:t>
+      </w:r>
+    </w:p>
+    <w:p>
+      <w:pPr>
+        <w:spacing w:after="150" w:line="276" w:lineRule="auto"/>
+      </w:pPr>
+      <w:r>
+        <w:pict w14:anchorId="6F560790">
+          <v:rect id="_x0000_i1053" style="width:0;height:1.5pt" o:hralign="center" o:hrstd="t" o:hr="t" fillcolor="#a0a0a0" stroked="f"/>
+        </w:pict>
+      </w:r>
+    </w:p>
+    <w:p>
+      <w:pPr>
+        <w:spacing w:after="150" w:line="276" w:lineRule="auto"/>
+        <w:rPr>
+          <w:b/>
+          <w:bCs/>
+        </w:rPr>
+      </w:pPr>
+      <w:r>
+        <w:rPr>
+          <w:b/>
+          <w:bCs/>
+        </w:rPr>
+        <w:t>3. Centre de notifications intelligent</w:t>
+      </w:r>
+    </w:p>
+    <w:p>
+      <w:pPr>
+        <w:spacing w:after="150" w:line="276" w:lineRule="auto"/>
+      </w:pPr>
+      <w:r>
+        <w:t>Vous avez plusieurs alertes dispersées :</w:t>
+      </w:r>
+    </w:p>
+    <w:p>
+      <w:pPr>
+        <w:numPr>
+          <w:ilvl w:val="0"/>
+          <w:numId w:val="75"/>
+        </w:numPr>
+        <w:spacing w:after="150" w:line="276" w:lineRule="auto"/>
+      </w:pPr>
+      <w:proofErr w:type="gramStart"/>
+      <w:r>
+        <w:t>stock</w:t>
+      </w:r>
+      <w:proofErr w:type="gramEnd"/>
+      <w:r>
+        <w:t xml:space="preserve"> faible</w:t>
+      </w:r>
+    </w:p>
+    <w:p>
+      <w:pPr>
+        <w:numPr>
+          <w:ilvl w:val="0"/>
+          <w:numId w:val="75"/>
+        </w:numPr>
+        <w:spacing w:after="150" w:line="276" w:lineRule="auto"/>
+      </w:pPr>
+      <w:proofErr w:type="gramStart"/>
+      <w:r>
+        <w:t>anomalies</w:t>
+      </w:r>
+      <w:proofErr w:type="gramEnd"/>
+    </w:p>
+    <w:p>
+      <w:pPr>
+        <w:numPr>
+          <w:ilvl w:val="0"/>
+          <w:numId w:val="75"/>
+        </w:numPr>
+        <w:spacing w:after="150" w:line="276" w:lineRule="auto"/>
+      </w:pPr>
+      <w:proofErr w:type="gramStart"/>
+      <w:r>
+        <w:t>commandes</w:t>
+      </w:r>
+      <w:proofErr w:type="gramEnd"/>
+    </w:p>
+    <w:p>
+      <w:pPr>
+        <w:spacing w:after="150" w:line="276" w:lineRule="auto"/>
+      </w:pPr>
+      <w:r>
+        <w:t>Je recommande un module unique :</w:t>
+      </w:r>
+    </w:p>
+    <w:p>
+      <w:pPr>
+        <w:spacing w:after="150" w:line="276" w:lineRule="auto"/>
+      </w:pPr>
+      <w:r>
+        <w:t>Notifications Center</w:t>
+      </w:r>
+    </w:p>
+    <w:p>
+      <w:pPr>
+        <w:spacing w:after="150" w:line="276" w:lineRule="auto"/>
+      </w:pPr>
+      <w:r>
+        <w:t>Catégories :</w:t>
+      </w:r>
+    </w:p>
+    <w:p>
+      <w:pPr>
+        <w:spacing w:after="150" w:line="276" w:lineRule="auto"/>
+      </w:pPr>
+      <w:r>
+        <w:t>Stock</w:t>
+      </w:r>
+    </w:p>
+    <w:p>
+      <w:pPr>
+        <w:spacing w:after="150" w:line="276" w:lineRule="auto"/>
+      </w:pPr>
+      <w:r>
+        <w:t>Ventes</w:t>
+      </w:r>
+    </w:p>
+    <w:p>
+      <w:pPr>
+        <w:spacing w:after="150" w:line="276" w:lineRule="auto"/>
+      </w:pPr>
+      <w:r>
+        <w:t>Anomalies IA</w:t>
+      </w:r>
+    </w:p>
+    <w:p>
+      <w:pPr>
+        <w:spacing w:after="150" w:line="276" w:lineRule="auto"/>
+      </w:pPr>
+      <w:r>
+        <w:t>Commandes</w:t>
+      </w:r>
+    </w:p>
+    <w:p>
+      <w:pPr>
+        <w:spacing w:after="150" w:line="276" w:lineRule="auto"/>
+      </w:pPr>
+      <w:r>
+        <w:t>RH</w:t>
+      </w:r>
+    </w:p>
+    <w:p>
+      <w:pPr>
+        <w:spacing w:after="150" w:line="276" w:lineRule="auto"/>
+      </w:pPr>
+      <w:r>
+        <w:t>Fonctions :</w:t>
+      </w:r>
+    </w:p>
+    <w:p>
+      <w:pPr>
+        <w:spacing w:after="150" w:line="276" w:lineRule="auto"/>
+      </w:pPr>
+      <w:proofErr w:type="gramStart"/>
+      <w:r>
+        <w:t>marquer</w:t>
+      </w:r>
+      <w:proofErr w:type="gramEnd"/>
+      <w:r>
+        <w:t xml:space="preserve"> comme lu</w:t>
+      </w:r>
+    </w:p>
+    <w:p>
+      <w:pPr>
+        <w:spacing w:after="150" w:line="276" w:lineRule="auto"/>
+      </w:pPr>
+      <w:proofErr w:type="gramStart"/>
+      <w:r>
+        <w:t>priorité</w:t>
+      </w:r>
+      <w:proofErr w:type="gramEnd"/>
+    </w:p>
+    <w:p>
+      <w:pPr>
+        <w:spacing w:after="150" w:line="276" w:lineRule="auto"/>
+      </w:pPr>
+      <w:proofErr w:type="gramStart"/>
+      <w:r>
+        <w:t>historique</w:t>
+      </w:r>
+      <w:proofErr w:type="gramEnd"/>
+    </w:p>
+    <w:p>
+      <w:pPr>
+        <w:spacing w:after="150" w:line="276" w:lineRule="auto"/>
+      </w:pPr>
+      <w:proofErr w:type="gramStart"/>
+      <w:r>
+        <w:t>filtres</w:t>
+      </w:r>
+      <w:proofErr w:type="gramEnd"/>
+    </w:p>
+    <w:p>
+      <w:pPr>
+        <w:spacing w:after="150" w:line="276" w:lineRule="auto"/>
+      </w:pPr>
+      <w:r>
+        <w:t>Interface façon :</w:t>
+      </w:r>
+    </w:p>
+    <w:p>
+      <w:pPr>
+        <w:spacing w:after="150" w:line="276" w:lineRule="auto"/>
+      </w:pPr>
+      <w:r>
+        <w:rPr>
+          <w:rFonts w:ascii="Segoe UI Emoji" w:hAnsi="Segoe UI Emoji" w:cs="Segoe UI Emoji"/>
+        </w:rPr>
+        <w:t>🔴</w:t>
+      </w:r>
+      <w:r>
+        <w:t xml:space="preserve"> critique</w:t>
+      </w:r>
+    </w:p>
+    <w:p>
+      <w:pPr>
+        <w:spacing w:after="150" w:line="276" w:lineRule="auto"/>
+      </w:pPr>
+      <w:r>
+        <w:rPr>
+          <w:rFonts w:ascii="Segoe UI Emoji" w:hAnsi="Segoe UI Emoji" w:cs="Segoe UI Emoji"/>
+        </w:rPr>
+        <w:t>🟠</w:t>
+      </w:r>
+      <w:r>
+        <w:t xml:space="preserve"> important</w:t>
+      </w:r>
+    </w:p>
+    <w:p>
+      <w:pPr>
+        <w:spacing w:after="150" w:line="276" w:lineRule="auto"/>
+      </w:pPr>
+      <w:r>
+        <w:rPr>
+          <w:rFonts w:ascii="Segoe UI Emoji" w:hAnsi="Segoe UI Emoji" w:cs="Segoe UI Emoji"/>
+        </w:rPr>
+        <w:t>🔵</w:t>
+      </w:r>
+      <w:r>
+        <w:t xml:space="preserve"> information</w:t>
+      </w:r>
+    </w:p>
+    <w:p>
+      <w:pPr>
+        <w:spacing w:after="150" w:line="276" w:lineRule="auto"/>
+      </w:pPr>
+      <w:r>
+        <w:lastRenderedPageBreak/>
+        <w:pict w14:anchorId="526D1E04">
+          <v:rect id="_x0000_i1054" style="width:0;height:1.5pt" o:hralign="center" o:hrstd="t" o:hr="t" fillcolor="#a0a0a0" stroked="f"/>
+        </w:pict>
+      </w:r>
+    </w:p>
+    <w:p>
+      <w:pPr>
+        <w:spacing w:after="150" w:line="276" w:lineRule="auto"/>
+        <w:rPr>
+          <w:b/>
+          <w:bCs/>
+        </w:rPr>
+      </w:pPr>
+      <w:r>
+        <w:rPr>
+          <w:b/>
+          <w:bCs/>
+        </w:rPr>
+        <w:t>4. Prévision financière</w:t>
+      </w:r>
+    </w:p>
+    <w:p>
+      <w:pPr>
+        <w:spacing w:after="150" w:line="276" w:lineRule="auto"/>
+      </w:pPr>
+      <w:r>
+        <w:t>Actuellement l'IA prédit :</w:t>
+      </w:r>
+    </w:p>
+    <w:p>
+      <w:pPr>
+        <w:spacing w:after="150" w:line="276" w:lineRule="auto"/>
+      </w:pPr>
+      <w:proofErr w:type="gramStart"/>
+      <w:r>
+        <w:t>quantités</w:t>
+      </w:r>
+      <w:proofErr w:type="gramEnd"/>
+      <w:r>
+        <w:t xml:space="preserve"> vendues</w:t>
+      </w:r>
+    </w:p>
+    <w:p>
+      <w:pPr>
+        <w:spacing w:after="150" w:line="276" w:lineRule="auto"/>
+      </w:pPr>
+      <w:r>
+        <w:t>Mais pas :</w:t>
+      </w:r>
+    </w:p>
+    <w:p>
+      <w:pPr>
+        <w:spacing w:after="150" w:line="276" w:lineRule="auto"/>
+      </w:pPr>
+      <w:proofErr w:type="gramStart"/>
+      <w:r>
+        <w:t>argent</w:t>
+      </w:r>
+      <w:proofErr w:type="gramEnd"/>
+    </w:p>
+    <w:p>
+      <w:pPr>
+        <w:spacing w:after="150" w:line="276" w:lineRule="auto"/>
+      </w:pPr>
+      <w:r>
+        <w:t>Module très impressionnant en soutenance :</w:t>
+      </w:r>
+    </w:p>
+    <w:p>
+      <w:pPr>
+        <w:spacing w:after="150" w:line="276" w:lineRule="auto"/>
+        <w:rPr>
+          <w:b/>
+          <w:bCs/>
+        </w:rPr>
+      </w:pPr>
+      <w:proofErr w:type="spellStart"/>
+      <w:r>
+        <w:rPr>
+          <w:b/>
+          <w:bCs/>
+        </w:rPr>
+        <w:t>Forecast</w:t>
+      </w:r>
+      <w:proofErr w:type="spellEnd"/>
+      <w:r>
+        <w:rPr>
+          <w:b/>
+          <w:bCs/>
+        </w:rPr>
+        <w:t xml:space="preserve"> financier</w:t>
+      </w:r>
+    </w:p>
+    <w:p>
+      <w:pPr>
+        <w:spacing w:after="150" w:line="276" w:lineRule="auto"/>
+      </w:pPr>
+      <w:r>
+        <w:t>Prédire :</w:t>
+      </w:r>
+    </w:p>
+    <w:p>
+      <w:pPr>
+        <w:spacing w:after="150" w:line="276" w:lineRule="auto"/>
+      </w:pPr>
+      <w:r>
+        <w:t>CA semaine prochaine</w:t>
+      </w:r>
+    </w:p>
+    <w:p>
+      <w:pPr>
+        <w:spacing w:after="150" w:line="276" w:lineRule="auto"/>
+      </w:pPr>
+      <w:r>
+        <w:t>CA mois prochain</w:t>
+      </w:r>
+    </w:p>
+    <w:p>
+      <w:pPr>
+        <w:spacing w:after="150" w:line="276" w:lineRule="auto"/>
+      </w:pPr>
+      <w:r>
+        <w:t>Marge prévue</w:t>
+      </w:r>
+    </w:p>
+    <w:p>
+      <w:pPr>
+        <w:spacing w:after="150" w:line="276" w:lineRule="auto"/>
+      </w:pPr>
+      <w:r>
+        <w:t xml:space="preserve">Exemple </w:t>
+      </w:r>
+      <w:proofErr w:type="spellStart"/>
+      <w:r>
+        <w:t>dashboard</w:t>
+      </w:r>
+      <w:proofErr w:type="spellEnd"/>
+      <w:r>
+        <w:t xml:space="preserve"> :</w:t>
+      </w:r>
+    </w:p>
+    <w:p>
+      <w:pPr>
+        <w:spacing w:after="150" w:line="276" w:lineRule="auto"/>
+      </w:pPr>
+      <w:r>
+        <w:t>CA prévu août :</w:t>
+      </w:r>
+    </w:p>
+    <w:p>
+      <w:pPr>
+        <w:spacing w:after="150" w:line="276" w:lineRule="auto"/>
+      </w:pPr>
+      <w:r>
+        <w:t>12 500 DT</w:t>
+      </w:r>
+    </w:p>
+    <w:p>
+      <w:pPr>
+        <w:spacing w:after="150" w:line="276" w:lineRule="auto"/>
+      </w:pPr>
+      <w:r>
+        <w:t>Confiance : 82%</w:t>
+      </w:r>
+    </w:p>
+    <w:p>
+      <w:pPr>
+        <w:spacing w:after="150" w:line="276" w:lineRule="auto"/>
+      </w:pPr>
+      <w:r>
+        <w:t>Le jury adore ce genre de KPI.</w:t>
+      </w:r>
+    </w:p>
+    <w:p>
+      <w:pPr>
+        <w:spacing w:after="150" w:line="276" w:lineRule="auto"/>
+      </w:pPr>
+      <w:r>
+        <w:pict w14:anchorId="3F255F49">
+          <v:rect id="_x0000_i1055" style="width:0;height:1.5pt" o:hralign="center" o:hrstd="t" o:hr="t" fillcolor="#a0a0a0" stroked="f"/>
+        </w:pict>
+      </w:r>
+    </w:p>
+    <w:p>
+      <w:pPr>
+        <w:spacing w:after="150" w:line="276" w:lineRule="auto"/>
+        <w:rPr>
+          <w:b/>
+          <w:bCs/>
+        </w:rPr>
+      </w:pPr>
+      <w:r>
+        <w:rPr>
+          <w:b/>
+          <w:bCs/>
+        </w:rPr>
+        <w:t>5. Analyse ABC des produits</w:t>
+      </w:r>
+    </w:p>
+    <w:p>
+      <w:pPr>
+        <w:spacing w:after="150" w:line="276" w:lineRule="auto"/>
+      </w:pPr>
+      <w:r>
+        <w:t>Aujourd'hui vous segmentez :</w:t>
+      </w:r>
+    </w:p>
+    <w:p>
+      <w:pPr>
+        <w:spacing w:after="150" w:line="276" w:lineRule="auto"/>
+      </w:pPr>
+      <w:r>
+        <w:t>Stars</w:t>
+      </w:r>
+    </w:p>
+    <w:p>
+      <w:pPr>
+        <w:spacing w:after="150" w:line="276" w:lineRule="auto"/>
+      </w:pPr>
+      <w:r>
+        <w:t>Vaches à lait</w:t>
+      </w:r>
+    </w:p>
+    <w:p>
+      <w:pPr>
+        <w:spacing w:after="150" w:line="276" w:lineRule="auto"/>
+      </w:pPr>
+      <w:r>
+        <w:t>...</w:t>
+      </w:r>
+    </w:p>
+    <w:p>
+      <w:pPr>
+        <w:spacing w:after="150" w:line="276" w:lineRule="auto"/>
+      </w:pPr>
+      <w:r>
+        <w:t>Ajoutez la méthode industrielle :</w:t>
+      </w:r>
+    </w:p>
+    <w:p>
+      <w:pPr>
+        <w:spacing w:after="150" w:line="276" w:lineRule="auto"/>
+        <w:rPr>
+          <w:b/>
+          <w:bCs/>
+        </w:rPr>
+      </w:pPr>
+      <w:r>
+        <w:rPr>
+          <w:b/>
+          <w:bCs/>
+        </w:rPr>
+        <w:t>ABC</w:t>
+      </w:r>
+    </w:p>
+    <w:p>
+      <w:pPr>
+        <w:spacing w:after="150" w:line="276" w:lineRule="auto"/>
+      </w:pPr>
+      <w:r>
+        <w:t>Classe A</w:t>
+      </w:r>
+    </w:p>
+    <w:p>
+      <w:pPr>
+        <w:spacing w:after="150" w:line="276" w:lineRule="auto"/>
+      </w:pPr>
+      <w:r>
+        <w:t>20% produits</w:t>
+      </w:r>
+    </w:p>
+    <w:p>
+      <w:pPr>
+        <w:spacing w:after="150" w:line="276" w:lineRule="auto"/>
+      </w:pPr>
+      <w:r>
+        <w:t>80% du CA</w:t>
+      </w:r>
+    </w:p>
+    <w:p>
+      <w:pPr>
+        <w:spacing w:after="150" w:line="276" w:lineRule="auto"/>
+      </w:pPr>
+      <w:r>
+        <w:t>Classe B</w:t>
+      </w:r>
+    </w:p>
+    <w:p>
+      <w:pPr>
+        <w:spacing w:after="150" w:line="276" w:lineRule="auto"/>
+      </w:pPr>
+      <w:r>
+        <w:t>15% du CA</w:t>
+      </w:r>
+    </w:p>
+    <w:p>
+      <w:pPr>
+        <w:spacing w:after="150" w:line="276" w:lineRule="auto"/>
+      </w:pPr>
+      <w:r>
+        <w:t>Classe C</w:t>
+      </w:r>
+    </w:p>
+    <w:p>
+      <w:pPr>
+        <w:spacing w:after="150" w:line="276" w:lineRule="auto"/>
+      </w:pPr>
+      <w:proofErr w:type="gramStart"/>
+      <w:r>
+        <w:t>faible</w:t>
+      </w:r>
+      <w:proofErr w:type="gramEnd"/>
+      <w:r>
+        <w:t xml:space="preserve"> impact</w:t>
+      </w:r>
+    </w:p>
+    <w:p>
+      <w:pPr>
+        <w:spacing w:after="150" w:line="276" w:lineRule="auto"/>
+      </w:pPr>
+      <w:r>
+        <w:t>Utilisation :</w:t>
+      </w:r>
+    </w:p>
+    <w:p>
+      <w:pPr>
+        <w:spacing w:after="150" w:line="276" w:lineRule="auto"/>
+      </w:pPr>
+      <w:proofErr w:type="gramStart"/>
+      <w:r>
+        <w:t>priorité</w:t>
+      </w:r>
+      <w:proofErr w:type="gramEnd"/>
+      <w:r>
+        <w:t xml:space="preserve"> de stock</w:t>
+      </w:r>
+    </w:p>
+    <w:p>
+      <w:pPr>
+        <w:spacing w:after="150" w:line="276" w:lineRule="auto"/>
+      </w:pPr>
+      <w:proofErr w:type="gramStart"/>
+      <w:r>
+        <w:t>priorité</w:t>
+      </w:r>
+      <w:proofErr w:type="gramEnd"/>
+      <w:r>
+        <w:t xml:space="preserve"> de fabrication</w:t>
+      </w:r>
+    </w:p>
+    <w:p>
+      <w:pPr>
+        <w:spacing w:after="150" w:line="276" w:lineRule="auto"/>
+      </w:pPr>
+      <w:r>
+        <w:t>Cela rapproche votre projet d'un vrai ERP.</w:t>
+      </w:r>
+    </w:p>
+    <w:p>
+      <w:pPr>
+        <w:spacing w:after="150" w:line="276" w:lineRule="auto"/>
+      </w:pPr>
+      <w:r>
+        <w:lastRenderedPageBreak/>
+        <w:pict w14:anchorId="17C55993">
+          <v:rect id="_x0000_i1056" style="width:0;height:1.5pt" o:hralign="center" o:hrstd="t" o:hr="t" fillcolor="#a0a0a0" stroked="f"/>
+        </w:pict>
+      </w:r>
+    </w:p>
+    <w:p>
+      <w:pPr>
+        <w:spacing w:after="150" w:line="276" w:lineRule="auto"/>
+        <w:rPr>
+          <w:b/>
+          <w:bCs/>
+        </w:rPr>
+      </w:pPr>
+      <w:r>
+        <w:rPr>
+          <w:b/>
+          <w:bCs/>
+        </w:rPr>
+        <w:t>6. Module KPI de production</w:t>
+      </w:r>
+    </w:p>
+    <w:p>
+      <w:pPr>
+        <w:spacing w:after="150" w:line="276" w:lineRule="auto"/>
+      </w:pPr>
+      <w:r>
+        <w:t>Aujourd'hui vous prévoyez la demande.</w:t>
+      </w:r>
+    </w:p>
+    <w:p>
+      <w:pPr>
+        <w:spacing w:after="150" w:line="276" w:lineRule="auto"/>
+      </w:pPr>
+      <w:r>
+        <w:t>Mais pas l'efficacité de l'atelier.</w:t>
+      </w:r>
+    </w:p>
+    <w:p>
+      <w:pPr>
+        <w:spacing w:after="150" w:line="276" w:lineRule="auto"/>
+      </w:pPr>
+      <w:r>
+        <w:t>Ajouter :</w:t>
+      </w:r>
+    </w:p>
+    <w:p>
+      <w:pPr>
+        <w:spacing w:after="150" w:line="276" w:lineRule="auto"/>
+        <w:rPr>
+          <w:b/>
+          <w:bCs/>
+        </w:rPr>
+      </w:pPr>
+      <w:r>
+        <w:rPr>
+          <w:b/>
+          <w:bCs/>
+        </w:rPr>
+        <w:t>KPI</w:t>
+      </w:r>
+    </w:p>
+    <w:p>
+      <w:pPr>
+        <w:spacing w:after="150" w:line="276" w:lineRule="auto"/>
+      </w:pPr>
+      <w:r>
+        <w:t>Taux de gaspillage</w:t>
+      </w:r>
+    </w:p>
+    <w:p>
+      <w:pPr>
+        <w:spacing w:after="150" w:line="276" w:lineRule="auto"/>
+      </w:pPr>
+      <w:r>
+        <w:t>Temps moyen de fabrication</w:t>
+      </w:r>
+    </w:p>
+    <w:p>
+      <w:pPr>
+        <w:spacing w:after="150" w:line="276" w:lineRule="auto"/>
+      </w:pPr>
+      <w:r>
+        <w:t>Taux de rupture</w:t>
+      </w:r>
+    </w:p>
+    <w:p>
+      <w:pPr>
+        <w:spacing w:after="150" w:line="276" w:lineRule="auto"/>
+      </w:pPr>
+      <w:r>
+        <w:t>Produits jetés</w:t>
+      </w:r>
+    </w:p>
+    <w:p>
+      <w:pPr>
+        <w:spacing w:after="150" w:line="276" w:lineRule="auto"/>
+      </w:pPr>
+      <w:r>
+        <w:t>Rendement production</w:t>
+      </w:r>
+    </w:p>
+    <w:p>
+      <w:pPr>
+        <w:spacing w:after="150" w:line="276" w:lineRule="auto"/>
+      </w:pPr>
+      <w:r>
+        <w:t>Dashboard :</w:t>
+      </w:r>
+    </w:p>
+    <w:p>
+      <w:pPr>
+        <w:spacing w:after="150" w:line="276" w:lineRule="auto"/>
+      </w:pPr>
+      <w:r>
+        <w:t>Gaspillage : 4,2%</w:t>
+      </w:r>
+    </w:p>
+    <w:p>
+      <w:pPr>
+        <w:spacing w:after="150" w:line="276" w:lineRule="auto"/>
+      </w:pPr>
+      <w:r>
+        <w:t>↓ -1,1% vs mois précédent</w:t>
+      </w:r>
+    </w:p>
+    <w:p>
+      <w:pPr>
+        <w:spacing w:after="150" w:line="276" w:lineRule="auto"/>
+      </w:pPr>
+      <w:r>
+        <w:t>Très pertinent pour une pâtisserie.</w:t>
+      </w:r>
+    </w:p>
+    <w:p>
+      <w:pPr>
+        <w:spacing w:after="150" w:line="276" w:lineRule="auto"/>
+      </w:pPr>
+      <w:r>
+        <w:pict w14:anchorId="090A1F04">
+          <v:rect id="_x0000_i1057" style="width:0;height:1.5pt" o:hralign="center" o:hrstd="t" o:hr="t" fillcolor="#a0a0a0" stroked="f"/>
+        </w:pict>
+      </w:r>
+    </w:p>
+    <w:p>
+      <w:pPr>
+        <w:spacing w:after="150" w:line="276" w:lineRule="auto"/>
+        <w:rPr>
+          <w:b/>
+          <w:bCs/>
+        </w:rPr>
+      </w:pPr>
+      <w:r>
+        <w:rPr>
+          <w:b/>
+          <w:bCs/>
+        </w:rPr>
+        <w:t>Améliorations IA les plus intéressantes</w:t>
+      </w:r>
+    </w:p>
+    <w:p>
+      <w:pPr>
+        <w:spacing w:after="150" w:line="276" w:lineRule="auto"/>
+      </w:pPr>
+      <w:r>
+        <w:t>Si vous voulez encore renforcer la partie "Intelligence Artificielle", je classerais :</w:t>
+      </w:r>
+    </w:p>
+    <w:p>
+      <w:pPr>
+        <w:spacing w:after="150" w:line="276" w:lineRule="auto"/>
+        <w:rPr>
+          <w:b/>
+          <w:bCs/>
+        </w:rPr>
+      </w:pPr>
+      <w:r>
+        <w:rPr>
+          <w:b/>
+          <w:bCs/>
+        </w:rPr>
+        <w:t>Priorité 1</w:t>
+      </w:r>
+    </w:p>
+    <w:p>
+      <w:pPr>
+        <w:spacing w:after="150" w:line="276" w:lineRule="auto"/>
+      </w:pPr>
+      <w:r>
+        <w:t>Recommandation de réapprovisionnement</w:t>
+      </w:r>
+    </w:p>
+    <w:p>
+      <w:pPr>
+        <w:spacing w:after="150" w:line="276" w:lineRule="auto"/>
+      </w:pPr>
+      <w:r>
+        <w:t>Commander 25 kg de farine</w:t>
+      </w:r>
+    </w:p>
+    <w:p>
+      <w:pPr>
+        <w:spacing w:after="150" w:line="276" w:lineRule="auto"/>
+      </w:pPr>
+      <w:proofErr w:type="gramStart"/>
+      <w:r>
+        <w:t>avant</w:t>
+      </w:r>
+      <w:proofErr w:type="gramEnd"/>
+      <w:r>
+        <w:t xml:space="preserve"> le 22 juillet</w:t>
+      </w:r>
+    </w:p>
+    <w:p>
+      <w:pPr>
+        <w:spacing w:after="150" w:line="276" w:lineRule="auto"/>
+      </w:pPr>
+      <w:proofErr w:type="gramStart"/>
+      <w:r>
+        <w:t>basé</w:t>
+      </w:r>
+      <w:proofErr w:type="gramEnd"/>
+      <w:r>
+        <w:t xml:space="preserve"> sur :</w:t>
+      </w:r>
+    </w:p>
+    <w:p>
+      <w:pPr>
+        <w:numPr>
+          <w:ilvl w:val="0"/>
+          <w:numId w:val="76"/>
+        </w:numPr>
+        <w:spacing w:after="150" w:line="276" w:lineRule="auto"/>
+      </w:pPr>
+      <w:proofErr w:type="gramStart"/>
+      <w:r>
+        <w:t>stock</w:t>
+      </w:r>
+      <w:proofErr w:type="gramEnd"/>
+    </w:p>
+    <w:p>
+      <w:pPr>
+        <w:numPr>
+          <w:ilvl w:val="0"/>
+          <w:numId w:val="76"/>
+        </w:numPr>
+        <w:spacing w:after="150" w:line="276" w:lineRule="auto"/>
+      </w:pPr>
+      <w:proofErr w:type="gramStart"/>
+      <w:r>
+        <w:t>ventes</w:t>
+      </w:r>
+      <w:proofErr w:type="gramEnd"/>
+    </w:p>
+    <w:p>
+      <w:pPr>
+        <w:numPr>
+          <w:ilvl w:val="0"/>
+          <w:numId w:val="76"/>
+        </w:numPr>
+        <w:spacing w:after="150" w:line="276" w:lineRule="auto"/>
+      </w:pPr>
+      <w:proofErr w:type="gramStart"/>
+      <w:r>
+        <w:t>prévisions</w:t>
+      </w:r>
+      <w:proofErr w:type="gramEnd"/>
+    </w:p>
+    <w:p>
+      <w:pPr>
+        <w:spacing w:after="150" w:line="276" w:lineRule="auto"/>
+      </w:pPr>
+      <w:r>
+        <w:pict w14:anchorId="6454A249">
+          <v:rect id="_x0000_i1058" style="width:0;height:1.5pt" o:hralign="center" o:hrstd="t" o:hr="t" fillcolor="#a0a0a0" stroked="f"/>
+        </w:pict>
+      </w:r>
+    </w:p>
+    <w:p>
+      <w:pPr>
+        <w:spacing w:after="150" w:line="276" w:lineRule="auto"/>
+        <w:rPr>
+          <w:b/>
+          <w:bCs/>
+        </w:rPr>
+      </w:pPr>
+      <w:r>
+        <w:rPr>
+          <w:b/>
+          <w:bCs/>
+        </w:rPr>
+        <w:t>Priorité 2</w:t>
+      </w:r>
+    </w:p>
+    <w:p>
+      <w:pPr>
+        <w:spacing w:after="150" w:line="276" w:lineRule="auto"/>
+      </w:pPr>
+      <w:r>
+        <w:t>Détection de risque de rupture</w:t>
+      </w:r>
+    </w:p>
+    <w:p>
+      <w:pPr>
+        <w:spacing w:after="150" w:line="276" w:lineRule="auto"/>
+      </w:pPr>
+      <w:r>
+        <w:t>Probabilité de rupture :</w:t>
+      </w:r>
+    </w:p>
+    <w:p>
+      <w:pPr>
+        <w:spacing w:after="150" w:line="276" w:lineRule="auto"/>
+      </w:pPr>
+      <w:r>
+        <w:t>87%</w:t>
+      </w:r>
+    </w:p>
+    <w:p>
+      <w:pPr>
+        <w:spacing w:after="150" w:line="276" w:lineRule="auto"/>
+      </w:pPr>
+      <w:proofErr w:type="gramStart"/>
+      <w:r>
+        <w:t>dans</w:t>
+      </w:r>
+      <w:proofErr w:type="gramEnd"/>
+      <w:r>
+        <w:t xml:space="preserve"> 4 jours</w:t>
+      </w:r>
+    </w:p>
+    <w:p>
+      <w:pPr>
+        <w:spacing w:after="150" w:line="276" w:lineRule="auto"/>
+      </w:pPr>
+      <w:r>
+        <w:pict w14:anchorId="1DE2AF73">
+          <v:rect id="_x0000_i1059" style="width:0;height:1.5pt" o:hralign="center" o:hrstd="t" o:hr="t" fillcolor="#a0a0a0" stroked="f"/>
+        </w:pict>
+      </w:r>
+    </w:p>
+    <w:p>
+      <w:pPr>
+        <w:spacing w:after="150" w:line="276" w:lineRule="auto"/>
+        <w:rPr>
+          <w:b/>
+          <w:bCs/>
+        </w:rPr>
+      </w:pPr>
+      <w:r>
+        <w:rPr>
+          <w:b/>
+          <w:bCs/>
+        </w:rPr>
+        <w:t>Priorité 3</w:t>
+      </w:r>
+    </w:p>
+    <w:p>
+      <w:pPr>
+        <w:spacing w:after="150" w:line="276" w:lineRule="auto"/>
+      </w:pPr>
+      <w:r>
+        <w:t>Produits à promouvoir</w:t>
+      </w:r>
+    </w:p>
+    <w:p>
+      <w:pPr>
+        <w:spacing w:after="150" w:line="276" w:lineRule="auto"/>
+      </w:pPr>
+      <w:r>
+        <w:t>Produit rentable</w:t>
+      </w:r>
+    </w:p>
+    <w:p>
+      <w:pPr>
+        <w:spacing w:after="150" w:line="276" w:lineRule="auto"/>
+      </w:pPr>
+      <w:proofErr w:type="gramStart"/>
+      <w:r>
+        <w:lastRenderedPageBreak/>
+        <w:t>mais</w:t>
+      </w:r>
+      <w:proofErr w:type="gramEnd"/>
+      <w:r>
+        <w:t xml:space="preserve"> peu vendu</w:t>
+      </w:r>
+    </w:p>
+    <w:p>
+      <w:pPr>
+        <w:spacing w:after="150" w:line="276" w:lineRule="auto"/>
+      </w:pPr>
+      <w:proofErr w:type="gramStart"/>
+      <w:r>
+        <w:t>avec</w:t>
+      </w:r>
+      <w:proofErr w:type="gramEnd"/>
+      <w:r>
+        <w:t xml:space="preserve"> suggestion automatique :</w:t>
+      </w:r>
+    </w:p>
+    <w:p>
+      <w:pPr>
+        <w:spacing w:after="150" w:line="276" w:lineRule="auto"/>
+      </w:pPr>
+      <w:r>
+        <w:t>Mettre en promotion durant le week-end</w:t>
+      </w:r>
+    </w:p>
+    <w:p>
+      <w:pPr>
+        <w:spacing w:after="150" w:line="276" w:lineRule="auto"/>
+      </w:pPr>
+      <w:r>
+        <w:pict w14:anchorId="1C719BF5">
+          <v:rect id="_x0000_i1060" style="width:0;height:1.5pt" o:hralign="center" o:hrstd="t" o:hr="t" fillcolor="#a0a0a0" stroked="f"/>
+        </w:pict>
+      </w:r>
+    </w:p>
+    <w:p>
+      <w:pPr>
+        <w:spacing w:after="150" w:line="276" w:lineRule="auto"/>
+        <w:rPr>
+          <w:b/>
+          <w:bCs/>
+        </w:rPr>
+      </w:pPr>
+      <w:r>
+        <w:rPr>
+          <w:b/>
+          <w:bCs/>
+        </w:rPr>
+        <w:t>Amélioration qui manque vraiment</w:t>
+      </w:r>
+    </w:p>
+    <w:p>
+      <w:pPr>
+        <w:spacing w:after="150" w:line="276" w:lineRule="auto"/>
+      </w:pPr>
+      <w:r>
+        <w:t xml:space="preserve">S'il fallait choisir </w:t>
+      </w:r>
+      <w:r>
+        <w:rPr>
+          <w:b/>
+          <w:bCs/>
+        </w:rPr>
+        <w:t>UNE seule amélioration majeure</w:t>
+      </w:r>
+      <w:r>
+        <w:t>, je choisirais :</w:t>
+      </w:r>
+    </w:p>
+    <w:p>
+      <w:pPr>
+        <w:spacing w:after="150" w:line="276" w:lineRule="auto"/>
+        <w:rPr>
+          <w:b/>
+          <w:bCs/>
+        </w:rPr>
+      </w:pPr>
+      <w:r>
+        <w:rPr>
+          <w:b/>
+          <w:bCs/>
+        </w:rPr>
+        <w:t>Module de réapprovisionnement intelligent</w:t>
+      </w:r>
+    </w:p>
+    <w:p>
+      <w:pPr>
+        <w:spacing w:after="150" w:line="276" w:lineRule="auto"/>
+      </w:pPr>
+      <w:r>
+        <w:t>Parce qu'il connecte :</w:t>
+      </w:r>
+    </w:p>
+    <w:p>
+      <w:pPr>
+        <w:spacing w:after="150" w:line="276" w:lineRule="auto"/>
+      </w:pPr>
+      <w:r>
+        <w:t>Stocks</w:t>
+      </w:r>
+    </w:p>
+    <w:p>
+      <w:pPr>
+        <w:spacing w:after="150" w:line="276" w:lineRule="auto"/>
+      </w:pPr>
+      <w:r>
+        <w:t>+</w:t>
+      </w:r>
+    </w:p>
+    <w:p>
+      <w:pPr>
+        <w:spacing w:after="150" w:line="276" w:lineRule="auto"/>
+      </w:pPr>
+      <w:r>
+        <w:t>Ventes</w:t>
+      </w:r>
+    </w:p>
+    <w:p>
+      <w:pPr>
+        <w:spacing w:after="150" w:line="276" w:lineRule="auto"/>
+      </w:pPr>
+      <w:r>
+        <w:t>+</w:t>
+      </w:r>
+    </w:p>
+    <w:p>
+      <w:pPr>
+        <w:spacing w:after="150" w:line="276" w:lineRule="auto"/>
+      </w:pPr>
+      <w:r>
+        <w:t>Commandes fournisseurs</w:t>
+      </w:r>
+    </w:p>
+    <w:p>
+      <w:pPr>
+        <w:spacing w:after="150" w:line="276" w:lineRule="auto"/>
+      </w:pPr>
+      <w:r>
+        <w:t>+</w:t>
+      </w:r>
+    </w:p>
+    <w:p>
+      <w:pPr>
+        <w:spacing w:after="150" w:line="276" w:lineRule="auto"/>
+      </w:pPr>
+      <w:r>
+        <w:t>Prévisions IA</w:t>
+      </w:r>
+    </w:p>
+    <w:p>
+      <w:pPr>
+        <w:spacing w:after="150" w:line="276" w:lineRule="auto"/>
+      </w:pPr>
+      <w:r>
+        <w:t>C'est exactement le type de fonctionnalité qui démontre que tous vos modules travaillent ensemble et qui apporte une vraie valeur métier à la pâtisserie.</w:t>
+      </w:r>
+    </w:p>
+    <w:p>
+      <w:pPr>
+        <w:spacing w:after="150" w:line="276" w:lineRule="auto"/>
+      </w:pPr>
+      <w:r>
+        <w:t xml:space="preserve">Mon évaluation globale du projet après lecture : </w:t>
+      </w:r>
+      <w:r>
+        <w:rPr>
+          <w:b/>
+          <w:bCs/>
+        </w:rPr>
+        <w:t>9/10 techniquement</w:t>
+      </w:r>
+      <w:r>
+        <w:t xml:space="preserve"> et </w:t>
+      </w:r>
+      <w:r>
+        <w:rPr>
+          <w:b/>
+          <w:bCs/>
+        </w:rPr>
+        <w:t>8,5/10 métier</w:t>
+      </w:r>
+      <w:r>
+        <w:t xml:space="preserve">. Avec un module de réapprovisionnement intelligent, un audit log et un centre de notifications unifié, vous atteignez facilement un niveau </w:t>
+      </w:r>
+      <w:r>
+        <w:rPr>
+          <w:b/>
+          <w:bCs/>
+        </w:rPr>
+        <w:t>ERP intelligent professionnel de démonstration</w:t>
+      </w:r>
+      <w:r>
+        <w:t>.</w:t>
+      </w:r>
+    </w:p>
+    <w:p>
+      <w:pPr>
+        <w:spacing w:after="150" w:line="276" w:lineRule="auto"/>
+      </w:pPr>
+      <w:r>
+        <w:t xml:space="preserve">Oui, l'idée de la </w:t>
+      </w:r>
+      <w:r>
+        <w:rPr>
+          <w:b/>
+          <w:bCs/>
+        </w:rPr>
+        <w:t>marge</w:t>
+      </w:r>
+      <w:r>
+        <w:t xml:space="preserve"> est très bonne, et d'après ton cahier des charges, c'est même une exigence officielle. </w:t>
+      </w:r>
+      <w:r>
+        <w:rPr>
+          <w:rFonts w:ascii="Segoe UI Emoji" w:hAnsi="Segoe UI Emoji" w:cs="Segoe UI Emoji"/>
+        </w:rPr>
+        <w:t>✅</w:t>
+      </w:r>
+    </w:p>
+    <w:p>
+      <w:pPr>
+        <w:spacing w:after="150" w:line="276" w:lineRule="auto"/>
+      </w:pPr>
+      <w:r>
+        <w:t xml:space="preserve">Dans la section </w:t>
+      </w:r>
+      <w:r>
+        <w:rPr>
+          <w:b/>
+          <w:bCs/>
+        </w:rPr>
+        <w:t>5.3 Gestion des ventes</w:t>
+      </w:r>
+      <w:r>
+        <w:t>, il est écrit :</w:t>
+      </w:r>
+    </w:p>
+    <w:p>
+      <w:pPr>
+        <w:spacing w:after="150" w:line="276" w:lineRule="auto"/>
+      </w:pPr>
+      <w:r>
+        <w:t>"Calculer automatiquement le chiffre d'affaires et les marges par produit."</w:t>
+      </w:r>
+    </w:p>
+    <w:p>
+      <w:pPr>
+        <w:spacing w:after="150" w:line="276" w:lineRule="auto"/>
+      </w:pPr>
+      <w:r>
+        <w:t xml:space="preserve">Et dans </w:t>
+      </w:r>
+      <w:r>
+        <w:rPr>
+          <w:b/>
+          <w:bCs/>
+        </w:rPr>
+        <w:t xml:space="preserve">5.8 Tableau de bord et </w:t>
+      </w:r>
+      <w:proofErr w:type="spellStart"/>
+      <w:r>
+        <w:rPr>
+          <w:b/>
+          <w:bCs/>
+        </w:rPr>
+        <w:t>reporting</w:t>
+      </w:r>
+      <w:proofErr w:type="spellEnd"/>
+      <w:r>
+        <w:t xml:space="preserve"> :</w:t>
+      </w:r>
+    </w:p>
+    <w:p>
+      <w:pPr>
+        <w:spacing w:after="150" w:line="276" w:lineRule="auto"/>
+      </w:pPr>
+      <w:r>
+        <w:t>"Tableau de bord synthétique avec indicateurs clés (chiffre d'affaires, marge, stock critique, meilleures ventes)."</w:t>
+      </w:r>
+    </w:p>
+    <w:p>
+      <w:pPr>
+        <w:spacing w:after="150" w:line="276" w:lineRule="auto"/>
+      </w:pPr>
+      <w:r>
+        <w:t>Donc la marge n'est pas un bonus, elle fait déjà partie du projet.</w:t>
+      </w:r>
+    </w:p>
+    <w:p>
+      <w:pPr>
+        <w:spacing w:after="150" w:line="276" w:lineRule="auto"/>
+      </w:pPr>
+      <w:r>
+        <w:pict w14:anchorId="77BFF085">
+          <v:rect id="_x0000_i1061" style="width:0;height:1.5pt" o:hralign="center" o:hrstd="t" o:hr="t" fillcolor="#a0a0a0" stroked="f"/>
+        </w:pict>
+      </w:r>
+    </w:p>
+    <w:p>
+      <w:pPr>
+        <w:spacing w:after="150" w:line="276" w:lineRule="auto"/>
+        <w:rPr>
+          <w:b/>
+          <w:bCs/>
+        </w:rPr>
+      </w:pPr>
+      <w:r>
+        <w:rPr>
+          <w:b/>
+          <w:bCs/>
+        </w:rPr>
+        <w:t>Ce qui existe probablement déjà</w:t>
+      </w:r>
+    </w:p>
+    <w:p>
+      <w:pPr>
+        <w:spacing w:after="150" w:line="276" w:lineRule="auto"/>
+      </w:pPr>
+      <w:r>
+        <w:t>D'après les informations que tu as partagées :</w:t>
+      </w:r>
+    </w:p>
+    <w:p>
+      <w:pPr>
+        <w:spacing w:after="150" w:line="276" w:lineRule="auto"/>
+      </w:pPr>
+      <w:r>
+        <w:rPr>
+          <w:rFonts w:ascii="Segoe UI Emoji" w:hAnsi="Segoe UI Emoji" w:cs="Segoe UI Emoji"/>
+        </w:rPr>
+        <w:t>✅</w:t>
+      </w:r>
+      <w:r>
+        <w:t xml:space="preserve"> marge par vente</w:t>
+      </w:r>
+    </w:p>
+    <w:p>
+      <w:pPr>
+        <w:spacing w:after="150" w:line="276" w:lineRule="auto"/>
+      </w:pPr>
+      <w:r>
+        <w:rPr>
+          <w:rFonts w:ascii="Segoe UI Emoji" w:hAnsi="Segoe UI Emoji" w:cs="Segoe UI Emoji"/>
+        </w:rPr>
+        <w:t>✅</w:t>
+      </w:r>
+      <w:r>
+        <w:t xml:space="preserve"> marge utilisée dans la segmentation IA</w:t>
+      </w:r>
+    </w:p>
+    <w:p>
+      <w:pPr>
+        <w:spacing w:after="150" w:line="276" w:lineRule="auto"/>
+      </w:pPr>
+      <w:r>
+        <w:rPr>
+          <w:rFonts w:ascii="Segoe UI Emoji" w:hAnsi="Segoe UI Emoji" w:cs="Segoe UI Emoji"/>
+        </w:rPr>
+        <w:t>✅</w:t>
+      </w:r>
+      <w:r>
+        <w:t xml:space="preserve"> marge affichée sur le ticket</w:t>
+      </w:r>
+    </w:p>
+    <w:p>
+      <w:pPr>
+        <w:spacing w:after="150" w:line="276" w:lineRule="auto"/>
+      </w:pPr>
+      <w:r>
+        <w:rPr>
+          <w:rFonts w:ascii="Segoe UI Emoji" w:hAnsi="Segoe UI Emoji" w:cs="Segoe UI Emoji"/>
+        </w:rPr>
+        <w:t>✅</w:t>
+      </w:r>
+      <w:r>
+        <w:t xml:space="preserve"> calcul marge = prix vente - coût recette</w:t>
+      </w:r>
+    </w:p>
+    <w:p>
+      <w:pPr>
+        <w:spacing w:after="150" w:line="276" w:lineRule="auto"/>
+      </w:pPr>
+      <w:r>
+        <w:t>Donc le cœur du calcul semble déjà exister.</w:t>
+      </w:r>
+    </w:p>
+    <w:p>
+      <w:pPr>
+        <w:spacing w:after="150" w:line="276" w:lineRule="auto"/>
+      </w:pPr>
+      <w:r>
+        <w:pict w14:anchorId="197B1754">
+          <v:rect id="_x0000_i1062" style="width:0;height:1.5pt" o:hralign="center" o:hrstd="t" o:hr="t" fillcolor="#a0a0a0" stroked="f"/>
+        </w:pict>
+      </w:r>
+    </w:p>
+    <w:p>
+      <w:pPr>
+        <w:spacing w:after="150" w:line="276" w:lineRule="auto"/>
+        <w:rPr>
+          <w:b/>
+          <w:bCs/>
+        </w:rPr>
+      </w:pPr>
+      <w:r>
+        <w:rPr>
+          <w:b/>
+          <w:bCs/>
+        </w:rPr>
+        <w:t>Ce qui manque pour impressionner un jury</w:t>
+      </w:r>
+    </w:p>
+    <w:p>
+      <w:pPr>
+        <w:spacing w:after="150" w:line="276" w:lineRule="auto"/>
+      </w:pPr>
+      <w:r>
+        <w:lastRenderedPageBreak/>
+        <w:t>Au lieu d'afficher seulement :</w:t>
+      </w:r>
+    </w:p>
+    <w:p>
+      <w:pPr>
+        <w:spacing w:after="150" w:line="276" w:lineRule="auto"/>
+      </w:pPr>
+      <w:r>
+        <w:t xml:space="preserve">Plain </w:t>
+      </w:r>
+      <w:proofErr w:type="spellStart"/>
+      <w:r>
+        <w:t>Text</w:t>
+      </w:r>
+      <w:proofErr w:type="spellEnd"/>
+    </w:p>
+    <w:p>
+      <w:pPr>
+        <w:spacing w:after="150" w:line="276" w:lineRule="auto"/>
+      </w:pPr>
+      <w:r>
+        <w:t>1</w:t>
+      </w:r>
+    </w:p>
+    <w:p>
+      <w:pPr>
+        <w:spacing w:after="150" w:line="276" w:lineRule="auto"/>
+      </w:pPr>
+      <w:r>
+        <w:t>Marge : 5.39 DT</w:t>
+      </w:r>
+    </w:p>
+    <w:p>
+      <w:pPr>
+        <w:spacing w:after="150" w:line="276" w:lineRule="auto"/>
+      </w:pPr>
+      <w:r>
+        <w:t>Afficher plus de lignes</w:t>
+      </w:r>
+    </w:p>
+    <w:p>
+      <w:pPr>
+        <w:spacing w:after="150" w:line="276" w:lineRule="auto"/>
+      </w:pPr>
+      <w:proofErr w:type="gramStart"/>
+      <w:r>
+        <w:t>il</w:t>
+      </w:r>
+      <w:proofErr w:type="gramEnd"/>
+      <w:r>
+        <w:t xml:space="preserve"> faut exploiter cette donnée.</w:t>
+      </w:r>
+    </w:p>
+    <w:p>
+      <w:pPr>
+        <w:spacing w:after="150" w:line="276" w:lineRule="auto"/>
+      </w:pPr>
+      <w:r>
+        <w:pict w14:anchorId="223AB27B">
+          <v:rect id="_x0000_i1063" style="width:0;height:1.5pt" o:hralign="center" o:hrstd="t" o:hr="t" fillcolor="#a0a0a0" stroked="f"/>
+        </w:pict>
+      </w:r>
+    </w:p>
+    <w:p>
+      <w:pPr>
+        <w:spacing w:after="150" w:line="276" w:lineRule="auto"/>
+        <w:rPr>
+          <w:b/>
+          <w:bCs/>
+        </w:rPr>
+      </w:pPr>
+      <w:r>
+        <w:rPr>
+          <w:b/>
+          <w:bCs/>
+        </w:rPr>
+        <w:t>Dashboard Financier</w:t>
+      </w:r>
+    </w:p>
+    <w:p>
+      <w:pPr>
+        <w:spacing w:after="150" w:line="276" w:lineRule="auto"/>
+      </w:pPr>
+      <w:r>
+        <w:t>Ajouter une petite carte :</w:t>
+      </w:r>
+    </w:p>
+    <w:p>
+      <w:pPr>
+        <w:spacing w:after="150" w:line="276" w:lineRule="auto"/>
+      </w:pPr>
+      <w:r>
+        <w:t xml:space="preserve">Plain </w:t>
+      </w:r>
+      <w:proofErr w:type="spellStart"/>
+      <w:r>
+        <w:t>Text</w:t>
+      </w:r>
+      <w:proofErr w:type="spellEnd"/>
+    </w:p>
+    <w:p>
+      <w:pPr>
+        <w:spacing w:after="150" w:line="276" w:lineRule="auto"/>
+      </w:pPr>
+      <w:r>
+        <w:t>1</w:t>
+      </w:r>
+    </w:p>
+    <w:p>
+      <w:pPr>
+        <w:spacing w:after="150" w:line="276" w:lineRule="auto"/>
+      </w:pPr>
+      <w:r>
+        <w:rPr>
+          <w:rFonts w:ascii="Segoe UI Emoji" w:hAnsi="Segoe UI Emoji" w:cs="Segoe UI Emoji"/>
+        </w:rPr>
+        <w:t>💰</w:t>
+      </w:r>
+      <w:r>
+        <w:t xml:space="preserve"> Chiffre d'affaires du mois</w:t>
+      </w:r>
+    </w:p>
+    <w:p>
+      <w:pPr>
+        <w:spacing w:after="150" w:line="276" w:lineRule="auto"/>
+      </w:pPr>
+      <w:r>
+        <w:t>2</w:t>
+      </w:r>
+    </w:p>
+    <w:p>
+      <w:pPr>
+        <w:spacing w:after="150" w:line="276" w:lineRule="auto"/>
+      </w:pPr>
+      <w:r>
+        <w:t>3 240 DT</w:t>
+      </w:r>
+    </w:p>
+    <w:p>
+      <w:pPr>
+        <w:spacing w:after="150" w:line="276" w:lineRule="auto"/>
+      </w:pPr>
+      <w:r>
+        <w:t>3</w:t>
+      </w:r>
+    </w:p>
+    <w:p>
+      <w:pPr>
+        <w:spacing w:after="150" w:line="276" w:lineRule="auto"/>
+      </w:pPr>
+      <w:r>
+        <w:t> </w:t>
+      </w:r>
+    </w:p>
+    <w:p>
+      <w:pPr>
+        <w:spacing w:after="150" w:line="276" w:lineRule="auto"/>
+      </w:pPr>
+      <w:r>
+        <w:t>4</w:t>
+      </w:r>
+    </w:p>
+    <w:p>
+      <w:pPr>
+        <w:spacing w:after="150" w:line="276" w:lineRule="auto"/>
+      </w:pPr>
+      <w:r>
+        <w:rPr>
+          <w:rFonts w:ascii="Segoe UI Emoji" w:hAnsi="Segoe UI Emoji" w:cs="Segoe UI Emoji"/>
+        </w:rPr>
+        <w:t>📈</w:t>
+      </w:r>
+      <w:r>
+        <w:t xml:space="preserve"> Marge du mois</w:t>
+      </w:r>
+    </w:p>
+    <w:p>
+      <w:pPr>
+        <w:spacing w:after="150" w:line="276" w:lineRule="auto"/>
+      </w:pPr>
+      <w:r>
+        <w:t>5</w:t>
+      </w:r>
+    </w:p>
+    <w:p>
+      <w:pPr>
+        <w:spacing w:after="150" w:line="276" w:lineRule="auto"/>
+      </w:pPr>
+      <w:r>
+        <w:t>1 180 DT</w:t>
+      </w:r>
+    </w:p>
+    <w:p>
+      <w:pPr>
+        <w:spacing w:after="150" w:line="276" w:lineRule="auto"/>
+      </w:pPr>
+      <w:r>
+        <w:t>6</w:t>
+      </w:r>
+    </w:p>
+    <w:p>
+      <w:pPr>
+        <w:spacing w:after="150" w:line="276" w:lineRule="auto"/>
+      </w:pPr>
+      <w:r>
+        <w:t> </w:t>
+      </w:r>
+    </w:p>
+    <w:p>
+      <w:pPr>
+        <w:spacing w:after="150" w:line="276" w:lineRule="auto"/>
+      </w:pPr>
+      <w:r>
+        <w:t>7</w:t>
+      </w:r>
+    </w:p>
+    <w:p>
+      <w:pPr>
+        <w:spacing w:after="150" w:line="276" w:lineRule="auto"/>
+      </w:pPr>
+      <w:r>
+        <w:rPr>
+          <w:rFonts w:ascii="Segoe UI Emoji" w:hAnsi="Segoe UI Emoji" w:cs="Segoe UI Emoji"/>
+        </w:rPr>
+        <w:t>📊</w:t>
+      </w:r>
+      <w:r>
+        <w:t xml:space="preserve"> Taux de marge</w:t>
+      </w:r>
+    </w:p>
+    <w:p>
+      <w:pPr>
+        <w:spacing w:after="150" w:line="276" w:lineRule="auto"/>
+      </w:pPr>
+      <w:r>
+        <w:t>8</w:t>
+      </w:r>
+    </w:p>
+    <w:p>
+      <w:pPr>
+        <w:spacing w:after="150" w:line="276" w:lineRule="auto"/>
+      </w:pPr>
+      <w:r>
+        <w:t>36.4 %</w:t>
+      </w:r>
+    </w:p>
+    <w:p>
+      <w:pPr>
+        <w:spacing w:after="150" w:line="276" w:lineRule="auto"/>
+      </w:pPr>
+      <w:r>
+        <w:t>Afficher plus de lignes</w:t>
+      </w:r>
+    </w:p>
+    <w:p>
+      <w:pPr>
+        <w:spacing w:after="150" w:line="276" w:lineRule="auto"/>
+      </w:pPr>
+      <w:r>
+        <w:t>Très simple.</w:t>
+      </w:r>
+    </w:p>
+    <w:p>
+      <w:pPr>
+        <w:spacing w:after="150" w:line="276" w:lineRule="auto"/>
+      </w:pPr>
+      <w:r>
+        <w:t>Très professionnel.</w:t>
+      </w:r>
+    </w:p>
+    <w:p>
+      <w:pPr>
+        <w:spacing w:after="150" w:line="276" w:lineRule="auto"/>
+      </w:pPr>
+      <w:r>
+        <w:t>Très utile pour le gérant.</w:t>
+      </w:r>
+    </w:p>
+    <w:p>
+      <w:pPr>
+        <w:spacing w:after="150" w:line="276" w:lineRule="auto"/>
+      </w:pPr>
+      <w:r>
+        <w:pict w14:anchorId="40DDDEAB">
+          <v:rect id="_x0000_i1064" style="width:0;height:1.5pt" o:hralign="center" o:hrstd="t" o:hr="t" fillcolor="#a0a0a0" stroked="f"/>
+        </w:pict>
+      </w:r>
+    </w:p>
+    <w:p>
+      <w:pPr>
+        <w:spacing w:after="150" w:line="276" w:lineRule="auto"/>
+        <w:rPr>
+          <w:b/>
+          <w:bCs/>
+        </w:rPr>
+      </w:pPr>
+      <w:r>
+        <w:rPr>
+          <w:b/>
+          <w:bCs/>
+        </w:rPr>
+        <w:t xml:space="preserve">Marge par produit </w:t>
+      </w:r>
+      <w:r>
+        <w:rPr>
+          <w:rFonts w:ascii="Segoe UI Emoji" w:hAnsi="Segoe UI Emoji" w:cs="Segoe UI Emoji"/>
+          <w:b/>
+          <w:bCs/>
+        </w:rPr>
+        <w:t>⭐</w:t>
+      </w:r>
+    </w:p>
+    <w:p>
+      <w:pPr>
+        <w:spacing w:after="150" w:line="276" w:lineRule="auto"/>
+      </w:pPr>
+      <w:r>
+        <w:t xml:space="preserve">Dans IA &amp; </w:t>
+      </w:r>
+      <w:proofErr w:type="spellStart"/>
+      <w:r>
+        <w:t>Reporting</w:t>
+      </w:r>
+      <w:proofErr w:type="spellEnd"/>
+      <w:r>
+        <w:t xml:space="preserve"> ou Dashboard :</w:t>
+      </w:r>
+    </w:p>
+    <w:p>
+      <w:pPr>
+        <w:spacing w:after="150" w:line="276" w:lineRule="auto"/>
+      </w:pPr>
+      <w:r>
+        <w:t xml:space="preserve">Plain </w:t>
+      </w:r>
+      <w:proofErr w:type="spellStart"/>
+      <w:r>
+        <w:t>Text</w:t>
+      </w:r>
+      <w:proofErr w:type="spellEnd"/>
+    </w:p>
+    <w:p>
+      <w:pPr>
+        <w:spacing w:after="150" w:line="276" w:lineRule="auto"/>
+      </w:pPr>
+      <w:r>
+        <w:t>1</w:t>
+      </w:r>
+    </w:p>
+    <w:p>
+      <w:pPr>
+        <w:spacing w:after="150" w:line="276" w:lineRule="auto"/>
+      </w:pPr>
+      <w:r>
+        <w:lastRenderedPageBreak/>
+        <w:t>Produit Marge</w:t>
+      </w:r>
+    </w:p>
+    <w:p>
+      <w:pPr>
+        <w:spacing w:after="150" w:line="276" w:lineRule="auto"/>
+      </w:pPr>
+      <w:r>
+        <w:t>2</w:t>
+      </w:r>
+    </w:p>
+    <w:p>
+      <w:pPr>
+        <w:spacing w:after="150" w:line="276" w:lineRule="auto"/>
+      </w:pPr>
+      <w:r>
+        <w:t>--------------------------------</w:t>
+      </w:r>
+    </w:p>
+    <w:p>
+      <w:pPr>
+        <w:spacing w:after="150" w:line="276" w:lineRule="auto"/>
+      </w:pPr>
+      <w:r>
+        <w:t>3</w:t>
+      </w:r>
+    </w:p>
+    <w:p>
+      <w:pPr>
+        <w:spacing w:after="150" w:line="276" w:lineRule="auto"/>
+      </w:pPr>
+      <w:r>
+        <w:t>Croissant Pur Beurre 0.70 DT</w:t>
+      </w:r>
+    </w:p>
+    <w:p>
+      <w:pPr>
+        <w:spacing w:after="150" w:line="276" w:lineRule="auto"/>
+      </w:pPr>
+      <w:r>
+        <w:t>4</w:t>
+      </w:r>
+    </w:p>
+    <w:p>
+      <w:pPr>
+        <w:spacing w:after="150" w:line="276" w:lineRule="auto"/>
+      </w:pPr>
+      <w:r>
+        <w:t>Pain au Chocolat 0.95 DT</w:t>
+      </w:r>
+    </w:p>
+    <w:p>
+      <w:pPr>
+        <w:spacing w:after="150" w:line="276" w:lineRule="auto"/>
+      </w:pPr>
+      <w:r>
+        <w:t>5</w:t>
+      </w:r>
+    </w:p>
+    <w:p>
+      <w:pPr>
+        <w:spacing w:after="150" w:line="276" w:lineRule="auto"/>
+      </w:pPr>
+      <w:r>
+        <w:t>Tarte Citron 3.20 DT</w:t>
+      </w:r>
+    </w:p>
+    <w:p>
+      <w:pPr>
+        <w:spacing w:after="150" w:line="276" w:lineRule="auto"/>
+      </w:pPr>
+      <w:r>
+        <w:t>Afficher plus de lignes</w:t>
+      </w:r>
+    </w:p>
+    <w:p>
+      <w:pPr>
+        <w:spacing w:after="150" w:line="276" w:lineRule="auto"/>
+      </w:pPr>
+      <w:r>
+        <w:t>Tu réponds ainsi directement à :</w:t>
+      </w:r>
+    </w:p>
+    <w:p>
+      <w:pPr>
+        <w:spacing w:after="150" w:line="276" w:lineRule="auto"/>
+      </w:pPr>
+      <w:r>
+        <w:t xml:space="preserve">Plain </w:t>
+      </w:r>
+      <w:proofErr w:type="spellStart"/>
+      <w:r>
+        <w:t>Text</w:t>
+      </w:r>
+      <w:proofErr w:type="spellEnd"/>
+    </w:p>
+    <w:p>
+      <w:pPr>
+        <w:spacing w:after="150" w:line="276" w:lineRule="auto"/>
+      </w:pPr>
+      <w:r>
+        <w:t>1</w:t>
+      </w:r>
+    </w:p>
+    <w:p>
+      <w:pPr>
+        <w:spacing w:after="150" w:line="276" w:lineRule="auto"/>
+      </w:pPr>
+      <w:r>
+        <w:t>Quels produits rapportent le plus ?</w:t>
+      </w:r>
+    </w:p>
+    <w:p>
+      <w:pPr>
+        <w:spacing w:after="150" w:line="276" w:lineRule="auto"/>
+      </w:pPr>
+      <w:r>
+        <w:t>Afficher plus de lignes</w:t>
+      </w:r>
+    </w:p>
+    <w:p>
+      <w:pPr>
+        <w:spacing w:after="150" w:line="276" w:lineRule="auto"/>
+      </w:pPr>
+      <w:r>
+        <w:pict w14:anchorId="1AB412A0">
+          <v:rect id="_x0000_i1065" style="width:0;height:1.5pt" o:hralign="center" o:hrstd="t" o:hr="t" fillcolor="#a0a0a0" stroked="f"/>
+        </w:pict>
+      </w:r>
+    </w:p>
+    <w:p>
+      <w:pPr>
+        <w:spacing w:after="150" w:line="276" w:lineRule="auto"/>
+        <w:rPr>
+          <w:b/>
+          <w:bCs/>
+        </w:rPr>
+      </w:pPr>
+      <w:r>
+        <w:rPr>
+          <w:b/>
+          <w:bCs/>
+        </w:rPr>
+        <w:t>Produits les plus rentables</w:t>
+      </w:r>
+    </w:p>
+    <w:p>
+      <w:pPr>
+        <w:spacing w:after="150" w:line="276" w:lineRule="auto"/>
+      </w:pPr>
+      <w:r>
+        <w:t>Exemple :</w:t>
+      </w:r>
+    </w:p>
+    <w:p>
+      <w:pPr>
+        <w:spacing w:after="150" w:line="276" w:lineRule="auto"/>
+      </w:pPr>
+      <w:r>
+        <w:t xml:space="preserve">Plain </w:t>
+      </w:r>
+      <w:proofErr w:type="spellStart"/>
+      <w:r>
+        <w:t>Text</w:t>
+      </w:r>
+      <w:proofErr w:type="spellEnd"/>
+    </w:p>
+    <w:p>
+      <w:pPr>
+        <w:spacing w:after="150" w:line="276" w:lineRule="auto"/>
+      </w:pPr>
+      <w:r>
+        <w:t>1</w:t>
+      </w:r>
+    </w:p>
+    <w:p>
+      <w:pPr>
+        <w:spacing w:after="150" w:line="276" w:lineRule="auto"/>
+      </w:pPr>
+      <w:r>
+        <w:rPr>
+          <w:rFonts w:ascii="Segoe UI Emoji" w:hAnsi="Segoe UI Emoji" w:cs="Segoe UI Emoji"/>
+        </w:rPr>
+        <w:t>🏆</w:t>
+      </w:r>
+      <w:r>
+        <w:t xml:space="preserve"> Produits les plus rentables</w:t>
+      </w:r>
+    </w:p>
+    <w:p>
+      <w:pPr>
+        <w:spacing w:after="150" w:line="276" w:lineRule="auto"/>
+      </w:pPr>
+      <w:r>
+        <w:t>2</w:t>
+      </w:r>
+    </w:p>
+    <w:p>
+      <w:pPr>
+        <w:spacing w:after="150" w:line="276" w:lineRule="auto"/>
+      </w:pPr>
+      <w:r>
+        <w:t> </w:t>
+      </w:r>
+    </w:p>
+    <w:p>
+      <w:pPr>
+        <w:spacing w:after="150" w:line="276" w:lineRule="auto"/>
+      </w:pPr>
+      <w:r>
+        <w:t>3</w:t>
+      </w:r>
+    </w:p>
+    <w:p>
+      <w:pPr>
+        <w:spacing w:after="150" w:line="276" w:lineRule="auto"/>
+      </w:pPr>
+      <w:r>
+        <w:t>1. Tarte Citron</w:t>
+      </w:r>
+    </w:p>
+    <w:p>
+      <w:pPr>
+        <w:spacing w:after="150" w:line="276" w:lineRule="auto"/>
+      </w:pPr>
+      <w:r>
+        <w:t>4</w:t>
+      </w:r>
+    </w:p>
+    <w:p>
+      <w:pPr>
+        <w:spacing w:after="150" w:line="276" w:lineRule="auto"/>
+      </w:pPr>
+      <w:r>
+        <w:t>2. Millefeuille</w:t>
+      </w:r>
+    </w:p>
+    <w:p>
+      <w:pPr>
+        <w:spacing w:after="150" w:line="276" w:lineRule="auto"/>
+      </w:pPr>
+      <w:r>
+        <w:t>5</w:t>
+      </w:r>
+    </w:p>
+    <w:p>
+      <w:pPr>
+        <w:spacing w:after="150" w:line="276" w:lineRule="auto"/>
+      </w:pPr>
+      <w:r>
+        <w:t>3. Éclair Chocolat</w:t>
+      </w:r>
+    </w:p>
+    <w:p>
+      <w:pPr>
+        <w:spacing w:after="150" w:line="276" w:lineRule="auto"/>
+      </w:pPr>
+      <w:r>
+        <w:t>Afficher plus de lignes</w:t>
+      </w:r>
+    </w:p>
+    <w:p>
+      <w:pPr>
+        <w:spacing w:after="150" w:line="276" w:lineRule="auto"/>
+      </w:pPr>
+      <w:r>
+        <w:t>C'est exactement relié à ton module :</w:t>
+      </w:r>
+    </w:p>
+    <w:p>
+      <w:pPr>
+        <w:spacing w:after="150" w:line="276" w:lineRule="auto"/>
+      </w:pPr>
+      <w:r>
+        <w:t xml:space="preserve">Plain </w:t>
+      </w:r>
+      <w:proofErr w:type="spellStart"/>
+      <w:r>
+        <w:t>Text</w:t>
+      </w:r>
+      <w:proofErr w:type="spellEnd"/>
+    </w:p>
+    <w:p>
+      <w:pPr>
+        <w:spacing w:after="150" w:line="276" w:lineRule="auto"/>
+      </w:pPr>
+      <w:r>
+        <w:t>1</w:t>
+      </w:r>
+    </w:p>
+    <w:p>
+      <w:pPr>
+        <w:spacing w:after="150" w:line="276" w:lineRule="auto"/>
+      </w:pPr>
+      <w:r>
+        <w:t>Segmentation IA</w:t>
+      </w:r>
+    </w:p>
+    <w:p>
+      <w:pPr>
+        <w:spacing w:after="150" w:line="276" w:lineRule="auto"/>
+      </w:pPr>
+      <w:r>
+        <w:t>Afficher plus de lignes</w:t>
+      </w:r>
+    </w:p>
+    <w:p>
+      <w:pPr>
+        <w:spacing w:after="150" w:line="276" w:lineRule="auto"/>
+      </w:pPr>
+      <w:r>
+        <w:pict w14:anchorId="093B4910">
+          <v:rect id="_x0000_i1066" style="width:0;height:1.5pt" o:hralign="center" o:hrstd="t" o:hr="t" fillcolor="#a0a0a0" stroked="f"/>
+        </w:pict>
+      </w:r>
+    </w:p>
+    <w:p>
+      <w:pPr>
+        <w:spacing w:after="150" w:line="276" w:lineRule="auto"/>
+        <w:rPr>
+          <w:b/>
+          <w:bCs/>
+        </w:rPr>
+      </w:pPr>
+      <w:r>
+        <w:rPr>
+          <w:b/>
+          <w:bCs/>
+        </w:rPr>
+        <w:lastRenderedPageBreak/>
+        <w:t>Gain / Perte mensuel</w:t>
+      </w:r>
+    </w:p>
+    <w:p>
+      <w:pPr>
+        <w:spacing w:after="150" w:line="276" w:lineRule="auto"/>
+      </w:pPr>
+      <w:r>
+        <w:t>Très intéressant pour la soutenance.</w:t>
+      </w:r>
+    </w:p>
+    <w:p>
+      <w:pPr>
+        <w:spacing w:after="150" w:line="276" w:lineRule="auto"/>
+      </w:pPr>
+      <w:r>
+        <w:t>Carte simple :</w:t>
+      </w:r>
+    </w:p>
+    <w:p>
+      <w:pPr>
+        <w:spacing w:after="150" w:line="276" w:lineRule="auto"/>
+      </w:pPr>
+      <w:r>
+        <w:t xml:space="preserve">Plain </w:t>
+      </w:r>
+      <w:proofErr w:type="spellStart"/>
+      <w:r>
+        <w:t>Text</w:t>
+      </w:r>
+      <w:proofErr w:type="spellEnd"/>
+    </w:p>
+    <w:p>
+      <w:pPr>
+        <w:spacing w:after="150" w:line="276" w:lineRule="auto"/>
+      </w:pPr>
+      <w:r>
+        <w:t>1</w:t>
+      </w:r>
+    </w:p>
+    <w:p>
+      <w:pPr>
+        <w:spacing w:after="150" w:line="276" w:lineRule="auto"/>
+      </w:pPr>
+      <w:r>
+        <w:t>Janvier</w:t>
+      </w:r>
+    </w:p>
+    <w:p>
+      <w:pPr>
+        <w:spacing w:after="150" w:line="276" w:lineRule="auto"/>
+      </w:pPr>
+      <w:r>
+        <w:t>2</w:t>
+      </w:r>
+    </w:p>
+    <w:p>
+      <w:pPr>
+        <w:spacing w:after="150" w:line="276" w:lineRule="auto"/>
+      </w:pPr>
+      <w:r>
+        <w:t>CA : 2500 DT</w:t>
+      </w:r>
+    </w:p>
+    <w:p>
+      <w:pPr>
+        <w:spacing w:after="150" w:line="276" w:lineRule="auto"/>
+      </w:pPr>
+      <w:r>
+        <w:t>3</w:t>
+      </w:r>
+    </w:p>
+    <w:p>
+      <w:pPr>
+        <w:spacing w:after="150" w:line="276" w:lineRule="auto"/>
+      </w:pPr>
+      <w:r>
+        <w:t>Marge : 900 DT</w:t>
+      </w:r>
+    </w:p>
+    <w:p>
+      <w:pPr>
+        <w:spacing w:after="150" w:line="276" w:lineRule="auto"/>
+      </w:pPr>
+      <w:r>
+        <w:t>4</w:t>
+      </w:r>
+    </w:p>
+    <w:p>
+      <w:pPr>
+        <w:spacing w:after="150" w:line="276" w:lineRule="auto"/>
+      </w:pPr>
+      <w:r>
+        <w:t> </w:t>
+      </w:r>
+    </w:p>
+    <w:p>
+      <w:pPr>
+        <w:spacing w:after="150" w:line="276" w:lineRule="auto"/>
+      </w:pPr>
+      <w:r>
+        <w:t>5</w:t>
+      </w:r>
+    </w:p>
+    <w:p>
+      <w:pPr>
+        <w:spacing w:after="150" w:line="276" w:lineRule="auto"/>
+      </w:pPr>
+      <w:r>
+        <w:t>Février</w:t>
+      </w:r>
+    </w:p>
+    <w:p>
+      <w:pPr>
+        <w:spacing w:after="150" w:line="276" w:lineRule="auto"/>
+      </w:pPr>
+      <w:r>
+        <w:t>6</w:t>
+      </w:r>
+    </w:p>
+    <w:p>
+      <w:pPr>
+        <w:spacing w:after="150" w:line="276" w:lineRule="auto"/>
+      </w:pPr>
+      <w:r>
+        <w:t>CA : 3200 DT</w:t>
+      </w:r>
+    </w:p>
+    <w:p>
+      <w:pPr>
+        <w:spacing w:after="150" w:line="276" w:lineRule="auto"/>
+      </w:pPr>
+      <w:r>
+        <w:t>7</w:t>
+      </w:r>
+    </w:p>
+    <w:p>
+      <w:pPr>
+        <w:spacing w:after="150" w:line="276" w:lineRule="auto"/>
+      </w:pPr>
+      <w:r>
+        <w:t>Marge : 1200 DT</w:t>
+      </w:r>
+    </w:p>
+    <w:p>
+      <w:pPr>
+        <w:spacing w:after="150" w:line="276" w:lineRule="auto"/>
+      </w:pPr>
+      <w:r>
+        <w:t>8</w:t>
+      </w:r>
+    </w:p>
+    <w:p>
+      <w:pPr>
+        <w:spacing w:after="150" w:line="276" w:lineRule="auto"/>
+      </w:pPr>
+      <w:r>
+        <w:t> </w:t>
+      </w:r>
+    </w:p>
+    <w:p>
+      <w:pPr>
+        <w:spacing w:after="150" w:line="276" w:lineRule="auto"/>
+      </w:pPr>
+      <w:r>
+        <w:t>9</w:t>
+      </w:r>
+    </w:p>
+    <w:p>
+      <w:pPr>
+        <w:spacing w:after="150" w:line="276" w:lineRule="auto"/>
+      </w:pPr>
+      <w:r>
+        <w:t>Mars</w:t>
+      </w:r>
+    </w:p>
+    <w:p>
+      <w:pPr>
+        <w:spacing w:after="150" w:line="276" w:lineRule="auto"/>
+      </w:pPr>
+      <w:r>
+        <w:t>10</w:t>
+      </w:r>
+    </w:p>
+    <w:p>
+      <w:pPr>
+        <w:spacing w:after="150" w:line="276" w:lineRule="auto"/>
+      </w:pPr>
+      <w:r>
+        <w:t>CA : 2800 DT</w:t>
+      </w:r>
+    </w:p>
+    <w:p>
+      <w:pPr>
+        <w:spacing w:after="150" w:line="276" w:lineRule="auto"/>
+      </w:pPr>
+      <w:r>
+        <w:t>11</w:t>
+      </w:r>
+    </w:p>
+    <w:p>
+      <w:pPr>
+        <w:spacing w:after="150" w:line="276" w:lineRule="auto"/>
+      </w:pPr>
+      <w:r>
+        <w:t>Marge : 950 DT</w:t>
+      </w:r>
+    </w:p>
+    <w:p>
+      <w:pPr>
+        <w:spacing w:after="150" w:line="276" w:lineRule="auto"/>
+      </w:pPr>
+      <w:r>
+        <w:t>Afficher plus de lignes</w:t>
+      </w:r>
+    </w:p>
+    <w:p>
+      <w:pPr>
+        <w:spacing w:after="150" w:line="276" w:lineRule="auto"/>
+      </w:pPr>
+      <w:proofErr w:type="gramStart"/>
+      <w:r>
+        <w:t>avec</w:t>
+      </w:r>
+      <w:proofErr w:type="gramEnd"/>
+      <w:r>
+        <w:t xml:space="preserve"> un graphique.</w:t>
+      </w:r>
+    </w:p>
+    <w:p>
+      <w:pPr>
+        <w:spacing w:after="150" w:line="276" w:lineRule="auto"/>
+      </w:pPr>
+      <w:r>
+        <w:pict w14:anchorId="426EA27C">
+          <v:rect id="_x0000_i1067" style="width:0;height:1.5pt" o:hralign="center" o:hrstd="t" o:hr="t" fillcolor="#a0a0a0" stroked="f"/>
+        </w:pict>
+      </w:r>
+    </w:p>
+    <w:p>
+      <w:pPr>
+        <w:spacing w:after="150" w:line="276" w:lineRule="auto"/>
+        <w:rPr>
+          <w:b/>
+          <w:bCs/>
+        </w:rPr>
+      </w:pPr>
+      <w:r>
+        <w:rPr>
+          <w:b/>
+          <w:bCs/>
+        </w:rPr>
+        <w:t>Ce que je ne ferais PAS</w:t>
+      </w:r>
+    </w:p>
+    <w:p>
+      <w:pPr>
+        <w:spacing w:after="150" w:line="276" w:lineRule="auto"/>
+      </w:pPr>
+      <w:r>
+        <w:rPr>
+          <w:rFonts w:ascii="Segoe UI Emoji" w:hAnsi="Segoe UI Emoji" w:cs="Segoe UI Emoji"/>
+        </w:rPr>
+        <w:t>❌</w:t>
+      </w:r>
+      <w:r>
+        <w:t xml:space="preserve"> Comptabilité complète</w:t>
+      </w:r>
+    </w:p>
+    <w:p>
+      <w:pPr>
+        <w:spacing w:after="150" w:line="276" w:lineRule="auto"/>
+      </w:pPr>
+      <w:r>
+        <w:rPr>
+          <w:rFonts w:ascii="Segoe UI Emoji" w:hAnsi="Segoe UI Emoji" w:cs="Segoe UI Emoji"/>
+        </w:rPr>
+        <w:t>❌</w:t>
+      </w:r>
+      <w:r>
+        <w:t xml:space="preserve"> Bilan comptable</w:t>
+      </w:r>
+    </w:p>
+    <w:p>
+      <w:pPr>
+        <w:spacing w:after="150" w:line="276" w:lineRule="auto"/>
+      </w:pPr>
+      <w:r>
+        <w:rPr>
+          <w:rFonts w:ascii="Segoe UI Emoji" w:hAnsi="Segoe UI Emoji" w:cs="Segoe UI Emoji"/>
+        </w:rPr>
+        <w:t>❌</w:t>
+      </w:r>
+      <w:r>
+        <w:t xml:space="preserve"> TVA</w:t>
+      </w:r>
+    </w:p>
+    <w:p>
+      <w:pPr>
+        <w:spacing w:after="150" w:line="276" w:lineRule="auto"/>
+      </w:pPr>
+      <w:r>
+        <w:rPr>
+          <w:rFonts w:ascii="Segoe UI Emoji" w:hAnsi="Segoe UI Emoji" w:cs="Segoe UI Emoji"/>
+        </w:rPr>
+        <w:t>❌</w:t>
+      </w:r>
+      <w:r>
+        <w:t xml:space="preserve"> Charges salariales</w:t>
+      </w:r>
+    </w:p>
+    <w:p>
+      <w:pPr>
+        <w:spacing w:after="150" w:line="276" w:lineRule="auto"/>
+      </w:pPr>
+      <w:r>
+        <w:rPr>
+          <w:rFonts w:ascii="Segoe UI Emoji" w:hAnsi="Segoe UI Emoji" w:cs="Segoe UI Emoji"/>
+        </w:rPr>
+        <w:t>❌</w:t>
+      </w:r>
+      <w:r>
+        <w:t xml:space="preserve"> Résultat fiscal</w:t>
+      </w:r>
+    </w:p>
+    <w:p>
+      <w:pPr>
+        <w:spacing w:after="150" w:line="276" w:lineRule="auto"/>
+      </w:pPr>
+      <w:r>
+        <w:lastRenderedPageBreak/>
+        <w:t>Ce n'est pas dans le périmètre du projet.</w:t>
+      </w:r>
+    </w:p>
+    <w:p>
+      <w:pPr>
+        <w:spacing w:after="150" w:line="276" w:lineRule="auto"/>
+      </w:pPr>
+      <w:r>
+        <w:pict w14:anchorId="295C4750">
+          <v:rect id="_x0000_i1068" style="width:0;height:1.5pt" o:hralign="center" o:hrstd="t" o:hr="t" fillcolor="#a0a0a0" stroked="f"/>
+        </w:pict>
+      </w:r>
+    </w:p>
+    <w:p>
+      <w:pPr>
+        <w:spacing w:after="150" w:line="276" w:lineRule="auto"/>
+        <w:rPr>
+          <w:b/>
+          <w:bCs/>
+        </w:rPr>
+      </w:pPr>
+      <w:r>
+        <w:rPr>
+          <w:b/>
+          <w:bCs/>
+        </w:rPr>
+        <w:t>Mon avis</w:t>
+      </w:r>
+    </w:p>
+    <w:p>
+      <w:pPr>
+        <w:spacing w:after="150" w:line="276" w:lineRule="auto"/>
+      </w:pPr>
+      <w:r>
+        <w:t>Si tu dois ajouter UNE seule amélioration métier maintenant :</w:t>
+      </w:r>
+    </w:p>
+    <w:p>
+      <w:pPr>
+        <w:spacing w:after="150" w:line="276" w:lineRule="auto"/>
+      </w:pPr>
+      <w:r>
+        <w:rPr>
+          <w:rFonts w:ascii="Segoe UI Emoji" w:hAnsi="Segoe UI Emoji" w:cs="Segoe UI Emoji"/>
+        </w:rPr>
+        <w:t>✅</w:t>
+      </w:r>
+      <w:r>
+        <w:t xml:space="preserve"> </w:t>
+      </w:r>
+      <w:r>
+        <w:rPr>
+          <w:b/>
+          <w:bCs/>
+        </w:rPr>
+        <w:t>"Top produits les plus rentables"</w:t>
+      </w:r>
+    </w:p>
+    <w:p>
+      <w:pPr>
+        <w:spacing w:after="150" w:line="276" w:lineRule="auto"/>
+      </w:pPr>
+      <w:proofErr w:type="gramStart"/>
+      <w:r>
+        <w:t>ou</w:t>
+      </w:r>
+      <w:proofErr w:type="gramEnd"/>
+    </w:p>
+    <w:p>
+      <w:pPr>
+        <w:spacing w:after="150" w:line="276" w:lineRule="auto"/>
+      </w:pPr>
+      <w:r>
+        <w:rPr>
+          <w:rFonts w:ascii="Segoe UI Emoji" w:hAnsi="Segoe UI Emoji" w:cs="Segoe UI Emoji"/>
+        </w:rPr>
+        <w:t>✅</w:t>
+      </w:r>
+      <w:r>
+        <w:t xml:space="preserve"> </w:t>
+      </w:r>
+      <w:r>
+        <w:rPr>
+          <w:b/>
+          <w:bCs/>
+        </w:rPr>
+        <w:t>"Marge totale du mois"</w:t>
+      </w:r>
+    </w:p>
+    <w:p>
+      <w:pPr>
+        <w:spacing w:after="150" w:line="276" w:lineRule="auto"/>
+      </w:pPr>
+      <w:r>
+        <w:t>C'est :</w:t>
+      </w:r>
+    </w:p>
+    <w:p>
+      <w:pPr>
+        <w:numPr>
+          <w:ilvl w:val="0"/>
+          <w:numId w:val="77"/>
+        </w:numPr>
+        <w:spacing w:after="150" w:line="276" w:lineRule="auto"/>
+      </w:pPr>
+      <w:proofErr w:type="gramStart"/>
+      <w:r>
+        <w:t>facile</w:t>
+      </w:r>
+      <w:proofErr w:type="gramEnd"/>
+      <w:r>
+        <w:t xml:space="preserve"> à expliquer</w:t>
+      </w:r>
+    </w:p>
+    <w:p>
+      <w:pPr>
+        <w:numPr>
+          <w:ilvl w:val="0"/>
+          <w:numId w:val="77"/>
+        </w:numPr>
+        <w:spacing w:after="150" w:line="276" w:lineRule="auto"/>
+      </w:pPr>
+      <w:proofErr w:type="gramStart"/>
+      <w:r>
+        <w:t>lié</w:t>
+      </w:r>
+      <w:proofErr w:type="gramEnd"/>
+      <w:r>
+        <w:t xml:space="preserve"> au cahier des charges</w:t>
+      </w:r>
+    </w:p>
+    <w:p>
+      <w:pPr>
+        <w:numPr>
+          <w:ilvl w:val="0"/>
+          <w:numId w:val="77"/>
+        </w:numPr>
+        <w:spacing w:after="150" w:line="276" w:lineRule="auto"/>
+      </w:pPr>
+      <w:proofErr w:type="gramStart"/>
+      <w:r>
+        <w:t>utile</w:t>
+      </w:r>
+      <w:proofErr w:type="gramEnd"/>
+      <w:r>
+        <w:t xml:space="preserve"> au gérant</w:t>
+      </w:r>
+    </w:p>
+    <w:p>
+      <w:pPr>
+        <w:numPr>
+          <w:ilvl w:val="0"/>
+          <w:numId w:val="77"/>
+        </w:numPr>
+        <w:spacing w:after="150" w:line="276" w:lineRule="auto"/>
+      </w:pPr>
+      <w:proofErr w:type="gramStart"/>
+      <w:r>
+        <w:t>cohérent</w:t>
+      </w:r>
+      <w:proofErr w:type="gramEnd"/>
+      <w:r>
+        <w:t xml:space="preserve"> avec l'IA</w:t>
+      </w:r>
+    </w:p>
+    <w:p>
+      <w:pPr>
+        <w:numPr>
+          <w:ilvl w:val="0"/>
+          <w:numId w:val="77"/>
+        </w:numPr>
+        <w:spacing w:after="150" w:line="276" w:lineRule="auto"/>
+      </w:pPr>
+      <w:proofErr w:type="gramStart"/>
+      <w:r>
+        <w:t>très</w:t>
+      </w:r>
+      <w:proofErr w:type="gramEnd"/>
+      <w:r>
+        <w:t xml:space="preserve"> apprécié par un jury</w:t>
+      </w:r>
+    </w:p>
+    <w:p>
+      <w:pPr>
+        <w:spacing w:after="150" w:line="276" w:lineRule="auto"/>
+      </w:pPr>
+      <w:r>
+        <w:t>Je donnerais la priorité à :</w:t>
+      </w:r>
+    </w:p>
+    <w:p>
+      <w:pPr>
+        <w:spacing w:after="150" w:line="276" w:lineRule="auto"/>
+      </w:pPr>
+      <w:r>
+        <w:t xml:space="preserve">Plain </w:t>
+      </w:r>
+      <w:proofErr w:type="spellStart"/>
+      <w:r>
+        <w:t>Text</w:t>
+      </w:r>
+      <w:proofErr w:type="spellEnd"/>
+    </w:p>
+    <w:p>
+      <w:pPr>
+        <w:spacing w:after="150" w:line="276" w:lineRule="auto"/>
+      </w:pPr>
+      <w:r>
+        <w:t>1</w:t>
+      </w:r>
+    </w:p>
+    <w:p>
+      <w:pPr>
+        <w:spacing w:after="150" w:line="276" w:lineRule="auto"/>
+      </w:pPr>
+      <w:r>
+        <w:t>Dashboard</w:t>
+      </w:r>
+    </w:p>
+    <w:p>
+      <w:pPr>
+        <w:spacing w:after="150" w:line="276" w:lineRule="auto"/>
+      </w:pPr>
+      <w:r>
+        <w:t>2</w:t>
+      </w:r>
+    </w:p>
+    <w:p>
+      <w:pPr>
+        <w:spacing w:after="150" w:line="276" w:lineRule="auto"/>
+      </w:pPr>
+      <w:r>
+        <w:t>├─ Chiffre d'affaires du mois</w:t>
+      </w:r>
+    </w:p>
+    <w:p>
+      <w:pPr>
+        <w:spacing w:after="150" w:line="276" w:lineRule="auto"/>
+      </w:pPr>
+      <w:r>
+        <w:t>3</w:t>
+      </w:r>
+    </w:p>
+    <w:p>
+      <w:pPr>
+        <w:spacing w:after="150" w:line="276" w:lineRule="auto"/>
+      </w:pPr>
+      <w:r>
+        <w:t>├─ Marge du mois</w:t>
+      </w:r>
+    </w:p>
+    <w:p>
+      <w:pPr>
+        <w:spacing w:after="150" w:line="276" w:lineRule="auto"/>
+      </w:pPr>
+      <w:r>
+        <w:t>4</w:t>
+      </w:r>
+    </w:p>
+    <w:p>
+      <w:pPr>
+        <w:spacing w:after="150" w:line="276" w:lineRule="auto"/>
+      </w:pPr>
+      <w:r>
+        <w:t>├─ Top 5 produits rentables</w:t>
+      </w:r>
+    </w:p>
+    <w:p>
+      <w:pPr>
+        <w:spacing w:after="150" w:line="276" w:lineRule="auto"/>
+      </w:pPr>
+      <w:r>
+        <w:t>5</w:t>
+      </w:r>
+    </w:p>
+    <w:p>
+      <w:pPr>
+        <w:spacing w:after="150" w:line="276" w:lineRule="auto"/>
+      </w:pPr>
+      <w:r>
+        <w:t>└─ Produits à faible marge</w:t>
+      </w:r>
+    </w:p>
+    <w:p>
+      <w:pPr>
+        <w:spacing w:after="150" w:line="276" w:lineRule="auto"/>
+      </w:pPr>
+      <w:r>
+        <w:t>Afficher plus de lignes</w:t>
+      </w:r>
+    </w:p>
+    <w:p>
+      <w:pPr>
+        <w:spacing w:after="150" w:line="276" w:lineRule="auto"/>
+      </w:pPr>
+      <w:r>
+        <w:t xml:space="preserve">Ça apporte plus de valeur que beaucoup d'autres fonctionnalités et c'est parfaitement aligné avec ton cahier des charges. </w:t>
+      </w:r>
+      <w:r>
+        <w:rPr>
+          <w:rFonts w:ascii="Segoe UI Emoji" w:hAnsi="Segoe UI Emoji" w:cs="Segoe UI Emoji"/>
+        </w:rPr>
+        <w:t>🚀</w:t>
+      </w:r>
+    </w:p>
+    <w:p>
+      <w:pPr>
+        <w:spacing w:after="150" w:line="276" w:lineRule="auto"/>
+      </w:pPr>
+    </w:p>
+    <w:p>
+      <w:pPr>
+        <w:spacing w:after="150" w:line="276" w:lineRule="auto"/>
+      </w:pPr>
+    </w:p>
+    <w:p>
+      <w:pPr>
+        <w:spacing w:after="150" w:line="276" w:lineRule="auto"/>
+      </w:pPr>
+    </w:p>
+    <w:p>
+      <w:pPr>
+        <w:spacing w:after="150" w:line="276" w:lineRule="auto"/>
+      </w:pPr>
+    </w:p>
+    <w:p>
+      <w:pPr>
+        <w:spacing w:after="150" w:line="276" w:lineRule="auto"/>
+      </w:pPr>
+    </w:p>
+    <w:p>
+      <w:pPr>
+        <w:spacing w:after="150" w:line="276" w:lineRule="auto"/>
+      </w:pPr>
+    </w:p>
+    <w:p>
+      <w:pPr>
+        <w:spacing w:after="150" w:line="276" w:lineRule="auto"/>
+      </w:pPr>
+    </w:p>
+    <w:p>
+      <w:pPr>
+        <w:spacing w:after="150" w:line="276" w:lineRule="auto"/>
+      </w:pPr>
+    </w:p>
+    <w:p>
+      <w:pPr>
+        <w:spacing w:after="150" w:line="276" w:lineRule="auto"/>
+      </w:pPr>
+    </w:p>
+    <w:p>
+      <w:pPr>
+        <w:spacing w:after="150" w:line="276" w:lineRule="auto"/>
+      </w:pPr>
+    </w:p>
+    <w:p>
+      <w:pPr>
+        <w:spacing w:after="150" w:line="276" w:lineRule="auto"/>
+      </w:pPr>
+    </w:p>
+    <w:p>
+      <w:pPr>
+        <w:spacing w:after="150" w:line="276" w:lineRule="auto"/>
+      </w:pPr>
+    </w:p>
+    <w:p>
+      <w:pPr>
+        <w:spacing w:after="150" w:line="276" w:lineRule="auto"/>
+      </w:pPr>
+    </w:p>
+    <w:p>
+      <w:pPr>
+        <w:spacing w:after="150" w:line="276" w:lineRule="auto"/>
+      </w:pPr>
+    </w:p>
+    <w:p>
+      <w:pPr>
+        <w:spacing w:after="150" w:line="276" w:lineRule="auto"/>
+      </w:pPr>
+    </w:p>
+    <w:p>
+      <w:pPr>
+        <w:spacing w:after="150" w:line="276" w:lineRule="auto"/>
+      </w:pPr>
+    </w:p>
+    <w:p>
+      <w:pPr>
+        <w:spacing w:after="150" w:line="276" w:lineRule="auto"/>
+      </w:pPr>
+    </w:p>
+    <w:p>
+      <w:pPr>
+        <w:spacing w:after="150" w:line="276" w:lineRule="auto"/>
+      </w:pPr>
+    </w:p>
+    <w:p>
+      <w:pPr>
+        <w:spacing w:after="150" w:line="276" w:lineRule="auto"/>
+      </w:pPr>
+      <w:proofErr w:type="gramStart"/>
+      <w:r>
+        <w:t>partie</w:t>
+      </w:r>
+      <w:proofErr w:type="gramEnd"/>
+      <w:r>
+        <w:t xml:space="preserve"> vente voici formulaire de Point de Vente Rapide et tableau Historique des ventes il n'affiche pas les produit de chaque client (</w:t>
+      </w:r>
+      <w:proofErr w:type="spellStart"/>
+      <w:r>
+        <w:t>what</w:t>
+      </w:r>
+      <w:proofErr w:type="spellEnd"/>
+      <w:r>
+        <w:t xml:space="preserve"> </w:t>
+      </w:r>
+      <w:proofErr w:type="spellStart"/>
+      <w:r>
+        <w:t>did</w:t>
+      </w:r>
+      <w:proofErr w:type="spellEnd"/>
+      <w:r>
+        <w:t xml:space="preserve"> </w:t>
+      </w:r>
+      <w:proofErr w:type="spellStart"/>
+      <w:r>
+        <w:t>he</w:t>
+      </w:r>
+      <w:proofErr w:type="spellEnd"/>
+      <w:r>
+        <w:t xml:space="preserve"> </w:t>
+      </w:r>
+      <w:proofErr w:type="spellStart"/>
+      <w:r>
+        <w:t>buy</w:t>
+      </w:r>
+      <w:proofErr w:type="spellEnd"/>
+      <w:r>
+        <w:t xml:space="preserve"> </w:t>
+      </w:r>
+      <w:proofErr w:type="spellStart"/>
+      <w:proofErr w:type="gramStart"/>
+      <w:r>
+        <w:t>spécificly</w:t>
+      </w:r>
+      <w:proofErr w:type="spellEnd"/>
+      <w:r>
+        <w:t>)and</w:t>
+      </w:r>
+      <w:proofErr w:type="gramEnd"/>
+      <w:r>
+        <w:t xml:space="preserve"> </w:t>
+      </w:r>
+      <w:proofErr w:type="spellStart"/>
+      <w:r>
+        <w:t>don't</w:t>
+      </w:r>
+      <w:proofErr w:type="spellEnd"/>
+      <w:r>
+        <w:t xml:space="preserve"> have the phone </w:t>
+      </w:r>
+      <w:proofErr w:type="spellStart"/>
+      <w:r>
+        <w:t>nomber</w:t>
+      </w:r>
+      <w:proofErr w:type="spellEnd"/>
+      <w:r>
+        <w:t xml:space="preserve"> </w:t>
+      </w:r>
+      <w:proofErr w:type="spellStart"/>
+      <w:r>
+        <w:t>is</w:t>
+      </w:r>
+      <w:proofErr w:type="spellEnd"/>
+      <w:r>
+        <w:t xml:space="preserve"> </w:t>
+      </w:r>
+      <w:proofErr w:type="spellStart"/>
+      <w:r>
+        <w:t>it</w:t>
+      </w:r>
+      <w:proofErr w:type="spellEnd"/>
+      <w:r>
+        <w:t xml:space="preserve"> ok ????????how to améliorer résultat de cette partie et si aucun </w:t>
+      </w:r>
+      <w:proofErr w:type="spellStart"/>
+      <w:r>
+        <w:t>probleme</w:t>
+      </w:r>
+      <w:proofErr w:type="spellEnd"/>
+      <w:r>
+        <w:t xml:space="preserve"> </w:t>
+      </w:r>
+      <w:proofErr w:type="spellStart"/>
+      <w:r>
+        <w:t>we</w:t>
+      </w:r>
+      <w:proofErr w:type="spellEnd"/>
+      <w:r>
+        <w:t xml:space="preserve"> </w:t>
+      </w:r>
+      <w:proofErr w:type="spellStart"/>
+      <w:r>
+        <w:t>will</w:t>
+      </w:r>
+      <w:proofErr w:type="spellEnd"/>
+      <w:r>
+        <w:t xml:space="preserve"> passe </w:t>
+      </w:r>
+      <w:proofErr w:type="spellStart"/>
+      <w:r>
+        <w:t>next</w:t>
+      </w:r>
+      <w:proofErr w:type="spellEnd"/>
+      <w:r>
+        <w:t xml:space="preserve"> </w:t>
+      </w:r>
+      <w:proofErr w:type="spellStart"/>
+      <w:r>
+        <w:t>things</w:t>
+      </w:r>
+      <w:proofErr w:type="spellEnd"/>
     </w:p>
     <w:sectPr>
       <w:headerReference w:type="default" r:id="rId9"/>
@@ -16057,6 +21254,304 @@
 <file path=word/numbering.xml><?xml version="1.0" encoding="utf-8"?>
 <w:numbering xmlns:wpc="http://schemas.microsoft.com/office/word/2010/wordprocessingCanvas" xmlns:cx="http://schemas.microsoft.com/office/drawing/2014/chartex" xmlns:cx1="http://schemas.microsoft.com/office/drawing/2015/9/8/chartex" xmlns:cx2="http://schemas.microsoft.com/office/drawing/2015/10/21/chartex" xmlns:cx3="http://schemas.microsoft.com/office/drawing/2016/5/9/chartex" xmlns:cx4="http://schemas.microsoft.com/office/drawing/2016/5/10/chartex" xmlns:cx5="http://schemas.microsoft.com/office/drawing/2016/5/11/chartex" xmlns:cx6="http://schemas.microsoft.com/office/drawing/2016/5/12/chartex" xmlns:cx7="http://schemas.microsoft.com/office/drawing/2016/5/13/chartex" xmlns:cx8="http://schemas.microsoft.com/office/drawing/2016/5/14/chartex" xmlns:mc="http://schemas.openxmlformats.org/markup-compatibility/2006" xmlns:aink="http://schemas.microsoft.com/office/drawing/2016/ink" xmlns:am3d="http://schemas.microsoft.com/office/drawing/2017/model3d" xmlns:o="urn:schemas-microsoft-com:office:office" xmlns:oel="http://schemas.microsoft.com/office/2019/extlst" xmlns:r="http://schemas.openxmlformats.org/officeDocument/2006/relationships" xmlns:m="http://schemas.openxmlformats.org/officeDocument/2006/math" xmlns:v="urn:schemas-microsoft-com:vml" xmlns:wp14="http://schemas.microsoft.com/office/word/2010/wordprocessingDrawing" xmlns:wp="http://schemas.openxmlformats.org/drawingml/2006/wordprocessingDrawing" xmlns:w10="urn:schemas-microsoft-com:office:word" xmlns:w="http://schemas.openxmlformats.org/wordprocessingml/2006/main" xmlns:w14="http://schemas.microsoft.com/office/word/2010/wordml" xmlns:w15="http://schemas.microsoft.com/office/word/2012/wordml" xmlns:w16cex="http://schemas.microsoft.com/office/word/2018/wordml/cex" xmlns:w16cid="http://schemas.microsoft.com/office/word/2016/wordml/cid" xmlns:w16="http://schemas.microsoft.com/office/word/2018/wordml" xmlns:w16du="http://schemas.microsoft.com/office/word/2023/wordml/word16du" xmlns:w16sdtdh="http://schemas.microsoft.com/office/word/2020/wordml/sdtdatahash" xmlns:w16sdtfl="http://schemas.microsoft.com/office/word/2024/wordml/sdtformatlock" xmlns:w16se="http://schemas.microsoft.com/office/word/2015/wordml/symex" xmlns:wpg="http://schemas.microsoft.com/office/word/2010/wordprocessingGroup" xmlns:wpi="http://schemas.microsoft.com/office/word/2010/wordprocessingInk" xmlns:wne="http://schemas.microsoft.com/office/word/2006/wordml" xmlns:wps="http://schemas.microsoft.com/office/word/2010/wordprocessingShape" mc:Ignorable="w14 w15 w16se w16cid w16 w16cex w16sdtdh w16sdtfl w16du wp14">
   <w:abstractNum w:abstractNumId="0" w15:restartNumberingAfterBreak="0">
+    <w:nsid w:val="01444DBB"/>
+    <w:multiLevelType w:val="multilevel"/>
+    <w:tmpl w:val="8F786A56"/>
+    <w:lvl w:ilvl="0">
+      <w:start w:val="1"/>
+      <w:numFmt w:val="bullet"/>
+      <w:lvlText w:val=""/>
+      <w:lvlJc w:val="left"/>
+      <w:pPr>
+        <w:tabs>
+          <w:tab w:val="num" w:pos="720"/>
+        </w:tabs>
+        <w:ind w:left="720" w:hanging="360"/>
+      </w:pPr>
+      <w:rPr>
+        <w:rFonts w:ascii="Symbol" w:hAnsi="Symbol" w:hint="default"/>
+        <w:sz w:val="20"/>
+      </w:rPr>
+    </w:lvl>
+    <w:lvl w:ilvl="1" w:tentative="1">
+      <w:start w:val="1"/>
+      <w:numFmt w:val="bullet"/>
+      <w:lvlText w:val="o"/>
+      <w:lvlJc w:val="left"/>
+      <w:pPr>
+        <w:tabs>
+          <w:tab w:val="num" w:pos="1440"/>
+        </w:tabs>
+        <w:ind w:left="1440" w:hanging="360"/>
+      </w:pPr>
+      <w:rPr>
+        <w:rFonts w:ascii="Courier New" w:hAnsi="Courier New" w:hint="default"/>
+        <w:sz w:val="20"/>
+      </w:rPr>
+    </w:lvl>
+    <w:lvl w:ilvl="2" w:tentative="1">
+      <w:start w:val="1"/>
+      <w:numFmt w:val="bullet"/>
+      <w:lvlText w:val=""/>
+      <w:lvlJc w:val="left"/>
+      <w:pPr>
+        <w:tabs>
+          <w:tab w:val="num" w:pos="2160"/>
+        </w:tabs>
+        <w:ind w:left="2160" w:hanging="360"/>
+      </w:pPr>
+      <w:rPr>
+        <w:rFonts w:ascii="Wingdings" w:hAnsi="Wingdings" w:hint="default"/>
+        <w:sz w:val="20"/>
+      </w:rPr>
+    </w:lvl>
+    <w:lvl w:ilvl="3" w:tentative="1">
+      <w:start w:val="1"/>
+      <w:numFmt w:val="bullet"/>
+      <w:lvlText w:val=""/>
+      <w:lvlJc w:val="left"/>
+      <w:pPr>
+        <w:tabs>
+          <w:tab w:val="num" w:pos="2880"/>
+        </w:tabs>
+        <w:ind w:left="2880" w:hanging="360"/>
+      </w:pPr>
+      <w:rPr>
+        <w:rFonts w:ascii="Wingdings" w:hAnsi="Wingdings" w:hint="default"/>
+        <w:sz w:val="20"/>
+      </w:rPr>
+    </w:lvl>
+    <w:lvl w:ilvl="4" w:tentative="1">
+      <w:start w:val="1"/>
+      <w:numFmt w:val="bullet"/>
+      <w:lvlText w:val=""/>
+      <w:lvlJc w:val="left"/>
+      <w:pPr>
+        <w:tabs>
+          <w:tab w:val="num" w:pos="3600"/>
+        </w:tabs>
+        <w:ind w:left="3600" w:hanging="360"/>
+      </w:pPr>
+      <w:rPr>
+        <w:rFonts w:ascii="Wingdings" w:hAnsi="Wingdings" w:hint="default"/>
+        <w:sz w:val="20"/>
+      </w:rPr>
+    </w:lvl>
+    <w:lvl w:ilvl="5" w:tentative="1">
+      <w:start w:val="1"/>
+      <w:numFmt w:val="bullet"/>
+      <w:lvlText w:val=""/>
+      <w:lvlJc w:val="left"/>
+      <w:pPr>
+        <w:tabs>
+          <w:tab w:val="num" w:pos="4320"/>
+        </w:tabs>
+        <w:ind w:left="4320" w:hanging="360"/>
+      </w:pPr>
+      <w:rPr>
+        <w:rFonts w:ascii="Wingdings" w:hAnsi="Wingdings" w:hint="default"/>
+        <w:sz w:val="20"/>
+      </w:rPr>
+    </w:lvl>
+    <w:lvl w:ilvl="6" w:tentative="1">
+      <w:start w:val="1"/>
+      <w:numFmt w:val="bullet"/>
+      <w:lvlText w:val=""/>
+      <w:lvlJc w:val="left"/>
+      <w:pPr>
+        <w:tabs>
+          <w:tab w:val="num" w:pos="5040"/>
+        </w:tabs>
+        <w:ind w:left="5040" w:hanging="360"/>
+      </w:pPr>
+      <w:rPr>
+        <w:rFonts w:ascii="Wingdings" w:hAnsi="Wingdings" w:hint="default"/>
+        <w:sz w:val="20"/>
+      </w:rPr>
+    </w:lvl>
+    <w:lvl w:ilvl="7" w:tentative="1">
+      <w:start w:val="1"/>
+      <w:numFmt w:val="bullet"/>
+      <w:lvlText w:val=""/>
+      <w:lvlJc w:val="left"/>
+      <w:pPr>
+        <w:tabs>
+          <w:tab w:val="num" w:pos="5760"/>
+        </w:tabs>
+        <w:ind w:left="5760" w:hanging="360"/>
+      </w:pPr>
+      <w:rPr>
+        <w:rFonts w:ascii="Wingdings" w:hAnsi="Wingdings" w:hint="default"/>
+        <w:sz w:val="20"/>
+      </w:rPr>
+    </w:lvl>
+    <w:lvl w:ilvl="8" w:tentative="1">
+      <w:start w:val="1"/>
+      <w:numFmt w:val="bullet"/>
+      <w:lvlText w:val=""/>
+      <w:lvlJc w:val="left"/>
+      <w:pPr>
+        <w:tabs>
+          <w:tab w:val="num" w:pos="6480"/>
+        </w:tabs>
+        <w:ind w:left="6480" w:hanging="360"/>
+      </w:pPr>
+      <w:rPr>
+        <w:rFonts w:ascii="Wingdings" w:hAnsi="Wingdings" w:hint="default"/>
+        <w:sz w:val="20"/>
+      </w:rPr>
+    </w:lvl>
+  </w:abstractNum>
+  <w:abstractNum w:abstractNumId="1" w15:restartNumberingAfterBreak="0">
+    <w:nsid w:val="01ED216A"/>
+    <w:multiLevelType w:val="multilevel"/>
+    <w:tmpl w:val="43E05F5C"/>
+    <w:lvl w:ilvl="0">
+      <w:start w:val="1"/>
+      <w:numFmt w:val="bullet"/>
+      <w:lvlText w:val=""/>
+      <w:lvlJc w:val="left"/>
+      <w:pPr>
+        <w:tabs>
+          <w:tab w:val="num" w:pos="720"/>
+        </w:tabs>
+        <w:ind w:left="720" w:hanging="360"/>
+      </w:pPr>
+      <w:rPr>
+        <w:rFonts w:ascii="Symbol" w:hAnsi="Symbol" w:hint="default"/>
+        <w:sz w:val="20"/>
+      </w:rPr>
+    </w:lvl>
+    <w:lvl w:ilvl="1" w:tentative="1">
+      <w:start w:val="1"/>
+      <w:numFmt w:val="bullet"/>
+      <w:lvlText w:val="o"/>
+      <w:lvlJc w:val="left"/>
+      <w:pPr>
+        <w:tabs>
+          <w:tab w:val="num" w:pos="1440"/>
+        </w:tabs>
+        <w:ind w:left="1440" w:hanging="360"/>
+      </w:pPr>
+      <w:rPr>
+        <w:rFonts w:ascii="Courier New" w:hAnsi="Courier New" w:hint="default"/>
+        <w:sz w:val="20"/>
+      </w:rPr>
+    </w:lvl>
+    <w:lvl w:ilvl="2" w:tentative="1">
+      <w:start w:val="1"/>
+      <w:numFmt w:val="bullet"/>
+      <w:lvlText w:val=""/>
+      <w:lvlJc w:val="left"/>
+      <w:pPr>
+        <w:tabs>
+          <w:tab w:val="num" w:pos="2160"/>
+        </w:tabs>
+        <w:ind w:left="2160" w:hanging="360"/>
+      </w:pPr>
+      <w:rPr>
+        <w:rFonts w:ascii="Wingdings" w:hAnsi="Wingdings" w:hint="default"/>
+        <w:sz w:val="20"/>
+      </w:rPr>
+    </w:lvl>
+    <w:lvl w:ilvl="3" w:tentative="1">
+      <w:start w:val="1"/>
+      <w:numFmt w:val="bullet"/>
+      <w:lvlText w:val=""/>
+      <w:lvlJc w:val="left"/>
+      <w:pPr>
+        <w:tabs>
+          <w:tab w:val="num" w:pos="2880"/>
+        </w:tabs>
+        <w:ind w:left="2880" w:hanging="360"/>
+      </w:pPr>
+      <w:rPr>
+        <w:rFonts w:ascii="Wingdings" w:hAnsi="Wingdings" w:hint="default"/>
+        <w:sz w:val="20"/>
+      </w:rPr>
+    </w:lvl>
+    <w:lvl w:ilvl="4" w:tentative="1">
+      <w:start w:val="1"/>
+      <w:numFmt w:val="bullet"/>
+      <w:lvlText w:val=""/>
+      <w:lvlJc w:val="left"/>
+      <w:pPr>
+        <w:tabs>
+          <w:tab w:val="num" w:pos="3600"/>
+        </w:tabs>
+        <w:ind w:left="3600" w:hanging="360"/>
+      </w:pPr>
+      <w:rPr>
+        <w:rFonts w:ascii="Wingdings" w:hAnsi="Wingdings" w:hint="default"/>
+        <w:sz w:val="20"/>
+      </w:rPr>
+    </w:lvl>
+    <w:lvl w:ilvl="5" w:tentative="1">
+      <w:start w:val="1"/>
+      <w:numFmt w:val="bullet"/>
+      <w:lvlText w:val=""/>
+      <w:lvlJc w:val="left"/>
+      <w:pPr>
+        <w:tabs>
+          <w:tab w:val="num" w:pos="4320"/>
+        </w:tabs>
+        <w:ind w:left="4320" w:hanging="360"/>
+      </w:pPr>
+      <w:rPr>
+        <w:rFonts w:ascii="Wingdings" w:hAnsi="Wingdings" w:hint="default"/>
+        <w:sz w:val="20"/>
+      </w:rPr>
+    </w:lvl>
+    <w:lvl w:ilvl="6" w:tentative="1">
+      <w:start w:val="1"/>
+      <w:numFmt w:val="bullet"/>
+      <w:lvlText w:val=""/>
+      <w:lvlJc w:val="left"/>
+      <w:pPr>
+        <w:tabs>
+          <w:tab w:val="num" w:pos="5040"/>
+        </w:tabs>
+        <w:ind w:left="5040" w:hanging="360"/>
+      </w:pPr>
+      <w:rPr>
+        <w:rFonts w:ascii="Wingdings" w:hAnsi="Wingdings" w:hint="default"/>
+        <w:sz w:val="20"/>
+      </w:rPr>
+    </w:lvl>
+    <w:lvl w:ilvl="7" w:tentative="1">
+      <w:start w:val="1"/>
+      <w:numFmt w:val="bullet"/>
+      <w:lvlText w:val=""/>
+      <w:lvlJc w:val="left"/>
+      <w:pPr>
+        <w:tabs>
+          <w:tab w:val="num" w:pos="5760"/>
+        </w:tabs>
+        <w:ind w:left="5760" w:hanging="360"/>
+      </w:pPr>
+      <w:rPr>
+        <w:rFonts w:ascii="Wingdings" w:hAnsi="Wingdings" w:hint="default"/>
+        <w:sz w:val="20"/>
+      </w:rPr>
+    </w:lvl>
+    <w:lvl w:ilvl="8" w:tentative="1">
+      <w:start w:val="1"/>
+      <w:numFmt w:val="bullet"/>
+      <w:lvlText w:val=""/>
+      <w:lvlJc w:val="left"/>
+      <w:pPr>
+        <w:tabs>
+          <w:tab w:val="num" w:pos="6480"/>
+        </w:tabs>
+        <w:ind w:left="6480" w:hanging="360"/>
+      </w:pPr>
+      <w:rPr>
+        <w:rFonts w:ascii="Wingdings" w:hAnsi="Wingdings" w:hint="default"/>
+        <w:sz w:val="20"/>
+      </w:rPr>
+    </w:lvl>
+  </w:abstractNum>
+  <w:abstractNum w:abstractNumId="2" w15:restartNumberingAfterBreak="0">
     <w:nsid w:val="024D725F"/>
     <w:multiLevelType w:val="multilevel"/>
     <w:tmpl w:val="DB82AB54"/>
@@ -16205,7 +21700,7 @@
       </w:rPr>
     </w:lvl>
   </w:abstractNum>
-  <w:abstractNum w:abstractNumId="1" w15:restartNumberingAfterBreak="0">
+  <w:abstractNum w:abstractNumId="3" w15:restartNumberingAfterBreak="0">
     <w:nsid w:val="07173837"/>
     <w:multiLevelType w:val="multilevel"/>
     <w:tmpl w:val="C276C1E2"/>
@@ -16354,7 +21849,7 @@
       </w:rPr>
     </w:lvl>
   </w:abstractNum>
-  <w:abstractNum w:abstractNumId="2" w15:restartNumberingAfterBreak="0">
+  <w:abstractNum w:abstractNumId="4" w15:restartNumberingAfterBreak="0">
     <w:nsid w:val="08776D8E"/>
     <w:multiLevelType w:val="multilevel"/>
     <w:tmpl w:val="62C6AFBC"/>
@@ -16503,7 +21998,156 @@
       </w:rPr>
     </w:lvl>
   </w:abstractNum>
-  <w:abstractNum w:abstractNumId="3" w15:restartNumberingAfterBreak="0">
+  <w:abstractNum w:abstractNumId="5" w15:restartNumberingAfterBreak="0">
+    <w:nsid w:val="12050F9E"/>
+    <w:multiLevelType w:val="multilevel"/>
+    <w:tmpl w:val="AE8012FE"/>
+    <w:lvl w:ilvl="0">
+      <w:start w:val="1"/>
+      <w:numFmt w:val="bullet"/>
+      <w:lvlText w:val=""/>
+      <w:lvlJc w:val="left"/>
+      <w:pPr>
+        <w:tabs>
+          <w:tab w:val="num" w:pos="720"/>
+        </w:tabs>
+        <w:ind w:left="720" w:hanging="360"/>
+      </w:pPr>
+      <w:rPr>
+        <w:rFonts w:ascii="Symbol" w:hAnsi="Symbol" w:hint="default"/>
+        <w:sz w:val="20"/>
+      </w:rPr>
+    </w:lvl>
+    <w:lvl w:ilvl="1" w:tentative="1">
+      <w:start w:val="1"/>
+      <w:numFmt w:val="bullet"/>
+      <w:lvlText w:val="o"/>
+      <w:lvlJc w:val="left"/>
+      <w:pPr>
+        <w:tabs>
+          <w:tab w:val="num" w:pos="1440"/>
+        </w:tabs>
+        <w:ind w:left="1440" w:hanging="360"/>
+      </w:pPr>
+      <w:rPr>
+        <w:rFonts w:ascii="Courier New" w:hAnsi="Courier New" w:hint="default"/>
+        <w:sz w:val="20"/>
+      </w:rPr>
+    </w:lvl>
+    <w:lvl w:ilvl="2" w:tentative="1">
+      <w:start w:val="1"/>
+      <w:numFmt w:val="bullet"/>
+      <w:lvlText w:val=""/>
+      <w:lvlJc w:val="left"/>
+      <w:pPr>
+        <w:tabs>
+          <w:tab w:val="num" w:pos="2160"/>
+        </w:tabs>
+        <w:ind w:left="2160" w:hanging="360"/>
+      </w:pPr>
+      <w:rPr>
+        <w:rFonts w:ascii="Wingdings" w:hAnsi="Wingdings" w:hint="default"/>
+        <w:sz w:val="20"/>
+      </w:rPr>
+    </w:lvl>
+    <w:lvl w:ilvl="3" w:tentative="1">
+      <w:start w:val="1"/>
+      <w:numFmt w:val="bullet"/>
+      <w:lvlText w:val=""/>
+      <w:lvlJc w:val="left"/>
+      <w:pPr>
+        <w:tabs>
+          <w:tab w:val="num" w:pos="2880"/>
+        </w:tabs>
+        <w:ind w:left="2880" w:hanging="360"/>
+      </w:pPr>
+      <w:rPr>
+        <w:rFonts w:ascii="Wingdings" w:hAnsi="Wingdings" w:hint="default"/>
+        <w:sz w:val="20"/>
+      </w:rPr>
+    </w:lvl>
+    <w:lvl w:ilvl="4" w:tentative="1">
+      <w:start w:val="1"/>
+      <w:numFmt w:val="bullet"/>
+      <w:lvlText w:val=""/>
+      <w:lvlJc w:val="left"/>
+      <w:pPr>
+        <w:tabs>
+          <w:tab w:val="num" w:pos="3600"/>
+        </w:tabs>
+        <w:ind w:left="3600" w:hanging="360"/>
+      </w:pPr>
+      <w:rPr>
+        <w:rFonts w:ascii="Wingdings" w:hAnsi="Wingdings" w:hint="default"/>
+        <w:sz w:val="20"/>
+      </w:rPr>
+    </w:lvl>
+    <w:lvl w:ilvl="5" w:tentative="1">
+      <w:start w:val="1"/>
+      <w:numFmt w:val="bullet"/>
+      <w:lvlText w:val=""/>
+      <w:lvlJc w:val="left"/>
+      <w:pPr>
+        <w:tabs>
+          <w:tab w:val="num" w:pos="4320"/>
+        </w:tabs>
+        <w:ind w:left="4320" w:hanging="360"/>
+      </w:pPr>
+      <w:rPr>
+        <w:rFonts w:ascii="Wingdings" w:hAnsi="Wingdings" w:hint="default"/>
+        <w:sz w:val="20"/>
+      </w:rPr>
+    </w:lvl>
+    <w:lvl w:ilvl="6" w:tentative="1">
+      <w:start w:val="1"/>
+      <w:numFmt w:val="bullet"/>
+      <w:lvlText w:val=""/>
+      <w:lvlJc w:val="left"/>
+      <w:pPr>
+        <w:tabs>
+          <w:tab w:val="num" w:pos="5040"/>
+        </w:tabs>
+        <w:ind w:left="5040" w:hanging="360"/>
+      </w:pPr>
+      <w:rPr>
+        <w:rFonts w:ascii="Wingdings" w:hAnsi="Wingdings" w:hint="default"/>
+        <w:sz w:val="20"/>
+      </w:rPr>
+    </w:lvl>
+    <w:lvl w:ilvl="7" w:tentative="1">
+      <w:start w:val="1"/>
+      <w:numFmt w:val="bullet"/>
+      <w:lvlText w:val=""/>
+      <w:lvlJc w:val="left"/>
+      <w:pPr>
+        <w:tabs>
+          <w:tab w:val="num" w:pos="5760"/>
+        </w:tabs>
+        <w:ind w:left="5760" w:hanging="360"/>
+      </w:pPr>
+      <w:rPr>
+        <w:rFonts w:ascii="Wingdings" w:hAnsi="Wingdings" w:hint="default"/>
+        <w:sz w:val="20"/>
+      </w:rPr>
+    </w:lvl>
+    <w:lvl w:ilvl="8" w:tentative="1">
+      <w:start w:val="1"/>
+      <w:numFmt w:val="bullet"/>
+      <w:lvlText w:val=""/>
+      <w:lvlJc w:val="left"/>
+      <w:pPr>
+        <w:tabs>
+          <w:tab w:val="num" w:pos="6480"/>
+        </w:tabs>
+        <w:ind w:left="6480" w:hanging="360"/>
+      </w:pPr>
+      <w:rPr>
+        <w:rFonts w:ascii="Wingdings" w:hAnsi="Wingdings" w:hint="default"/>
+        <w:sz w:val="20"/>
+      </w:rPr>
+    </w:lvl>
+  </w:abstractNum>
+  <w:abstractNum w:abstractNumId="6" w15:restartNumberingAfterBreak="0">
     <w:nsid w:val="13B827AD"/>
     <w:multiLevelType w:val="multilevel"/>
     <w:tmpl w:val="9C18CBD2"/>
@@ -16652,7 +22296,7 @@
       </w:rPr>
     </w:lvl>
   </w:abstractNum>
-  <w:abstractNum w:abstractNumId="4" w15:restartNumberingAfterBreak="0">
+  <w:abstractNum w:abstractNumId="7" w15:restartNumberingAfterBreak="0">
     <w:nsid w:val="15732191"/>
     <w:multiLevelType w:val="multilevel"/>
     <w:tmpl w:val="00B6B996"/>
@@ -16801,7 +22445,7 @@
       </w:rPr>
     </w:lvl>
   </w:abstractNum>
-  <w:abstractNum w:abstractNumId="5" w15:restartNumberingAfterBreak="0">
+  <w:abstractNum w:abstractNumId="8" w15:restartNumberingAfterBreak="0">
     <w:nsid w:val="18A068C2"/>
     <w:multiLevelType w:val="multilevel"/>
     <w:tmpl w:val="5C664FAA"/>
@@ -16950,7 +22594,7 @@
       </w:rPr>
     </w:lvl>
   </w:abstractNum>
-  <w:abstractNum w:abstractNumId="6" w15:restartNumberingAfterBreak="0">
+  <w:abstractNum w:abstractNumId="9" w15:restartNumberingAfterBreak="0">
     <w:nsid w:val="193779F1"/>
     <w:multiLevelType w:val="multilevel"/>
     <w:tmpl w:val="CEF66238"/>
@@ -17099,7 +22743,7 @@
       </w:rPr>
     </w:lvl>
   </w:abstractNum>
-  <w:abstractNum w:abstractNumId="7" w15:restartNumberingAfterBreak="0">
+  <w:abstractNum w:abstractNumId="10" w15:restartNumberingAfterBreak="0">
     <w:nsid w:val="197719DC"/>
     <w:multiLevelType w:val="multilevel"/>
     <w:tmpl w:val="A1FE3470"/>
@@ -17248,7 +22892,7 @@
       </w:rPr>
     </w:lvl>
   </w:abstractNum>
-  <w:abstractNum w:abstractNumId="8" w15:restartNumberingAfterBreak="0">
+  <w:abstractNum w:abstractNumId="11" w15:restartNumberingAfterBreak="0">
     <w:nsid w:val="1B5D057C"/>
     <w:multiLevelType w:val="multilevel"/>
     <w:tmpl w:val="4816D1E6"/>
@@ -17397,7 +23041,7 @@
       </w:rPr>
     </w:lvl>
   </w:abstractNum>
-  <w:abstractNum w:abstractNumId="9" w15:restartNumberingAfterBreak="0">
+  <w:abstractNum w:abstractNumId="12" w15:restartNumberingAfterBreak="0">
     <w:nsid w:val="1F280B51"/>
     <w:multiLevelType w:val="multilevel"/>
     <w:tmpl w:val="BED0B68C"/>
@@ -17546,7 +23190,156 @@
       </w:rPr>
     </w:lvl>
   </w:abstractNum>
-  <w:abstractNum w:abstractNumId="10" w15:restartNumberingAfterBreak="0">
+  <w:abstractNum w:abstractNumId="13" w15:restartNumberingAfterBreak="0">
+    <w:nsid w:val="1F98314F"/>
+    <w:multiLevelType w:val="multilevel"/>
+    <w:tmpl w:val="AABA3D8A"/>
+    <w:lvl w:ilvl="0">
+      <w:start w:val="1"/>
+      <w:numFmt w:val="bullet"/>
+      <w:lvlText w:val=""/>
+      <w:lvlJc w:val="left"/>
+      <w:pPr>
+        <w:tabs>
+          <w:tab w:val="num" w:pos="720"/>
+        </w:tabs>
+        <w:ind w:left="720" w:hanging="360"/>
+      </w:pPr>
+      <w:rPr>
+        <w:rFonts w:ascii="Symbol" w:hAnsi="Symbol" w:hint="default"/>
+        <w:sz w:val="20"/>
+      </w:rPr>
+    </w:lvl>
+    <w:lvl w:ilvl="1" w:tentative="1">
+      <w:start w:val="1"/>
+      <w:numFmt w:val="bullet"/>
+      <w:lvlText w:val="o"/>
+      <w:lvlJc w:val="left"/>
+      <w:pPr>
+        <w:tabs>
+          <w:tab w:val="num" w:pos="1440"/>
+        </w:tabs>
+        <w:ind w:left="1440" w:hanging="360"/>
+      </w:pPr>
+      <w:rPr>
+        <w:rFonts w:ascii="Courier New" w:hAnsi="Courier New" w:hint="default"/>
+        <w:sz w:val="20"/>
+      </w:rPr>
+    </w:lvl>
+    <w:lvl w:ilvl="2" w:tentative="1">
+      <w:start w:val="1"/>
+      <w:numFmt w:val="bullet"/>
+      <w:lvlText w:val=""/>
+      <w:lvlJc w:val="left"/>
+      <w:pPr>
+        <w:tabs>
+          <w:tab w:val="num" w:pos="2160"/>
+        </w:tabs>
+        <w:ind w:left="2160" w:hanging="360"/>
+      </w:pPr>
+      <w:rPr>
+        <w:rFonts w:ascii="Wingdings" w:hAnsi="Wingdings" w:hint="default"/>
+        <w:sz w:val="20"/>
+      </w:rPr>
+    </w:lvl>
+    <w:lvl w:ilvl="3" w:tentative="1">
+      <w:start w:val="1"/>
+      <w:numFmt w:val="bullet"/>
+      <w:lvlText w:val=""/>
+      <w:lvlJc w:val="left"/>
+      <w:pPr>
+        <w:tabs>
+          <w:tab w:val="num" w:pos="2880"/>
+        </w:tabs>
+        <w:ind w:left="2880" w:hanging="360"/>
+      </w:pPr>
+      <w:rPr>
+        <w:rFonts w:ascii="Wingdings" w:hAnsi="Wingdings" w:hint="default"/>
+        <w:sz w:val="20"/>
+      </w:rPr>
+    </w:lvl>
+    <w:lvl w:ilvl="4" w:tentative="1">
+      <w:start w:val="1"/>
+      <w:numFmt w:val="bullet"/>
+      <w:lvlText w:val=""/>
+      <w:lvlJc w:val="left"/>
+      <w:pPr>
+        <w:tabs>
+          <w:tab w:val="num" w:pos="3600"/>
+        </w:tabs>
+        <w:ind w:left="3600" w:hanging="360"/>
+      </w:pPr>
+      <w:rPr>
+        <w:rFonts w:ascii="Wingdings" w:hAnsi="Wingdings" w:hint="default"/>
+        <w:sz w:val="20"/>
+      </w:rPr>
+    </w:lvl>
+    <w:lvl w:ilvl="5" w:tentative="1">
+      <w:start w:val="1"/>
+      <w:numFmt w:val="bullet"/>
+      <w:lvlText w:val=""/>
+      <w:lvlJc w:val="left"/>
+      <w:pPr>
+        <w:tabs>
+          <w:tab w:val="num" w:pos="4320"/>
+        </w:tabs>
+        <w:ind w:left="4320" w:hanging="360"/>
+      </w:pPr>
+      <w:rPr>
+        <w:rFonts w:ascii="Wingdings" w:hAnsi="Wingdings" w:hint="default"/>
+        <w:sz w:val="20"/>
+      </w:rPr>
+    </w:lvl>
+    <w:lvl w:ilvl="6" w:tentative="1">
+      <w:start w:val="1"/>
+      <w:numFmt w:val="bullet"/>
+      <w:lvlText w:val=""/>
+      <w:lvlJc w:val="left"/>
+      <w:pPr>
+        <w:tabs>
+          <w:tab w:val="num" w:pos="5040"/>
+        </w:tabs>
+        <w:ind w:left="5040" w:hanging="360"/>
+      </w:pPr>
+      <w:rPr>
+        <w:rFonts w:ascii="Wingdings" w:hAnsi="Wingdings" w:hint="default"/>
+        <w:sz w:val="20"/>
+      </w:rPr>
+    </w:lvl>
+    <w:lvl w:ilvl="7" w:tentative="1">
+      <w:start w:val="1"/>
+      <w:numFmt w:val="bullet"/>
+      <w:lvlText w:val=""/>
+      <w:lvlJc w:val="left"/>
+      <w:pPr>
+        <w:tabs>
+          <w:tab w:val="num" w:pos="5760"/>
+        </w:tabs>
+        <w:ind w:left="5760" w:hanging="360"/>
+      </w:pPr>
+      <w:rPr>
+        <w:rFonts w:ascii="Wingdings" w:hAnsi="Wingdings" w:hint="default"/>
+        <w:sz w:val="20"/>
+      </w:rPr>
+    </w:lvl>
+    <w:lvl w:ilvl="8" w:tentative="1">
+      <w:start w:val="1"/>
+      <w:numFmt w:val="bullet"/>
+      <w:lvlText w:val=""/>
+      <w:lvlJc w:val="left"/>
+      <w:pPr>
+        <w:tabs>
+          <w:tab w:val="num" w:pos="6480"/>
+        </w:tabs>
+        <w:ind w:left="6480" w:hanging="360"/>
+      </w:pPr>
+      <w:rPr>
+        <w:rFonts w:ascii="Wingdings" w:hAnsi="Wingdings" w:hint="default"/>
+        <w:sz w:val="20"/>
+      </w:rPr>
+    </w:lvl>
+  </w:abstractNum>
+  <w:abstractNum w:abstractNumId="14" w15:restartNumberingAfterBreak="0">
     <w:nsid w:val="22CD413A"/>
     <w:multiLevelType w:val="multilevel"/>
     <w:tmpl w:val="0F52234C"/>
@@ -17695,7 +23488,7 @@
       </w:rPr>
     </w:lvl>
   </w:abstractNum>
-  <w:abstractNum w:abstractNumId="11" w15:restartNumberingAfterBreak="0">
+  <w:abstractNum w:abstractNumId="15" w15:restartNumberingAfterBreak="0">
     <w:nsid w:val="22DC0C67"/>
     <w:multiLevelType w:val="multilevel"/>
     <w:tmpl w:val="F0B00EF0"/>
@@ -17844,7 +23637,7 @@
       </w:rPr>
     </w:lvl>
   </w:abstractNum>
-  <w:abstractNum w:abstractNumId="12" w15:restartNumberingAfterBreak="0">
+  <w:abstractNum w:abstractNumId="16" w15:restartNumberingAfterBreak="0">
     <w:nsid w:val="277A299D"/>
     <w:multiLevelType w:val="multilevel"/>
     <w:tmpl w:val="5F56B9BC"/>
@@ -17993,7 +23786,156 @@
       </w:rPr>
     </w:lvl>
   </w:abstractNum>
-  <w:abstractNum w:abstractNumId="13" w15:restartNumberingAfterBreak="0">
+  <w:abstractNum w:abstractNumId="17" w15:restartNumberingAfterBreak="0">
+    <w:nsid w:val="29874A5E"/>
+    <w:multiLevelType w:val="multilevel"/>
+    <w:tmpl w:val="8CC83E00"/>
+    <w:lvl w:ilvl="0">
+      <w:start w:val="1"/>
+      <w:numFmt w:val="bullet"/>
+      <w:lvlText w:val=""/>
+      <w:lvlJc w:val="left"/>
+      <w:pPr>
+        <w:tabs>
+          <w:tab w:val="num" w:pos="720"/>
+        </w:tabs>
+        <w:ind w:left="720" w:hanging="360"/>
+      </w:pPr>
+      <w:rPr>
+        <w:rFonts w:ascii="Symbol" w:hAnsi="Symbol" w:hint="default"/>
+        <w:sz w:val="20"/>
+      </w:rPr>
+    </w:lvl>
+    <w:lvl w:ilvl="1" w:tentative="1">
+      <w:start w:val="1"/>
+      <w:numFmt w:val="bullet"/>
+      <w:lvlText w:val="o"/>
+      <w:lvlJc w:val="left"/>
+      <w:pPr>
+        <w:tabs>
+          <w:tab w:val="num" w:pos="1440"/>
+        </w:tabs>
+        <w:ind w:left="1440" w:hanging="360"/>
+      </w:pPr>
+      <w:rPr>
+        <w:rFonts w:ascii="Courier New" w:hAnsi="Courier New" w:hint="default"/>
+        <w:sz w:val="20"/>
+      </w:rPr>
+    </w:lvl>
+    <w:lvl w:ilvl="2" w:tentative="1">
+      <w:start w:val="1"/>
+      <w:numFmt w:val="bullet"/>
+      <w:lvlText w:val=""/>
+      <w:lvlJc w:val="left"/>
+      <w:pPr>
+        <w:tabs>
+          <w:tab w:val="num" w:pos="2160"/>
+        </w:tabs>
+        <w:ind w:left="2160" w:hanging="360"/>
+      </w:pPr>
+      <w:rPr>
+        <w:rFonts w:ascii="Wingdings" w:hAnsi="Wingdings" w:hint="default"/>
+        <w:sz w:val="20"/>
+      </w:rPr>
+    </w:lvl>
+    <w:lvl w:ilvl="3" w:tentative="1">
+      <w:start w:val="1"/>
+      <w:numFmt w:val="bullet"/>
+      <w:lvlText w:val=""/>
+      <w:lvlJc w:val="left"/>
+      <w:pPr>
+        <w:tabs>
+          <w:tab w:val="num" w:pos="2880"/>
+        </w:tabs>
+        <w:ind w:left="2880" w:hanging="360"/>
+      </w:pPr>
+      <w:rPr>
+        <w:rFonts w:ascii="Wingdings" w:hAnsi="Wingdings" w:hint="default"/>
+        <w:sz w:val="20"/>
+      </w:rPr>
+    </w:lvl>
+    <w:lvl w:ilvl="4" w:tentative="1">
+      <w:start w:val="1"/>
+      <w:numFmt w:val="bullet"/>
+      <w:lvlText w:val=""/>
+      <w:lvlJc w:val="left"/>
+      <w:pPr>
+        <w:tabs>
+          <w:tab w:val="num" w:pos="3600"/>
+        </w:tabs>
+        <w:ind w:left="3600" w:hanging="360"/>
+      </w:pPr>
+      <w:rPr>
+        <w:rFonts w:ascii="Wingdings" w:hAnsi="Wingdings" w:hint="default"/>
+        <w:sz w:val="20"/>
+      </w:rPr>
+    </w:lvl>
+    <w:lvl w:ilvl="5" w:tentative="1">
+      <w:start w:val="1"/>
+      <w:numFmt w:val="bullet"/>
+      <w:lvlText w:val=""/>
+      <w:lvlJc w:val="left"/>
+      <w:pPr>
+        <w:tabs>
+          <w:tab w:val="num" w:pos="4320"/>
+        </w:tabs>
+        <w:ind w:left="4320" w:hanging="360"/>
+      </w:pPr>
+      <w:rPr>
+        <w:rFonts w:ascii="Wingdings" w:hAnsi="Wingdings" w:hint="default"/>
+        <w:sz w:val="20"/>
+      </w:rPr>
+    </w:lvl>
+    <w:lvl w:ilvl="6" w:tentative="1">
+      <w:start w:val="1"/>
+      <w:numFmt w:val="bullet"/>
+      <w:lvlText w:val=""/>
+      <w:lvlJc w:val="left"/>
+      <w:pPr>
+        <w:tabs>
+          <w:tab w:val="num" w:pos="5040"/>
+        </w:tabs>
+        <w:ind w:left="5040" w:hanging="360"/>
+      </w:pPr>
+      <w:rPr>
+        <w:rFonts w:ascii="Wingdings" w:hAnsi="Wingdings" w:hint="default"/>
+        <w:sz w:val="20"/>
+      </w:rPr>
+    </w:lvl>
+    <w:lvl w:ilvl="7" w:tentative="1">
+      <w:start w:val="1"/>
+      <w:numFmt w:val="bullet"/>
+      <w:lvlText w:val=""/>
+      <w:lvlJc w:val="left"/>
+      <w:pPr>
+        <w:tabs>
+          <w:tab w:val="num" w:pos="5760"/>
+        </w:tabs>
+        <w:ind w:left="5760" w:hanging="360"/>
+      </w:pPr>
+      <w:rPr>
+        <w:rFonts w:ascii="Wingdings" w:hAnsi="Wingdings" w:hint="default"/>
+        <w:sz w:val="20"/>
+      </w:rPr>
+    </w:lvl>
+    <w:lvl w:ilvl="8" w:tentative="1">
+      <w:start w:val="1"/>
+      <w:numFmt w:val="bullet"/>
+      <w:lvlText w:val=""/>
+      <w:lvlJc w:val="left"/>
+      <w:pPr>
+        <w:tabs>
+          <w:tab w:val="num" w:pos="6480"/>
+        </w:tabs>
+        <w:ind w:left="6480" w:hanging="360"/>
+      </w:pPr>
+      <w:rPr>
+        <w:rFonts w:ascii="Wingdings" w:hAnsi="Wingdings" w:hint="default"/>
+        <w:sz w:val="20"/>
+      </w:rPr>
+    </w:lvl>
+  </w:abstractNum>
+  <w:abstractNum w:abstractNumId="18" w15:restartNumberingAfterBreak="0">
     <w:nsid w:val="2A745E94"/>
     <w:multiLevelType w:val="multilevel"/>
     <w:tmpl w:val="5044BCBE"/>
@@ -18142,7 +24084,156 @@
       </w:rPr>
     </w:lvl>
   </w:abstractNum>
-  <w:abstractNum w:abstractNumId="14" w15:restartNumberingAfterBreak="0">
+  <w:abstractNum w:abstractNumId="19" w15:restartNumberingAfterBreak="0">
+    <w:nsid w:val="2B2F7436"/>
+    <w:multiLevelType w:val="multilevel"/>
+    <w:tmpl w:val="2D5C8F04"/>
+    <w:lvl w:ilvl="0">
+      <w:start w:val="1"/>
+      <w:numFmt w:val="bullet"/>
+      <w:lvlText w:val=""/>
+      <w:lvlJc w:val="left"/>
+      <w:pPr>
+        <w:tabs>
+          <w:tab w:val="num" w:pos="720"/>
+        </w:tabs>
+        <w:ind w:left="720" w:hanging="360"/>
+      </w:pPr>
+      <w:rPr>
+        <w:rFonts w:ascii="Symbol" w:hAnsi="Symbol" w:hint="default"/>
+        <w:sz w:val="20"/>
+      </w:rPr>
+    </w:lvl>
+    <w:lvl w:ilvl="1" w:tentative="1">
+      <w:start w:val="1"/>
+      <w:numFmt w:val="bullet"/>
+      <w:lvlText w:val="o"/>
+      <w:lvlJc w:val="left"/>
+      <w:pPr>
+        <w:tabs>
+          <w:tab w:val="num" w:pos="1440"/>
+        </w:tabs>
+        <w:ind w:left="1440" w:hanging="360"/>
+      </w:pPr>
+      <w:rPr>
+        <w:rFonts w:ascii="Courier New" w:hAnsi="Courier New" w:hint="default"/>
+        <w:sz w:val="20"/>
+      </w:rPr>
+    </w:lvl>
+    <w:lvl w:ilvl="2" w:tentative="1">
+      <w:start w:val="1"/>
+      <w:numFmt w:val="bullet"/>
+      <w:lvlText w:val=""/>
+      <w:lvlJc w:val="left"/>
+      <w:pPr>
+        <w:tabs>
+          <w:tab w:val="num" w:pos="2160"/>
+        </w:tabs>
+        <w:ind w:left="2160" w:hanging="360"/>
+      </w:pPr>
+      <w:rPr>
+        <w:rFonts w:ascii="Wingdings" w:hAnsi="Wingdings" w:hint="default"/>
+        <w:sz w:val="20"/>
+      </w:rPr>
+    </w:lvl>
+    <w:lvl w:ilvl="3" w:tentative="1">
+      <w:start w:val="1"/>
+      <w:numFmt w:val="bullet"/>
+      <w:lvlText w:val=""/>
+      <w:lvlJc w:val="left"/>
+      <w:pPr>
+        <w:tabs>
+          <w:tab w:val="num" w:pos="2880"/>
+        </w:tabs>
+        <w:ind w:left="2880" w:hanging="360"/>
+      </w:pPr>
+      <w:rPr>
+        <w:rFonts w:ascii="Wingdings" w:hAnsi="Wingdings" w:hint="default"/>
+        <w:sz w:val="20"/>
+      </w:rPr>
+    </w:lvl>
+    <w:lvl w:ilvl="4" w:tentative="1">
+      <w:start w:val="1"/>
+      <w:numFmt w:val="bullet"/>
+      <w:lvlText w:val=""/>
+      <w:lvlJc w:val="left"/>
+      <w:pPr>
+        <w:tabs>
+          <w:tab w:val="num" w:pos="3600"/>
+        </w:tabs>
+        <w:ind w:left="3600" w:hanging="360"/>
+      </w:pPr>
+      <w:rPr>
+        <w:rFonts w:ascii="Wingdings" w:hAnsi="Wingdings" w:hint="default"/>
+        <w:sz w:val="20"/>
+      </w:rPr>
+    </w:lvl>
+    <w:lvl w:ilvl="5" w:tentative="1">
+      <w:start w:val="1"/>
+      <w:numFmt w:val="bullet"/>
+      <w:lvlText w:val=""/>
+      <w:lvlJc w:val="left"/>
+      <w:pPr>
+        <w:tabs>
+          <w:tab w:val="num" w:pos="4320"/>
+        </w:tabs>
+        <w:ind w:left="4320" w:hanging="360"/>
+      </w:pPr>
+      <w:rPr>
+        <w:rFonts w:ascii="Wingdings" w:hAnsi="Wingdings" w:hint="default"/>
+        <w:sz w:val="20"/>
+      </w:rPr>
+    </w:lvl>
+    <w:lvl w:ilvl="6" w:tentative="1">
+      <w:start w:val="1"/>
+      <w:numFmt w:val="bullet"/>
+      <w:lvlText w:val=""/>
+      <w:lvlJc w:val="left"/>
+      <w:pPr>
+        <w:tabs>
+          <w:tab w:val="num" w:pos="5040"/>
+        </w:tabs>
+        <w:ind w:left="5040" w:hanging="360"/>
+      </w:pPr>
+      <w:rPr>
+        <w:rFonts w:ascii="Wingdings" w:hAnsi="Wingdings" w:hint="default"/>
+        <w:sz w:val="20"/>
+      </w:rPr>
+    </w:lvl>
+    <w:lvl w:ilvl="7" w:tentative="1">
+      <w:start w:val="1"/>
+      <w:numFmt w:val="bullet"/>
+      <w:lvlText w:val=""/>
+      <w:lvlJc w:val="left"/>
+      <w:pPr>
+        <w:tabs>
+          <w:tab w:val="num" w:pos="5760"/>
+        </w:tabs>
+        <w:ind w:left="5760" w:hanging="360"/>
+      </w:pPr>
+      <w:rPr>
+        <w:rFonts w:ascii="Wingdings" w:hAnsi="Wingdings" w:hint="default"/>
+        <w:sz w:val="20"/>
+      </w:rPr>
+    </w:lvl>
+    <w:lvl w:ilvl="8" w:tentative="1">
+      <w:start w:val="1"/>
+      <w:numFmt w:val="bullet"/>
+      <w:lvlText w:val=""/>
+      <w:lvlJc w:val="left"/>
+      <w:pPr>
+        <w:tabs>
+          <w:tab w:val="num" w:pos="6480"/>
+        </w:tabs>
+        <w:ind w:left="6480" w:hanging="360"/>
+      </w:pPr>
+      <w:rPr>
+        <w:rFonts w:ascii="Wingdings" w:hAnsi="Wingdings" w:hint="default"/>
+        <w:sz w:val="20"/>
+      </w:rPr>
+    </w:lvl>
+  </w:abstractNum>
+  <w:abstractNum w:abstractNumId="20" w15:restartNumberingAfterBreak="0">
     <w:nsid w:val="2E470A6A"/>
     <w:multiLevelType w:val="multilevel"/>
     <w:tmpl w:val="5608CF60"/>
@@ -18291,7 +24382,7 @@
       </w:rPr>
     </w:lvl>
   </w:abstractNum>
-  <w:abstractNum w:abstractNumId="15" w15:restartNumberingAfterBreak="0">
+  <w:abstractNum w:abstractNumId="21" w15:restartNumberingAfterBreak="0">
     <w:nsid w:val="2F6B6721"/>
     <w:multiLevelType w:val="multilevel"/>
     <w:tmpl w:val="3DF2F7A0"/>
@@ -18440,7 +24531,7 @@
       </w:rPr>
     </w:lvl>
   </w:abstractNum>
-  <w:abstractNum w:abstractNumId="16" w15:restartNumberingAfterBreak="0">
+  <w:abstractNum w:abstractNumId="22" w15:restartNumberingAfterBreak="0">
     <w:nsid w:val="30E03CB1"/>
     <w:multiLevelType w:val="multilevel"/>
     <w:tmpl w:val="2F38F968"/>
@@ -18589,7 +24680,7 @@
       </w:rPr>
     </w:lvl>
   </w:abstractNum>
-  <w:abstractNum w:abstractNumId="17" w15:restartNumberingAfterBreak="0">
+  <w:abstractNum w:abstractNumId="23" w15:restartNumberingAfterBreak="0">
     <w:nsid w:val="30F43B8B"/>
     <w:multiLevelType w:val="multilevel"/>
     <w:tmpl w:val="18B4FD72"/>
@@ -18738,7 +24829,7 @@
       </w:rPr>
     </w:lvl>
   </w:abstractNum>
-  <w:abstractNum w:abstractNumId="18" w15:restartNumberingAfterBreak="0">
+  <w:abstractNum w:abstractNumId="24" w15:restartNumberingAfterBreak="0">
     <w:nsid w:val="364401FE"/>
     <w:multiLevelType w:val="multilevel"/>
     <w:tmpl w:val="35B0FBC0"/>
@@ -18887,7 +24978,156 @@
       </w:rPr>
     </w:lvl>
   </w:abstractNum>
-  <w:abstractNum w:abstractNumId="19" w15:restartNumberingAfterBreak="0">
+  <w:abstractNum w:abstractNumId="25" w15:restartNumberingAfterBreak="0">
+    <w:nsid w:val="36B468C6"/>
+    <w:multiLevelType w:val="multilevel"/>
+    <w:tmpl w:val="79067694"/>
+    <w:lvl w:ilvl="0">
+      <w:start w:val="1"/>
+      <w:numFmt w:val="bullet"/>
+      <w:lvlText w:val=""/>
+      <w:lvlJc w:val="left"/>
+      <w:pPr>
+        <w:tabs>
+          <w:tab w:val="num" w:pos="720"/>
+        </w:tabs>
+        <w:ind w:left="720" w:hanging="360"/>
+      </w:pPr>
+      <w:rPr>
+        <w:rFonts w:ascii="Symbol" w:hAnsi="Symbol" w:hint="default"/>
+        <w:sz w:val="20"/>
+      </w:rPr>
+    </w:lvl>
+    <w:lvl w:ilvl="1" w:tentative="1">
+      <w:start w:val="1"/>
+      <w:numFmt w:val="bullet"/>
+      <w:lvlText w:val="o"/>
+      <w:lvlJc w:val="left"/>
+      <w:pPr>
+        <w:tabs>
+          <w:tab w:val="num" w:pos="1440"/>
+        </w:tabs>
+        <w:ind w:left="1440" w:hanging="360"/>
+      </w:pPr>
+      <w:rPr>
+        <w:rFonts w:ascii="Courier New" w:hAnsi="Courier New" w:hint="default"/>
+        <w:sz w:val="20"/>
+      </w:rPr>
+    </w:lvl>
+    <w:lvl w:ilvl="2" w:tentative="1">
+      <w:start w:val="1"/>
+      <w:numFmt w:val="bullet"/>
+      <w:lvlText w:val=""/>
+      <w:lvlJc w:val="left"/>
+      <w:pPr>
+        <w:tabs>
+          <w:tab w:val="num" w:pos="2160"/>
+        </w:tabs>
+        <w:ind w:left="2160" w:hanging="360"/>
+      </w:pPr>
+      <w:rPr>
+        <w:rFonts w:ascii="Wingdings" w:hAnsi="Wingdings" w:hint="default"/>
+        <w:sz w:val="20"/>
+      </w:rPr>
+    </w:lvl>
+    <w:lvl w:ilvl="3" w:tentative="1">
+      <w:start w:val="1"/>
+      <w:numFmt w:val="bullet"/>
+      <w:lvlText w:val=""/>
+      <w:lvlJc w:val="left"/>
+      <w:pPr>
+        <w:tabs>
+          <w:tab w:val="num" w:pos="2880"/>
+        </w:tabs>
+        <w:ind w:left="2880" w:hanging="360"/>
+      </w:pPr>
+      <w:rPr>
+        <w:rFonts w:ascii="Wingdings" w:hAnsi="Wingdings" w:hint="default"/>
+        <w:sz w:val="20"/>
+      </w:rPr>
+    </w:lvl>
+    <w:lvl w:ilvl="4" w:tentative="1">
+      <w:start w:val="1"/>
+      <w:numFmt w:val="bullet"/>
+      <w:lvlText w:val=""/>
+      <w:lvlJc w:val="left"/>
+      <w:pPr>
+        <w:tabs>
+          <w:tab w:val="num" w:pos="3600"/>
+        </w:tabs>
+        <w:ind w:left="3600" w:hanging="360"/>
+      </w:pPr>
+      <w:rPr>
+        <w:rFonts w:ascii="Wingdings" w:hAnsi="Wingdings" w:hint="default"/>
+        <w:sz w:val="20"/>
+      </w:rPr>
+    </w:lvl>
+    <w:lvl w:ilvl="5" w:tentative="1">
+      <w:start w:val="1"/>
+      <w:numFmt w:val="bullet"/>
+      <w:lvlText w:val=""/>
+      <w:lvlJc w:val="left"/>
+      <w:pPr>
+        <w:tabs>
+          <w:tab w:val="num" w:pos="4320"/>
+        </w:tabs>
+        <w:ind w:left="4320" w:hanging="360"/>
+      </w:pPr>
+      <w:rPr>
+        <w:rFonts w:ascii="Wingdings" w:hAnsi="Wingdings" w:hint="default"/>
+        <w:sz w:val="20"/>
+      </w:rPr>
+    </w:lvl>
+    <w:lvl w:ilvl="6" w:tentative="1">
+      <w:start w:val="1"/>
+      <w:numFmt w:val="bullet"/>
+      <w:lvlText w:val=""/>
+      <w:lvlJc w:val="left"/>
+      <w:pPr>
+        <w:tabs>
+          <w:tab w:val="num" w:pos="5040"/>
+        </w:tabs>
+        <w:ind w:left="5040" w:hanging="360"/>
+      </w:pPr>
+      <w:rPr>
+        <w:rFonts w:ascii="Wingdings" w:hAnsi="Wingdings" w:hint="default"/>
+        <w:sz w:val="20"/>
+      </w:rPr>
+    </w:lvl>
+    <w:lvl w:ilvl="7" w:tentative="1">
+      <w:start w:val="1"/>
+      <w:numFmt w:val="bullet"/>
+      <w:lvlText w:val=""/>
+      <w:lvlJc w:val="left"/>
+      <w:pPr>
+        <w:tabs>
+          <w:tab w:val="num" w:pos="5760"/>
+        </w:tabs>
+        <w:ind w:left="5760" w:hanging="360"/>
+      </w:pPr>
+      <w:rPr>
+        <w:rFonts w:ascii="Wingdings" w:hAnsi="Wingdings" w:hint="default"/>
+        <w:sz w:val="20"/>
+      </w:rPr>
+    </w:lvl>
+    <w:lvl w:ilvl="8" w:tentative="1">
+      <w:start w:val="1"/>
+      <w:numFmt w:val="bullet"/>
+      <w:lvlText w:val=""/>
+      <w:lvlJc w:val="left"/>
+      <w:pPr>
+        <w:tabs>
+          <w:tab w:val="num" w:pos="6480"/>
+        </w:tabs>
+        <w:ind w:left="6480" w:hanging="360"/>
+      </w:pPr>
+      <w:rPr>
+        <w:rFonts w:ascii="Wingdings" w:hAnsi="Wingdings" w:hint="default"/>
+        <w:sz w:val="20"/>
+      </w:rPr>
+    </w:lvl>
+  </w:abstractNum>
+  <w:abstractNum w:abstractNumId="26" w15:restartNumberingAfterBreak="0">
     <w:nsid w:val="3B765A0F"/>
     <w:multiLevelType w:val="multilevel"/>
     <w:tmpl w:val="56FC5DF2"/>
@@ -19036,7 +25276,7 @@
       </w:rPr>
     </w:lvl>
   </w:abstractNum>
-  <w:abstractNum w:abstractNumId="20" w15:restartNumberingAfterBreak="0">
+  <w:abstractNum w:abstractNumId="27" w15:restartNumberingAfterBreak="0">
     <w:nsid w:val="3B7B2EFF"/>
     <w:multiLevelType w:val="multilevel"/>
     <w:tmpl w:val="472E23B0"/>
@@ -19185,7 +25425,7 @@
       </w:rPr>
     </w:lvl>
   </w:abstractNum>
-  <w:abstractNum w:abstractNumId="21" w15:restartNumberingAfterBreak="0">
+  <w:abstractNum w:abstractNumId="28" w15:restartNumberingAfterBreak="0">
     <w:nsid w:val="3BAE3082"/>
     <w:multiLevelType w:val="multilevel"/>
     <w:tmpl w:val="5E7C542C"/>
@@ -19334,7 +25574,156 @@
       </w:rPr>
     </w:lvl>
   </w:abstractNum>
-  <w:abstractNum w:abstractNumId="22" w15:restartNumberingAfterBreak="0">
+  <w:abstractNum w:abstractNumId="29" w15:restartNumberingAfterBreak="0">
+    <w:nsid w:val="3C22366C"/>
+    <w:multiLevelType w:val="multilevel"/>
+    <w:tmpl w:val="FF10AC12"/>
+    <w:lvl w:ilvl="0">
+      <w:start w:val="1"/>
+      <w:numFmt w:val="bullet"/>
+      <w:lvlText w:val=""/>
+      <w:lvlJc w:val="left"/>
+      <w:pPr>
+        <w:tabs>
+          <w:tab w:val="num" w:pos="720"/>
+        </w:tabs>
+        <w:ind w:left="720" w:hanging="360"/>
+      </w:pPr>
+      <w:rPr>
+        <w:rFonts w:ascii="Symbol" w:hAnsi="Symbol" w:hint="default"/>
+        <w:sz w:val="20"/>
+      </w:rPr>
+    </w:lvl>
+    <w:lvl w:ilvl="1" w:tentative="1">
+      <w:start w:val="1"/>
+      <w:numFmt w:val="bullet"/>
+      <w:lvlText w:val="o"/>
+      <w:lvlJc w:val="left"/>
+      <w:pPr>
+        <w:tabs>
+          <w:tab w:val="num" w:pos="1440"/>
+        </w:tabs>
+        <w:ind w:left="1440" w:hanging="360"/>
+      </w:pPr>
+      <w:rPr>
+        <w:rFonts w:ascii="Courier New" w:hAnsi="Courier New" w:hint="default"/>
+        <w:sz w:val="20"/>
+      </w:rPr>
+    </w:lvl>
+    <w:lvl w:ilvl="2" w:tentative="1">
+      <w:start w:val="1"/>
+      <w:numFmt w:val="bullet"/>
+      <w:lvlText w:val=""/>
+      <w:lvlJc w:val="left"/>
+      <w:pPr>
+        <w:tabs>
+          <w:tab w:val="num" w:pos="2160"/>
+        </w:tabs>
+        <w:ind w:left="2160" w:hanging="360"/>
+      </w:pPr>
+      <w:rPr>
+        <w:rFonts w:ascii="Wingdings" w:hAnsi="Wingdings" w:hint="default"/>
+        <w:sz w:val="20"/>
+      </w:rPr>
+    </w:lvl>
+    <w:lvl w:ilvl="3" w:tentative="1">
+      <w:start w:val="1"/>
+      <w:numFmt w:val="bullet"/>
+      <w:lvlText w:val=""/>
+      <w:lvlJc w:val="left"/>
+      <w:pPr>
+        <w:tabs>
+          <w:tab w:val="num" w:pos="2880"/>
+        </w:tabs>
+        <w:ind w:left="2880" w:hanging="360"/>
+      </w:pPr>
+      <w:rPr>
+        <w:rFonts w:ascii="Wingdings" w:hAnsi="Wingdings" w:hint="default"/>
+        <w:sz w:val="20"/>
+      </w:rPr>
+    </w:lvl>
+    <w:lvl w:ilvl="4" w:tentative="1">
+      <w:start w:val="1"/>
+      <w:numFmt w:val="bullet"/>
+      <w:lvlText w:val=""/>
+      <w:lvlJc w:val="left"/>
+      <w:pPr>
+        <w:tabs>
+          <w:tab w:val="num" w:pos="3600"/>
+        </w:tabs>
+        <w:ind w:left="3600" w:hanging="360"/>
+      </w:pPr>
+      <w:rPr>
+        <w:rFonts w:ascii="Wingdings" w:hAnsi="Wingdings" w:hint="default"/>
+        <w:sz w:val="20"/>
+      </w:rPr>
+    </w:lvl>
+    <w:lvl w:ilvl="5" w:tentative="1">
+      <w:start w:val="1"/>
+      <w:numFmt w:val="bullet"/>
+      <w:lvlText w:val=""/>
+      <w:lvlJc w:val="left"/>
+      <w:pPr>
+        <w:tabs>
+          <w:tab w:val="num" w:pos="4320"/>
+        </w:tabs>
+        <w:ind w:left="4320" w:hanging="360"/>
+      </w:pPr>
+      <w:rPr>
+        <w:rFonts w:ascii="Wingdings" w:hAnsi="Wingdings" w:hint="default"/>
+        <w:sz w:val="20"/>
+      </w:rPr>
+    </w:lvl>
+    <w:lvl w:ilvl="6" w:tentative="1">
+      <w:start w:val="1"/>
+      <w:numFmt w:val="bullet"/>
+      <w:lvlText w:val=""/>
+      <w:lvlJc w:val="left"/>
+      <w:pPr>
+        <w:tabs>
+          <w:tab w:val="num" w:pos="5040"/>
+        </w:tabs>
+        <w:ind w:left="5040" w:hanging="360"/>
+      </w:pPr>
+      <w:rPr>
+        <w:rFonts w:ascii="Wingdings" w:hAnsi="Wingdings" w:hint="default"/>
+        <w:sz w:val="20"/>
+      </w:rPr>
+    </w:lvl>
+    <w:lvl w:ilvl="7" w:tentative="1">
+      <w:start w:val="1"/>
+      <w:numFmt w:val="bullet"/>
+      <w:lvlText w:val=""/>
+      <w:lvlJc w:val="left"/>
+      <w:pPr>
+        <w:tabs>
+          <w:tab w:val="num" w:pos="5760"/>
+        </w:tabs>
+        <w:ind w:left="5760" w:hanging="360"/>
+      </w:pPr>
+      <w:rPr>
+        <w:rFonts w:ascii="Wingdings" w:hAnsi="Wingdings" w:hint="default"/>
+        <w:sz w:val="20"/>
+      </w:rPr>
+    </w:lvl>
+    <w:lvl w:ilvl="8" w:tentative="1">
+      <w:start w:val="1"/>
+      <w:numFmt w:val="bullet"/>
+      <w:lvlText w:val=""/>
+      <w:lvlJc w:val="left"/>
+      <w:pPr>
+        <w:tabs>
+          <w:tab w:val="num" w:pos="6480"/>
+        </w:tabs>
+        <w:ind w:left="6480" w:hanging="360"/>
+      </w:pPr>
+      <w:rPr>
+        <w:rFonts w:ascii="Wingdings" w:hAnsi="Wingdings" w:hint="default"/>
+        <w:sz w:val="20"/>
+      </w:rPr>
+    </w:lvl>
+  </w:abstractNum>
+  <w:abstractNum w:abstractNumId="30" w15:restartNumberingAfterBreak="0">
     <w:nsid w:val="3C9C629C"/>
     <w:multiLevelType w:val="multilevel"/>
     <w:tmpl w:val="9AB82ADE"/>
@@ -19447,7 +25836,7 @@
       </w:pPr>
     </w:lvl>
   </w:abstractNum>
-  <w:abstractNum w:abstractNumId="23" w15:restartNumberingAfterBreak="0">
+  <w:abstractNum w:abstractNumId="31" w15:restartNumberingAfterBreak="0">
     <w:nsid w:val="3CBD5D86"/>
     <w:multiLevelType w:val="multilevel"/>
     <w:tmpl w:val="540E1D96"/>
@@ -19596,7 +25985,7 @@
       </w:rPr>
     </w:lvl>
   </w:abstractNum>
-  <w:abstractNum w:abstractNumId="24" w15:restartNumberingAfterBreak="0">
+  <w:abstractNum w:abstractNumId="32" w15:restartNumberingAfterBreak="0">
     <w:nsid w:val="3FCE0EA2"/>
     <w:multiLevelType w:val="multilevel"/>
     <w:tmpl w:val="0F3A6246"/>
@@ -19745,7 +26134,7 @@
       </w:rPr>
     </w:lvl>
   </w:abstractNum>
-  <w:abstractNum w:abstractNumId="25" w15:restartNumberingAfterBreak="0">
+  <w:abstractNum w:abstractNumId="33" w15:restartNumberingAfterBreak="0">
     <w:nsid w:val="41DD747B"/>
     <w:multiLevelType w:val="multilevel"/>
     <w:tmpl w:val="B0E24BF8"/>
@@ -19894,7 +26283,7 @@
       </w:rPr>
     </w:lvl>
   </w:abstractNum>
-  <w:abstractNum w:abstractNumId="26" w15:restartNumberingAfterBreak="0">
+  <w:abstractNum w:abstractNumId="34" w15:restartNumberingAfterBreak="0">
     <w:nsid w:val="422017EA"/>
     <w:multiLevelType w:val="multilevel"/>
     <w:tmpl w:val="470CE31E"/>
@@ -20043,7 +26432,7 @@
       </w:rPr>
     </w:lvl>
   </w:abstractNum>
-  <w:abstractNum w:abstractNumId="27" w15:restartNumberingAfterBreak="0">
+  <w:abstractNum w:abstractNumId="35" w15:restartNumberingAfterBreak="0">
     <w:nsid w:val="42241D2D"/>
     <w:multiLevelType w:val="hybridMultilevel"/>
     <w:tmpl w:val="FF40D388"/>
@@ -20101,7 +26490,7 @@
       <w:lvlJc w:val="left"/>
     </w:lvl>
   </w:abstractNum>
-  <w:abstractNum w:abstractNumId="28" w15:restartNumberingAfterBreak="0">
+  <w:abstractNum w:abstractNumId="36" w15:restartNumberingAfterBreak="0">
     <w:nsid w:val="47082F8B"/>
     <w:multiLevelType w:val="multilevel"/>
     <w:tmpl w:val="62A2416E"/>
@@ -20250,7 +26639,7 @@
       </w:rPr>
     </w:lvl>
   </w:abstractNum>
-  <w:abstractNum w:abstractNumId="29" w15:restartNumberingAfterBreak="0">
+  <w:abstractNum w:abstractNumId="37" w15:restartNumberingAfterBreak="0">
     <w:nsid w:val="471C4F29"/>
     <w:multiLevelType w:val="multilevel"/>
     <w:tmpl w:val="2B04AE30"/>
@@ -20399,7 +26788,7 @@
       </w:rPr>
     </w:lvl>
   </w:abstractNum>
-  <w:abstractNum w:abstractNumId="30" w15:restartNumberingAfterBreak="0">
+  <w:abstractNum w:abstractNumId="38" w15:restartNumberingAfterBreak="0">
     <w:nsid w:val="48022739"/>
     <w:multiLevelType w:val="multilevel"/>
     <w:tmpl w:val="D14842C0"/>
@@ -20548,7 +26937,7 @@
       </w:rPr>
     </w:lvl>
   </w:abstractNum>
-  <w:abstractNum w:abstractNumId="31" w15:restartNumberingAfterBreak="0">
+  <w:abstractNum w:abstractNumId="39" w15:restartNumberingAfterBreak="0">
     <w:nsid w:val="49341D81"/>
     <w:multiLevelType w:val="multilevel"/>
     <w:tmpl w:val="0C1E2CDA"/>
@@ -20697,7 +27086,7 @@
       </w:rPr>
     </w:lvl>
   </w:abstractNum>
-  <w:abstractNum w:abstractNumId="32" w15:restartNumberingAfterBreak="0">
+  <w:abstractNum w:abstractNumId="40" w15:restartNumberingAfterBreak="0">
     <w:nsid w:val="4B0D0171"/>
     <w:multiLevelType w:val="multilevel"/>
     <w:tmpl w:val="1B640D72"/>
@@ -20846,7 +27235,7 @@
       </w:rPr>
     </w:lvl>
   </w:abstractNum>
-  <w:abstractNum w:abstractNumId="33" w15:restartNumberingAfterBreak="0">
+  <w:abstractNum w:abstractNumId="41" w15:restartNumberingAfterBreak="0">
     <w:nsid w:val="4B914F07"/>
     <w:multiLevelType w:val="multilevel"/>
     <w:tmpl w:val="F6DAAB1E"/>
@@ -20995,7 +27384,7 @@
       </w:rPr>
     </w:lvl>
   </w:abstractNum>
-  <w:abstractNum w:abstractNumId="34" w15:restartNumberingAfterBreak="0">
+  <w:abstractNum w:abstractNumId="42" w15:restartNumberingAfterBreak="0">
     <w:nsid w:val="4B983B12"/>
     <w:multiLevelType w:val="multilevel"/>
     <w:tmpl w:val="CA500F08"/>
@@ -21144,7 +27533,7 @@
       </w:rPr>
     </w:lvl>
   </w:abstractNum>
-  <w:abstractNum w:abstractNumId="35" w15:restartNumberingAfterBreak="0">
+  <w:abstractNum w:abstractNumId="43" w15:restartNumberingAfterBreak="0">
     <w:nsid w:val="4B9E1F58"/>
     <w:multiLevelType w:val="multilevel"/>
     <w:tmpl w:val="639CD7C2"/>
@@ -21293,7 +27682,7 @@
       </w:rPr>
     </w:lvl>
   </w:abstractNum>
-  <w:abstractNum w:abstractNumId="36" w15:restartNumberingAfterBreak="0">
+  <w:abstractNum w:abstractNumId="44" w15:restartNumberingAfterBreak="0">
     <w:nsid w:val="4BC767FA"/>
     <w:multiLevelType w:val="multilevel"/>
     <w:tmpl w:val="672447F4"/>
@@ -21442,7 +27831,7 @@
       </w:rPr>
     </w:lvl>
   </w:abstractNum>
-  <w:abstractNum w:abstractNumId="37" w15:restartNumberingAfterBreak="0">
+  <w:abstractNum w:abstractNumId="45" w15:restartNumberingAfterBreak="0">
     <w:nsid w:val="4BCA3E28"/>
     <w:multiLevelType w:val="multilevel"/>
     <w:tmpl w:val="AE1C1DEA"/>
@@ -21591,7 +27980,156 @@
       </w:rPr>
     </w:lvl>
   </w:abstractNum>
-  <w:abstractNum w:abstractNumId="38" w15:restartNumberingAfterBreak="0">
+  <w:abstractNum w:abstractNumId="46" w15:restartNumberingAfterBreak="0">
+    <w:nsid w:val="4C1178FB"/>
+    <w:multiLevelType w:val="multilevel"/>
+    <w:tmpl w:val="263ACCBE"/>
+    <w:lvl w:ilvl="0">
+      <w:start w:val="1"/>
+      <w:numFmt w:val="bullet"/>
+      <w:lvlText w:val=""/>
+      <w:lvlJc w:val="left"/>
+      <w:pPr>
+        <w:tabs>
+          <w:tab w:val="num" w:pos="720"/>
+        </w:tabs>
+        <w:ind w:left="720" w:hanging="360"/>
+      </w:pPr>
+      <w:rPr>
+        <w:rFonts w:ascii="Symbol" w:hAnsi="Symbol" w:hint="default"/>
+        <w:sz w:val="20"/>
+      </w:rPr>
+    </w:lvl>
+    <w:lvl w:ilvl="1" w:tentative="1">
+      <w:start w:val="1"/>
+      <w:numFmt w:val="bullet"/>
+      <w:lvlText w:val="o"/>
+      <w:lvlJc w:val="left"/>
+      <w:pPr>
+        <w:tabs>
+          <w:tab w:val="num" w:pos="1440"/>
+        </w:tabs>
+        <w:ind w:left="1440" w:hanging="360"/>
+      </w:pPr>
+      <w:rPr>
+        <w:rFonts w:ascii="Courier New" w:hAnsi="Courier New" w:hint="default"/>
+        <w:sz w:val="20"/>
+      </w:rPr>
+    </w:lvl>
+    <w:lvl w:ilvl="2" w:tentative="1">
+      <w:start w:val="1"/>
+      <w:numFmt w:val="bullet"/>
+      <w:lvlText w:val=""/>
+      <w:lvlJc w:val="left"/>
+      <w:pPr>
+        <w:tabs>
+          <w:tab w:val="num" w:pos="2160"/>
+        </w:tabs>
+        <w:ind w:left="2160" w:hanging="360"/>
+      </w:pPr>
+      <w:rPr>
+        <w:rFonts w:ascii="Wingdings" w:hAnsi="Wingdings" w:hint="default"/>
+        <w:sz w:val="20"/>
+      </w:rPr>
+    </w:lvl>
+    <w:lvl w:ilvl="3" w:tentative="1">
+      <w:start w:val="1"/>
+      <w:numFmt w:val="bullet"/>
+      <w:lvlText w:val=""/>
+      <w:lvlJc w:val="left"/>
+      <w:pPr>
+        <w:tabs>
+          <w:tab w:val="num" w:pos="2880"/>
+        </w:tabs>
+        <w:ind w:left="2880" w:hanging="360"/>
+      </w:pPr>
+      <w:rPr>
+        <w:rFonts w:ascii="Wingdings" w:hAnsi="Wingdings" w:hint="default"/>
+        <w:sz w:val="20"/>
+      </w:rPr>
+    </w:lvl>
+    <w:lvl w:ilvl="4" w:tentative="1">
+      <w:start w:val="1"/>
+      <w:numFmt w:val="bullet"/>
+      <w:lvlText w:val=""/>
+      <w:lvlJc w:val="left"/>
+      <w:pPr>
+        <w:tabs>
+          <w:tab w:val="num" w:pos="3600"/>
+        </w:tabs>
+        <w:ind w:left="3600" w:hanging="360"/>
+      </w:pPr>
+      <w:rPr>
+        <w:rFonts w:ascii="Wingdings" w:hAnsi="Wingdings" w:hint="default"/>
+        <w:sz w:val="20"/>
+      </w:rPr>
+    </w:lvl>
+    <w:lvl w:ilvl="5" w:tentative="1">
+      <w:start w:val="1"/>
+      <w:numFmt w:val="bullet"/>
+      <w:lvlText w:val=""/>
+      <w:lvlJc w:val="left"/>
+      <w:pPr>
+        <w:tabs>
+          <w:tab w:val="num" w:pos="4320"/>
+        </w:tabs>
+        <w:ind w:left="4320" w:hanging="360"/>
+      </w:pPr>
+      <w:rPr>
+        <w:rFonts w:ascii="Wingdings" w:hAnsi="Wingdings" w:hint="default"/>
+        <w:sz w:val="20"/>
+      </w:rPr>
+    </w:lvl>
+    <w:lvl w:ilvl="6" w:tentative="1">
+      <w:start w:val="1"/>
+      <w:numFmt w:val="bullet"/>
+      <w:lvlText w:val=""/>
+      <w:lvlJc w:val="left"/>
+      <w:pPr>
+        <w:tabs>
+          <w:tab w:val="num" w:pos="5040"/>
+        </w:tabs>
+        <w:ind w:left="5040" w:hanging="360"/>
+      </w:pPr>
+      <w:rPr>
+        <w:rFonts w:ascii="Wingdings" w:hAnsi="Wingdings" w:hint="default"/>
+        <w:sz w:val="20"/>
+      </w:rPr>
+    </w:lvl>
+    <w:lvl w:ilvl="7" w:tentative="1">
+      <w:start w:val="1"/>
+      <w:numFmt w:val="bullet"/>
+      <w:lvlText w:val=""/>
+      <w:lvlJc w:val="left"/>
+      <w:pPr>
+        <w:tabs>
+          <w:tab w:val="num" w:pos="5760"/>
+        </w:tabs>
+        <w:ind w:left="5760" w:hanging="360"/>
+      </w:pPr>
+      <w:rPr>
+        <w:rFonts w:ascii="Wingdings" w:hAnsi="Wingdings" w:hint="default"/>
+        <w:sz w:val="20"/>
+      </w:rPr>
+    </w:lvl>
+    <w:lvl w:ilvl="8" w:tentative="1">
+      <w:start w:val="1"/>
+      <w:numFmt w:val="bullet"/>
+      <w:lvlText w:val=""/>
+      <w:lvlJc w:val="left"/>
+      <w:pPr>
+        <w:tabs>
+          <w:tab w:val="num" w:pos="6480"/>
+        </w:tabs>
+        <w:ind w:left="6480" w:hanging="360"/>
+      </w:pPr>
+      <w:rPr>
+        <w:rFonts w:ascii="Wingdings" w:hAnsi="Wingdings" w:hint="default"/>
+        <w:sz w:val="20"/>
+      </w:rPr>
+    </w:lvl>
+  </w:abstractNum>
+  <w:abstractNum w:abstractNumId="47" w15:restartNumberingAfterBreak="0">
     <w:nsid w:val="4E4B644B"/>
     <w:multiLevelType w:val="multilevel"/>
     <w:tmpl w:val="B1442B78"/>
@@ -21740,7 +28278,7 @@
       </w:rPr>
     </w:lvl>
   </w:abstractNum>
-  <w:abstractNum w:abstractNumId="39" w15:restartNumberingAfterBreak="0">
+  <w:abstractNum w:abstractNumId="48" w15:restartNumberingAfterBreak="0">
     <w:nsid w:val="4F2337D7"/>
     <w:multiLevelType w:val="multilevel"/>
     <w:tmpl w:val="E1FADCA2"/>
@@ -21889,7 +28427,7 @@
       </w:rPr>
     </w:lvl>
   </w:abstractNum>
-  <w:abstractNum w:abstractNumId="40" w15:restartNumberingAfterBreak="0">
+  <w:abstractNum w:abstractNumId="49" w15:restartNumberingAfterBreak="0">
     <w:nsid w:val="51131E32"/>
     <w:multiLevelType w:val="multilevel"/>
     <w:tmpl w:val="3B9C1F3E"/>
@@ -22038,7 +28576,7 @@
       </w:rPr>
     </w:lvl>
   </w:abstractNum>
-  <w:abstractNum w:abstractNumId="41" w15:restartNumberingAfterBreak="0">
+  <w:abstractNum w:abstractNumId="50" w15:restartNumberingAfterBreak="0">
     <w:nsid w:val="515A23BA"/>
     <w:multiLevelType w:val="multilevel"/>
     <w:tmpl w:val="AD482BFC"/>
@@ -22151,7 +28689,156 @@
       </w:pPr>
     </w:lvl>
   </w:abstractNum>
-  <w:abstractNum w:abstractNumId="42" w15:restartNumberingAfterBreak="0">
+  <w:abstractNum w:abstractNumId="51" w15:restartNumberingAfterBreak="0">
+    <w:nsid w:val="5284509D"/>
+    <w:multiLevelType w:val="multilevel"/>
+    <w:tmpl w:val="A1CEEC4E"/>
+    <w:lvl w:ilvl="0">
+      <w:start w:val="1"/>
+      <w:numFmt w:val="bullet"/>
+      <w:lvlText w:val=""/>
+      <w:lvlJc w:val="left"/>
+      <w:pPr>
+        <w:tabs>
+          <w:tab w:val="num" w:pos="720"/>
+        </w:tabs>
+        <w:ind w:left="720" w:hanging="360"/>
+      </w:pPr>
+      <w:rPr>
+        <w:rFonts w:ascii="Symbol" w:hAnsi="Symbol" w:hint="default"/>
+        <w:sz w:val="20"/>
+      </w:rPr>
+    </w:lvl>
+    <w:lvl w:ilvl="1" w:tentative="1">
+      <w:start w:val="1"/>
+      <w:numFmt w:val="bullet"/>
+      <w:lvlText w:val="o"/>
+      <w:lvlJc w:val="left"/>
+      <w:pPr>
+        <w:tabs>
+          <w:tab w:val="num" w:pos="1440"/>
+        </w:tabs>
+        <w:ind w:left="1440" w:hanging="360"/>
+      </w:pPr>
+      <w:rPr>
+        <w:rFonts w:ascii="Courier New" w:hAnsi="Courier New" w:hint="default"/>
+        <w:sz w:val="20"/>
+      </w:rPr>
+    </w:lvl>
+    <w:lvl w:ilvl="2" w:tentative="1">
+      <w:start w:val="1"/>
+      <w:numFmt w:val="bullet"/>
+      <w:lvlText w:val=""/>
+      <w:lvlJc w:val="left"/>
+      <w:pPr>
+        <w:tabs>
+          <w:tab w:val="num" w:pos="2160"/>
+        </w:tabs>
+        <w:ind w:left="2160" w:hanging="360"/>
+      </w:pPr>
+      <w:rPr>
+        <w:rFonts w:ascii="Wingdings" w:hAnsi="Wingdings" w:hint="default"/>
+        <w:sz w:val="20"/>
+      </w:rPr>
+    </w:lvl>
+    <w:lvl w:ilvl="3" w:tentative="1">
+      <w:start w:val="1"/>
+      <w:numFmt w:val="bullet"/>
+      <w:lvlText w:val=""/>
+      <w:lvlJc w:val="left"/>
+      <w:pPr>
+        <w:tabs>
+          <w:tab w:val="num" w:pos="2880"/>
+        </w:tabs>
+        <w:ind w:left="2880" w:hanging="360"/>
+      </w:pPr>
+      <w:rPr>
+        <w:rFonts w:ascii="Wingdings" w:hAnsi="Wingdings" w:hint="default"/>
+        <w:sz w:val="20"/>
+      </w:rPr>
+    </w:lvl>
+    <w:lvl w:ilvl="4" w:tentative="1">
+      <w:start w:val="1"/>
+      <w:numFmt w:val="bullet"/>
+      <w:lvlText w:val=""/>
+      <w:lvlJc w:val="left"/>
+      <w:pPr>
+        <w:tabs>
+          <w:tab w:val="num" w:pos="3600"/>
+        </w:tabs>
+        <w:ind w:left="3600" w:hanging="360"/>
+      </w:pPr>
+      <w:rPr>
+        <w:rFonts w:ascii="Wingdings" w:hAnsi="Wingdings" w:hint="default"/>
+        <w:sz w:val="20"/>
+      </w:rPr>
+    </w:lvl>
+    <w:lvl w:ilvl="5" w:tentative="1">
+      <w:start w:val="1"/>
+      <w:numFmt w:val="bullet"/>
+      <w:lvlText w:val=""/>
+      <w:lvlJc w:val="left"/>
+      <w:pPr>
+        <w:tabs>
+          <w:tab w:val="num" w:pos="4320"/>
+        </w:tabs>
+        <w:ind w:left="4320" w:hanging="360"/>
+      </w:pPr>
+      <w:rPr>
+        <w:rFonts w:ascii="Wingdings" w:hAnsi="Wingdings" w:hint="default"/>
+        <w:sz w:val="20"/>
+      </w:rPr>
+    </w:lvl>
+    <w:lvl w:ilvl="6" w:tentative="1">
+      <w:start w:val="1"/>
+      <w:numFmt w:val="bullet"/>
+      <w:lvlText w:val=""/>
+      <w:lvlJc w:val="left"/>
+      <w:pPr>
+        <w:tabs>
+          <w:tab w:val="num" w:pos="5040"/>
+        </w:tabs>
+        <w:ind w:left="5040" w:hanging="360"/>
+      </w:pPr>
+      <w:rPr>
+        <w:rFonts w:ascii="Wingdings" w:hAnsi="Wingdings" w:hint="default"/>
+        <w:sz w:val="20"/>
+      </w:rPr>
+    </w:lvl>
+    <w:lvl w:ilvl="7" w:tentative="1">
+      <w:start w:val="1"/>
+      <w:numFmt w:val="bullet"/>
+      <w:lvlText w:val=""/>
+      <w:lvlJc w:val="left"/>
+      <w:pPr>
+        <w:tabs>
+          <w:tab w:val="num" w:pos="5760"/>
+        </w:tabs>
+        <w:ind w:left="5760" w:hanging="360"/>
+      </w:pPr>
+      <w:rPr>
+        <w:rFonts w:ascii="Wingdings" w:hAnsi="Wingdings" w:hint="default"/>
+        <w:sz w:val="20"/>
+      </w:rPr>
+    </w:lvl>
+    <w:lvl w:ilvl="8" w:tentative="1">
+      <w:start w:val="1"/>
+      <w:numFmt w:val="bullet"/>
+      <w:lvlText w:val=""/>
+      <w:lvlJc w:val="left"/>
+      <w:pPr>
+        <w:tabs>
+          <w:tab w:val="num" w:pos="6480"/>
+        </w:tabs>
+        <w:ind w:left="6480" w:hanging="360"/>
+      </w:pPr>
+      <w:rPr>
+        <w:rFonts w:ascii="Wingdings" w:hAnsi="Wingdings" w:hint="default"/>
+        <w:sz w:val="20"/>
+      </w:rPr>
+    </w:lvl>
+  </w:abstractNum>
+  <w:abstractNum w:abstractNumId="52" w15:restartNumberingAfterBreak="0">
     <w:nsid w:val="553A6019"/>
     <w:multiLevelType w:val="multilevel"/>
     <w:tmpl w:val="CA34B4BE"/>
@@ -22300,7 +28987,7 @@
       </w:rPr>
     </w:lvl>
   </w:abstractNum>
-  <w:abstractNum w:abstractNumId="43" w15:restartNumberingAfterBreak="0">
+  <w:abstractNum w:abstractNumId="53" w15:restartNumberingAfterBreak="0">
     <w:nsid w:val="58D80EB1"/>
     <w:multiLevelType w:val="multilevel"/>
     <w:tmpl w:val="8778A228"/>
@@ -22449,7 +29136,7 @@
       </w:rPr>
     </w:lvl>
   </w:abstractNum>
-  <w:abstractNum w:abstractNumId="44" w15:restartNumberingAfterBreak="0">
+  <w:abstractNum w:abstractNumId="54" w15:restartNumberingAfterBreak="0">
     <w:nsid w:val="596F2DB8"/>
     <w:multiLevelType w:val="multilevel"/>
     <w:tmpl w:val="6E66AC90"/>
@@ -22598,7 +29285,7 @@
       </w:rPr>
     </w:lvl>
   </w:abstractNum>
-  <w:abstractNum w:abstractNumId="45" w15:restartNumberingAfterBreak="0">
+  <w:abstractNum w:abstractNumId="55" w15:restartNumberingAfterBreak="0">
     <w:nsid w:val="5A4C713B"/>
     <w:multiLevelType w:val="multilevel"/>
     <w:tmpl w:val="76C4D088"/>
@@ -22747,7 +29434,7 @@
       </w:rPr>
     </w:lvl>
   </w:abstractNum>
-  <w:abstractNum w:abstractNumId="46" w15:restartNumberingAfterBreak="0">
+  <w:abstractNum w:abstractNumId="56" w15:restartNumberingAfterBreak="0">
     <w:nsid w:val="5C2F516A"/>
     <w:multiLevelType w:val="multilevel"/>
     <w:tmpl w:val="2B7A5E2C"/>
@@ -22896,7 +29583,7 @@
       </w:rPr>
     </w:lvl>
   </w:abstractNum>
-  <w:abstractNum w:abstractNumId="47" w15:restartNumberingAfterBreak="0">
+  <w:abstractNum w:abstractNumId="57" w15:restartNumberingAfterBreak="0">
     <w:nsid w:val="5C6E2F57"/>
     <w:multiLevelType w:val="multilevel"/>
     <w:tmpl w:val="C5DAC478"/>
@@ -23045,7 +29732,7 @@
       </w:rPr>
     </w:lvl>
   </w:abstractNum>
-  <w:abstractNum w:abstractNumId="48" w15:restartNumberingAfterBreak="0">
+  <w:abstractNum w:abstractNumId="58" w15:restartNumberingAfterBreak="0">
     <w:nsid w:val="5CF20373"/>
     <w:multiLevelType w:val="multilevel"/>
     <w:tmpl w:val="ECA8AC24"/>
@@ -23194,7 +29881,156 @@
       </w:rPr>
     </w:lvl>
   </w:abstractNum>
-  <w:abstractNum w:abstractNumId="49" w15:restartNumberingAfterBreak="0">
+  <w:abstractNum w:abstractNumId="59" w15:restartNumberingAfterBreak="0">
+    <w:nsid w:val="5D8A3F62"/>
+    <w:multiLevelType w:val="multilevel"/>
+    <w:tmpl w:val="8AE29064"/>
+    <w:lvl w:ilvl="0">
+      <w:start w:val="1"/>
+      <w:numFmt w:val="bullet"/>
+      <w:lvlText w:val=""/>
+      <w:lvlJc w:val="left"/>
+      <w:pPr>
+        <w:tabs>
+          <w:tab w:val="num" w:pos="720"/>
+        </w:tabs>
+        <w:ind w:left="720" w:hanging="360"/>
+      </w:pPr>
+      <w:rPr>
+        <w:rFonts w:ascii="Symbol" w:hAnsi="Symbol" w:hint="default"/>
+        <w:sz w:val="20"/>
+      </w:rPr>
+    </w:lvl>
+    <w:lvl w:ilvl="1" w:tentative="1">
+      <w:start w:val="1"/>
+      <w:numFmt w:val="bullet"/>
+      <w:lvlText w:val="o"/>
+      <w:lvlJc w:val="left"/>
+      <w:pPr>
+        <w:tabs>
+          <w:tab w:val="num" w:pos="1440"/>
+        </w:tabs>
+        <w:ind w:left="1440" w:hanging="360"/>
+      </w:pPr>
+      <w:rPr>
+        <w:rFonts w:ascii="Courier New" w:hAnsi="Courier New" w:hint="default"/>
+        <w:sz w:val="20"/>
+      </w:rPr>
+    </w:lvl>
+    <w:lvl w:ilvl="2" w:tentative="1">
+      <w:start w:val="1"/>
+      <w:numFmt w:val="bullet"/>
+      <w:lvlText w:val=""/>
+      <w:lvlJc w:val="left"/>
+      <w:pPr>
+        <w:tabs>
+          <w:tab w:val="num" w:pos="2160"/>
+        </w:tabs>
+        <w:ind w:left="2160" w:hanging="360"/>
+      </w:pPr>
+      <w:rPr>
+        <w:rFonts w:ascii="Wingdings" w:hAnsi="Wingdings" w:hint="default"/>
+        <w:sz w:val="20"/>
+      </w:rPr>
+    </w:lvl>
+    <w:lvl w:ilvl="3" w:tentative="1">
+      <w:start w:val="1"/>
+      <w:numFmt w:val="bullet"/>
+      <w:lvlText w:val=""/>
+      <w:lvlJc w:val="left"/>
+      <w:pPr>
+        <w:tabs>
+          <w:tab w:val="num" w:pos="2880"/>
+        </w:tabs>
+        <w:ind w:left="2880" w:hanging="360"/>
+      </w:pPr>
+      <w:rPr>
+        <w:rFonts w:ascii="Wingdings" w:hAnsi="Wingdings" w:hint="default"/>
+        <w:sz w:val="20"/>
+      </w:rPr>
+    </w:lvl>
+    <w:lvl w:ilvl="4" w:tentative="1">
+      <w:start w:val="1"/>
+      <w:numFmt w:val="bullet"/>
+      <w:lvlText w:val=""/>
+      <w:lvlJc w:val="left"/>
+      <w:pPr>
+        <w:tabs>
+          <w:tab w:val="num" w:pos="3600"/>
+        </w:tabs>
+        <w:ind w:left="3600" w:hanging="360"/>
+      </w:pPr>
+      <w:rPr>
+        <w:rFonts w:ascii="Wingdings" w:hAnsi="Wingdings" w:hint="default"/>
+        <w:sz w:val="20"/>
+      </w:rPr>
+    </w:lvl>
+    <w:lvl w:ilvl="5" w:tentative="1">
+      <w:start w:val="1"/>
+      <w:numFmt w:val="bullet"/>
+      <w:lvlText w:val=""/>
+      <w:lvlJc w:val="left"/>
+      <w:pPr>
+        <w:tabs>
+          <w:tab w:val="num" w:pos="4320"/>
+        </w:tabs>
+        <w:ind w:left="4320" w:hanging="360"/>
+      </w:pPr>
+      <w:rPr>
+        <w:rFonts w:ascii="Wingdings" w:hAnsi="Wingdings" w:hint="default"/>
+        <w:sz w:val="20"/>
+      </w:rPr>
+    </w:lvl>
+    <w:lvl w:ilvl="6" w:tentative="1">
+      <w:start w:val="1"/>
+      <w:numFmt w:val="bullet"/>
+      <w:lvlText w:val=""/>
+      <w:lvlJc w:val="left"/>
+      <w:pPr>
+        <w:tabs>
+          <w:tab w:val="num" w:pos="5040"/>
+        </w:tabs>
+        <w:ind w:left="5040" w:hanging="360"/>
+      </w:pPr>
+      <w:rPr>
+        <w:rFonts w:ascii="Wingdings" w:hAnsi="Wingdings" w:hint="default"/>
+        <w:sz w:val="20"/>
+      </w:rPr>
+    </w:lvl>
+    <w:lvl w:ilvl="7" w:tentative="1">
+      <w:start w:val="1"/>
+      <w:numFmt w:val="bullet"/>
+      <w:lvlText w:val=""/>
+      <w:lvlJc w:val="left"/>
+      <w:pPr>
+        <w:tabs>
+          <w:tab w:val="num" w:pos="5760"/>
+        </w:tabs>
+        <w:ind w:left="5760" w:hanging="360"/>
+      </w:pPr>
+      <w:rPr>
+        <w:rFonts w:ascii="Wingdings" w:hAnsi="Wingdings" w:hint="default"/>
+        <w:sz w:val="20"/>
+      </w:rPr>
+    </w:lvl>
+    <w:lvl w:ilvl="8" w:tentative="1">
+      <w:start w:val="1"/>
+      <w:numFmt w:val="bullet"/>
+      <w:lvlText w:val=""/>
+      <w:lvlJc w:val="left"/>
+      <w:pPr>
+        <w:tabs>
+          <w:tab w:val="num" w:pos="6480"/>
+        </w:tabs>
+        <w:ind w:left="6480" w:hanging="360"/>
+      </w:pPr>
+      <w:rPr>
+        <w:rFonts w:ascii="Wingdings" w:hAnsi="Wingdings" w:hint="default"/>
+        <w:sz w:val="20"/>
+      </w:rPr>
+    </w:lvl>
+  </w:abstractNum>
+  <w:abstractNum w:abstractNumId="60" w15:restartNumberingAfterBreak="0">
     <w:nsid w:val="5E830C31"/>
     <w:multiLevelType w:val="multilevel"/>
     <w:tmpl w:val="B5C49278"/>
@@ -23343,7 +30179,7 @@
       </w:rPr>
     </w:lvl>
   </w:abstractNum>
-  <w:abstractNum w:abstractNumId="50" w15:restartNumberingAfterBreak="0">
+  <w:abstractNum w:abstractNumId="61" w15:restartNumberingAfterBreak="0">
     <w:nsid w:val="66ED5AE3"/>
     <w:multiLevelType w:val="multilevel"/>
     <w:tmpl w:val="1D1C093E"/>
@@ -23492,7 +30328,7 @@
       </w:rPr>
     </w:lvl>
   </w:abstractNum>
-  <w:abstractNum w:abstractNumId="51" w15:restartNumberingAfterBreak="0">
+  <w:abstractNum w:abstractNumId="62" w15:restartNumberingAfterBreak="0">
     <w:nsid w:val="67BB35B6"/>
     <w:multiLevelType w:val="multilevel"/>
     <w:tmpl w:val="B00097F0"/>
@@ -23641,7 +30477,7 @@
       </w:rPr>
     </w:lvl>
   </w:abstractNum>
-  <w:abstractNum w:abstractNumId="52" w15:restartNumberingAfterBreak="0">
+  <w:abstractNum w:abstractNumId="63" w15:restartNumberingAfterBreak="0">
     <w:nsid w:val="6B76526C"/>
     <w:multiLevelType w:val="multilevel"/>
     <w:tmpl w:val="98381796"/>
@@ -23790,7 +30626,7 @@
       </w:rPr>
     </w:lvl>
   </w:abstractNum>
-  <w:abstractNum w:abstractNumId="53" w15:restartNumberingAfterBreak="0">
+  <w:abstractNum w:abstractNumId="64" w15:restartNumberingAfterBreak="0">
     <w:nsid w:val="6DDB433A"/>
     <w:multiLevelType w:val="multilevel"/>
     <w:tmpl w:val="ACC47770"/>
@@ -23939,7 +30775,156 @@
       </w:rPr>
     </w:lvl>
   </w:abstractNum>
-  <w:abstractNum w:abstractNumId="54" w15:restartNumberingAfterBreak="0">
+  <w:abstractNum w:abstractNumId="65" w15:restartNumberingAfterBreak="0">
+    <w:nsid w:val="6E2A173D"/>
+    <w:multiLevelType w:val="multilevel"/>
+    <w:tmpl w:val="8DE64F02"/>
+    <w:lvl w:ilvl="0">
+      <w:start w:val="1"/>
+      <w:numFmt w:val="bullet"/>
+      <w:lvlText w:val=""/>
+      <w:lvlJc w:val="left"/>
+      <w:pPr>
+        <w:tabs>
+          <w:tab w:val="num" w:pos="720"/>
+        </w:tabs>
+        <w:ind w:left="720" w:hanging="360"/>
+      </w:pPr>
+      <w:rPr>
+        <w:rFonts w:ascii="Symbol" w:hAnsi="Symbol" w:hint="default"/>
+        <w:sz w:val="20"/>
+      </w:rPr>
+    </w:lvl>
+    <w:lvl w:ilvl="1" w:tentative="1">
+      <w:start w:val="1"/>
+      <w:numFmt w:val="bullet"/>
+      <w:lvlText w:val="o"/>
+      <w:lvlJc w:val="left"/>
+      <w:pPr>
+        <w:tabs>
+          <w:tab w:val="num" w:pos="1440"/>
+        </w:tabs>
+        <w:ind w:left="1440" w:hanging="360"/>
+      </w:pPr>
+      <w:rPr>
+        <w:rFonts w:ascii="Courier New" w:hAnsi="Courier New" w:hint="default"/>
+        <w:sz w:val="20"/>
+      </w:rPr>
+    </w:lvl>
+    <w:lvl w:ilvl="2" w:tentative="1">
+      <w:start w:val="1"/>
+      <w:numFmt w:val="bullet"/>
+      <w:lvlText w:val=""/>
+      <w:lvlJc w:val="left"/>
+      <w:pPr>
+        <w:tabs>
+          <w:tab w:val="num" w:pos="2160"/>
+        </w:tabs>
+        <w:ind w:left="2160" w:hanging="360"/>
+      </w:pPr>
+      <w:rPr>
+        <w:rFonts w:ascii="Wingdings" w:hAnsi="Wingdings" w:hint="default"/>
+        <w:sz w:val="20"/>
+      </w:rPr>
+    </w:lvl>
+    <w:lvl w:ilvl="3" w:tentative="1">
+      <w:start w:val="1"/>
+      <w:numFmt w:val="bullet"/>
+      <w:lvlText w:val=""/>
+      <w:lvlJc w:val="left"/>
+      <w:pPr>
+        <w:tabs>
+          <w:tab w:val="num" w:pos="2880"/>
+        </w:tabs>
+        <w:ind w:left="2880" w:hanging="360"/>
+      </w:pPr>
+      <w:rPr>
+        <w:rFonts w:ascii="Wingdings" w:hAnsi="Wingdings" w:hint="default"/>
+        <w:sz w:val="20"/>
+      </w:rPr>
+    </w:lvl>
+    <w:lvl w:ilvl="4" w:tentative="1">
+      <w:start w:val="1"/>
+      <w:numFmt w:val="bullet"/>
+      <w:lvlText w:val=""/>
+      <w:lvlJc w:val="left"/>
+      <w:pPr>
+        <w:tabs>
+          <w:tab w:val="num" w:pos="3600"/>
+        </w:tabs>
+        <w:ind w:left="3600" w:hanging="360"/>
+      </w:pPr>
+      <w:rPr>
+        <w:rFonts w:ascii="Wingdings" w:hAnsi="Wingdings" w:hint="default"/>
+        <w:sz w:val="20"/>
+      </w:rPr>
+    </w:lvl>
+    <w:lvl w:ilvl="5" w:tentative="1">
+      <w:start w:val="1"/>
+      <w:numFmt w:val="bullet"/>
+      <w:lvlText w:val=""/>
+      <w:lvlJc w:val="left"/>
+      <w:pPr>
+        <w:tabs>
+          <w:tab w:val="num" w:pos="4320"/>
+        </w:tabs>
+        <w:ind w:left="4320" w:hanging="360"/>
+      </w:pPr>
+      <w:rPr>
+        <w:rFonts w:ascii="Wingdings" w:hAnsi="Wingdings" w:hint="default"/>
+        <w:sz w:val="20"/>
+      </w:rPr>
+    </w:lvl>
+    <w:lvl w:ilvl="6" w:tentative="1">
+      <w:start w:val="1"/>
+      <w:numFmt w:val="bullet"/>
+      <w:lvlText w:val=""/>
+      <w:lvlJc w:val="left"/>
+      <w:pPr>
+        <w:tabs>
+          <w:tab w:val="num" w:pos="5040"/>
+        </w:tabs>
+        <w:ind w:left="5040" w:hanging="360"/>
+      </w:pPr>
+      <w:rPr>
+        <w:rFonts w:ascii="Wingdings" w:hAnsi="Wingdings" w:hint="default"/>
+        <w:sz w:val="20"/>
+      </w:rPr>
+    </w:lvl>
+    <w:lvl w:ilvl="7" w:tentative="1">
+      <w:start w:val="1"/>
+      <w:numFmt w:val="bullet"/>
+      <w:lvlText w:val=""/>
+      <w:lvlJc w:val="left"/>
+      <w:pPr>
+        <w:tabs>
+          <w:tab w:val="num" w:pos="5760"/>
+        </w:tabs>
+        <w:ind w:left="5760" w:hanging="360"/>
+      </w:pPr>
+      <w:rPr>
+        <w:rFonts w:ascii="Wingdings" w:hAnsi="Wingdings" w:hint="default"/>
+        <w:sz w:val="20"/>
+      </w:rPr>
+    </w:lvl>
+    <w:lvl w:ilvl="8" w:tentative="1">
+      <w:start w:val="1"/>
+      <w:numFmt w:val="bullet"/>
+      <w:lvlText w:val=""/>
+      <w:lvlJc w:val="left"/>
+      <w:pPr>
+        <w:tabs>
+          <w:tab w:val="num" w:pos="6480"/>
+        </w:tabs>
+        <w:ind w:left="6480" w:hanging="360"/>
+      </w:pPr>
+      <w:rPr>
+        <w:rFonts w:ascii="Wingdings" w:hAnsi="Wingdings" w:hint="default"/>
+        <w:sz w:val="20"/>
+      </w:rPr>
+    </w:lvl>
+  </w:abstractNum>
+  <w:abstractNum w:abstractNumId="66" w15:restartNumberingAfterBreak="0">
     <w:nsid w:val="6F125613"/>
     <w:multiLevelType w:val="multilevel"/>
     <w:tmpl w:val="E064FABA"/>
@@ -24088,7 +31073,7 @@
       </w:rPr>
     </w:lvl>
   </w:abstractNum>
-  <w:abstractNum w:abstractNumId="55" w15:restartNumberingAfterBreak="0">
+  <w:abstractNum w:abstractNumId="67" w15:restartNumberingAfterBreak="0">
     <w:nsid w:val="713308E3"/>
     <w:multiLevelType w:val="multilevel"/>
     <w:tmpl w:val="51DAABC0"/>
@@ -24237,7 +31222,7 @@
       </w:rPr>
     </w:lvl>
   </w:abstractNum>
-  <w:abstractNum w:abstractNumId="56" w15:restartNumberingAfterBreak="0">
+  <w:abstractNum w:abstractNumId="68" w15:restartNumberingAfterBreak="0">
     <w:nsid w:val="73C10507"/>
     <w:multiLevelType w:val="multilevel"/>
     <w:tmpl w:val="20187E72"/>
@@ -24350,7 +31335,7 @@
       </w:pPr>
     </w:lvl>
   </w:abstractNum>
-  <w:abstractNum w:abstractNumId="57" w15:restartNumberingAfterBreak="0">
+  <w:abstractNum w:abstractNumId="69" w15:restartNumberingAfterBreak="0">
     <w:nsid w:val="74541CFB"/>
     <w:multiLevelType w:val="multilevel"/>
     <w:tmpl w:val="16D2CF3A"/>
@@ -24499,7 +31484,156 @@
       </w:rPr>
     </w:lvl>
   </w:abstractNum>
-  <w:abstractNum w:abstractNumId="58" w15:restartNumberingAfterBreak="0">
+  <w:abstractNum w:abstractNumId="70" w15:restartNumberingAfterBreak="0">
+    <w:nsid w:val="7AA84DB5"/>
+    <w:multiLevelType w:val="multilevel"/>
+    <w:tmpl w:val="A5C04032"/>
+    <w:lvl w:ilvl="0">
+      <w:start w:val="1"/>
+      <w:numFmt w:val="bullet"/>
+      <w:lvlText w:val=""/>
+      <w:lvlJc w:val="left"/>
+      <w:pPr>
+        <w:tabs>
+          <w:tab w:val="num" w:pos="720"/>
+        </w:tabs>
+        <w:ind w:left="720" w:hanging="360"/>
+      </w:pPr>
+      <w:rPr>
+        <w:rFonts w:ascii="Symbol" w:hAnsi="Symbol" w:hint="default"/>
+        <w:sz w:val="20"/>
+      </w:rPr>
+    </w:lvl>
+    <w:lvl w:ilvl="1" w:tentative="1">
+      <w:start w:val="1"/>
+      <w:numFmt w:val="bullet"/>
+      <w:lvlText w:val="o"/>
+      <w:lvlJc w:val="left"/>
+      <w:pPr>
+        <w:tabs>
+          <w:tab w:val="num" w:pos="1440"/>
+        </w:tabs>
+        <w:ind w:left="1440" w:hanging="360"/>
+      </w:pPr>
+      <w:rPr>
+        <w:rFonts w:ascii="Courier New" w:hAnsi="Courier New" w:hint="default"/>
+        <w:sz w:val="20"/>
+      </w:rPr>
+    </w:lvl>
+    <w:lvl w:ilvl="2" w:tentative="1">
+      <w:start w:val="1"/>
+      <w:numFmt w:val="bullet"/>
+      <w:lvlText w:val=""/>
+      <w:lvlJc w:val="left"/>
+      <w:pPr>
+        <w:tabs>
+          <w:tab w:val="num" w:pos="2160"/>
+        </w:tabs>
+        <w:ind w:left="2160" w:hanging="360"/>
+      </w:pPr>
+      <w:rPr>
+        <w:rFonts w:ascii="Wingdings" w:hAnsi="Wingdings" w:hint="default"/>
+        <w:sz w:val="20"/>
+      </w:rPr>
+    </w:lvl>
+    <w:lvl w:ilvl="3" w:tentative="1">
+      <w:start w:val="1"/>
+      <w:numFmt w:val="bullet"/>
+      <w:lvlText w:val=""/>
+      <w:lvlJc w:val="left"/>
+      <w:pPr>
+        <w:tabs>
+          <w:tab w:val="num" w:pos="2880"/>
+        </w:tabs>
+        <w:ind w:left="2880" w:hanging="360"/>
+      </w:pPr>
+      <w:rPr>
+        <w:rFonts w:ascii="Wingdings" w:hAnsi="Wingdings" w:hint="default"/>
+        <w:sz w:val="20"/>
+      </w:rPr>
+    </w:lvl>
+    <w:lvl w:ilvl="4" w:tentative="1">
+      <w:start w:val="1"/>
+      <w:numFmt w:val="bullet"/>
+      <w:lvlText w:val=""/>
+      <w:lvlJc w:val="left"/>
+      <w:pPr>
+        <w:tabs>
+          <w:tab w:val="num" w:pos="3600"/>
+        </w:tabs>
+        <w:ind w:left="3600" w:hanging="360"/>
+      </w:pPr>
+      <w:rPr>
+        <w:rFonts w:ascii="Wingdings" w:hAnsi="Wingdings" w:hint="default"/>
+        <w:sz w:val="20"/>
+      </w:rPr>
+    </w:lvl>
+    <w:lvl w:ilvl="5" w:tentative="1">
+      <w:start w:val="1"/>
+      <w:numFmt w:val="bullet"/>
+      <w:lvlText w:val=""/>
+      <w:lvlJc w:val="left"/>
+      <w:pPr>
+        <w:tabs>
+          <w:tab w:val="num" w:pos="4320"/>
+        </w:tabs>
+        <w:ind w:left="4320" w:hanging="360"/>
+      </w:pPr>
+      <w:rPr>
+        <w:rFonts w:ascii="Wingdings" w:hAnsi="Wingdings" w:hint="default"/>
+        <w:sz w:val="20"/>
+      </w:rPr>
+    </w:lvl>
+    <w:lvl w:ilvl="6" w:tentative="1">
+      <w:start w:val="1"/>
+      <w:numFmt w:val="bullet"/>
+      <w:lvlText w:val=""/>
+      <w:lvlJc w:val="left"/>
+      <w:pPr>
+        <w:tabs>
+          <w:tab w:val="num" w:pos="5040"/>
+        </w:tabs>
+        <w:ind w:left="5040" w:hanging="360"/>
+      </w:pPr>
+      <w:rPr>
+        <w:rFonts w:ascii="Wingdings" w:hAnsi="Wingdings" w:hint="default"/>
+        <w:sz w:val="20"/>
+      </w:rPr>
+    </w:lvl>
+    <w:lvl w:ilvl="7" w:tentative="1">
+      <w:start w:val="1"/>
+      <w:numFmt w:val="bullet"/>
+      <w:lvlText w:val=""/>
+      <w:lvlJc w:val="left"/>
+      <w:pPr>
+        <w:tabs>
+          <w:tab w:val="num" w:pos="5760"/>
+        </w:tabs>
+        <w:ind w:left="5760" w:hanging="360"/>
+      </w:pPr>
+      <w:rPr>
+        <w:rFonts w:ascii="Wingdings" w:hAnsi="Wingdings" w:hint="default"/>
+        <w:sz w:val="20"/>
+      </w:rPr>
+    </w:lvl>
+    <w:lvl w:ilvl="8" w:tentative="1">
+      <w:start w:val="1"/>
+      <w:numFmt w:val="bullet"/>
+      <w:lvlText w:val=""/>
+      <w:lvlJc w:val="left"/>
+      <w:pPr>
+        <w:tabs>
+          <w:tab w:val="num" w:pos="6480"/>
+        </w:tabs>
+        <w:ind w:left="6480" w:hanging="360"/>
+      </w:pPr>
+      <w:rPr>
+        <w:rFonts w:ascii="Wingdings" w:hAnsi="Wingdings" w:hint="default"/>
+        <w:sz w:val="20"/>
+      </w:rPr>
+    </w:lvl>
+  </w:abstractNum>
+  <w:abstractNum w:abstractNumId="71" w15:restartNumberingAfterBreak="0">
     <w:nsid w:val="7B541DD7"/>
     <w:multiLevelType w:val="multilevel"/>
     <w:tmpl w:val="F4A2A0F0"/>
@@ -24648,7 +31782,7 @@
       </w:rPr>
     </w:lvl>
   </w:abstractNum>
-  <w:abstractNum w:abstractNumId="59" w15:restartNumberingAfterBreak="0">
+  <w:abstractNum w:abstractNumId="72" w15:restartNumberingAfterBreak="0">
     <w:nsid w:val="7B6F1724"/>
     <w:multiLevelType w:val="multilevel"/>
     <w:tmpl w:val="FEE06FE2"/>
@@ -24797,7 +31931,7 @@
       </w:rPr>
     </w:lvl>
   </w:abstractNum>
-  <w:abstractNum w:abstractNumId="60" w15:restartNumberingAfterBreak="0">
+  <w:abstractNum w:abstractNumId="73" w15:restartNumberingAfterBreak="0">
     <w:nsid w:val="7BD456BF"/>
     <w:multiLevelType w:val="multilevel"/>
     <w:tmpl w:val="462090D0"/>
@@ -24946,7 +32080,7 @@
       </w:rPr>
     </w:lvl>
   </w:abstractNum>
-  <w:abstractNum w:abstractNumId="61" w15:restartNumberingAfterBreak="0">
+  <w:abstractNum w:abstractNumId="74" w15:restartNumberingAfterBreak="0">
     <w:nsid w:val="7D8E7F92"/>
     <w:multiLevelType w:val="multilevel"/>
     <w:tmpl w:val="BDDC4AB2"/>
@@ -25095,7 +32229,7 @@
       </w:rPr>
     </w:lvl>
   </w:abstractNum>
-  <w:abstractNum w:abstractNumId="62" w15:restartNumberingAfterBreak="0">
+  <w:abstractNum w:abstractNumId="75" w15:restartNumberingAfterBreak="0">
     <w:nsid w:val="7EA4320C"/>
     <w:multiLevelType w:val="multilevel"/>
     <w:tmpl w:val="5C84A2E2"/>
@@ -25244,7 +32378,7 @@
       </w:rPr>
     </w:lvl>
   </w:abstractNum>
-  <w:abstractNum w:abstractNumId="63" w15:restartNumberingAfterBreak="0">
+  <w:abstractNum w:abstractNumId="76" w15:restartNumberingAfterBreak="0">
     <w:nsid w:val="7F052D57"/>
     <w:multiLevelType w:val="multilevel"/>
     <w:tmpl w:val="47340642"/>
@@ -25394,201 +32528,240 @@
     </w:lvl>
   </w:abstractNum>
   <w:num w:numId="1" w16cid:durableId="1433042217">
-    <w:abstractNumId w:val="27"/>
+    <w:abstractNumId w:val="35"/>
     <w:lvlOverride w:ilvl="0">
       <w:startOverride w:val="1"/>
     </w:lvlOverride>
   </w:num>
   <w:num w:numId="2" w16cid:durableId="1477260976">
+    <w:abstractNumId w:val="44"/>
+  </w:num>
+  <w:num w:numId="3" w16cid:durableId="364139314">
+    <w:abstractNumId w:val="42"/>
+  </w:num>
+  <w:num w:numId="4" w16cid:durableId="1231232701">
+    <w:abstractNumId w:val="69"/>
+  </w:num>
+  <w:num w:numId="5" w16cid:durableId="191454492">
+    <w:abstractNumId w:val="74"/>
+  </w:num>
+  <w:num w:numId="6" w16cid:durableId="287666698">
+    <w:abstractNumId w:val="38"/>
+  </w:num>
+  <w:num w:numId="7" w16cid:durableId="1645742458">
+    <w:abstractNumId w:val="22"/>
+  </w:num>
+  <w:num w:numId="8" w16cid:durableId="846602666">
+    <w:abstractNumId w:val="27"/>
+  </w:num>
+  <w:num w:numId="9" w16cid:durableId="1227490912">
+    <w:abstractNumId w:val="23"/>
+  </w:num>
+  <w:num w:numId="10" w16cid:durableId="1198928644">
+    <w:abstractNumId w:val="32"/>
+  </w:num>
+  <w:num w:numId="11" w16cid:durableId="1444106667">
+    <w:abstractNumId w:val="55"/>
+  </w:num>
+  <w:num w:numId="12" w16cid:durableId="1843548902">
+    <w:abstractNumId w:val="57"/>
+  </w:num>
+  <w:num w:numId="13" w16cid:durableId="1108700248">
+    <w:abstractNumId w:val="3"/>
+  </w:num>
+  <w:num w:numId="14" w16cid:durableId="2021810008">
+    <w:abstractNumId w:val="33"/>
+  </w:num>
+  <w:num w:numId="15" w16cid:durableId="1178542758">
+    <w:abstractNumId w:val="71"/>
+  </w:num>
+  <w:num w:numId="16" w16cid:durableId="462433444">
+    <w:abstractNumId w:val="62"/>
+  </w:num>
+  <w:num w:numId="17" w16cid:durableId="854618358">
+    <w:abstractNumId w:val="26"/>
+  </w:num>
+  <w:num w:numId="18" w16cid:durableId="144008931">
+    <w:abstractNumId w:val="56"/>
+  </w:num>
+  <w:num w:numId="19" w16cid:durableId="1496335580">
+    <w:abstractNumId w:val="48"/>
+  </w:num>
+  <w:num w:numId="20" w16cid:durableId="1684670326">
+    <w:abstractNumId w:val="72"/>
+  </w:num>
+  <w:num w:numId="21" w16cid:durableId="1178933077">
+    <w:abstractNumId w:val="64"/>
+  </w:num>
+  <w:num w:numId="22" w16cid:durableId="1429886862">
+    <w:abstractNumId w:val="60"/>
+  </w:num>
+  <w:num w:numId="23" w16cid:durableId="117309704">
+    <w:abstractNumId w:val="20"/>
+  </w:num>
+  <w:num w:numId="24" w16cid:durableId="877624718">
+    <w:abstractNumId w:val="68"/>
+  </w:num>
+  <w:num w:numId="25" w16cid:durableId="1128746634">
+    <w:abstractNumId w:val="31"/>
+  </w:num>
+  <w:num w:numId="26" w16cid:durableId="642350490">
+    <w:abstractNumId w:val="41"/>
+  </w:num>
+  <w:num w:numId="27" w16cid:durableId="1609580611">
+    <w:abstractNumId w:val="54"/>
+  </w:num>
+  <w:num w:numId="28" w16cid:durableId="425924260">
+    <w:abstractNumId w:val="7"/>
+  </w:num>
+  <w:num w:numId="29" w16cid:durableId="1107501673">
     <w:abstractNumId w:val="36"/>
   </w:num>
-  <w:num w:numId="3" w16cid:durableId="364139314">
+  <w:num w:numId="30" w16cid:durableId="1120343258">
+    <w:abstractNumId w:val="53"/>
+  </w:num>
+  <w:num w:numId="31" w16cid:durableId="850533473">
+    <w:abstractNumId w:val="18"/>
+  </w:num>
+  <w:num w:numId="32" w16cid:durableId="709230739">
+    <w:abstractNumId w:val="58"/>
+  </w:num>
+  <w:num w:numId="33" w16cid:durableId="1771853650">
+    <w:abstractNumId w:val="37"/>
+  </w:num>
+  <w:num w:numId="34" w16cid:durableId="11079507">
+    <w:abstractNumId w:val="11"/>
+  </w:num>
+  <w:num w:numId="35" w16cid:durableId="921525355">
+    <w:abstractNumId w:val="14"/>
+  </w:num>
+  <w:num w:numId="36" w16cid:durableId="199320817">
+    <w:abstractNumId w:val="39"/>
+  </w:num>
+  <w:num w:numId="37" w16cid:durableId="365299606">
+    <w:abstractNumId w:val="40"/>
+  </w:num>
+  <w:num w:numId="38" w16cid:durableId="2009285523">
+    <w:abstractNumId w:val="16"/>
+  </w:num>
+  <w:num w:numId="39" w16cid:durableId="1131174861">
+    <w:abstractNumId w:val="9"/>
+  </w:num>
+  <w:num w:numId="40" w16cid:durableId="1560045608">
+    <w:abstractNumId w:val="6"/>
+  </w:num>
+  <w:num w:numId="41" w16cid:durableId="1171527266">
+    <w:abstractNumId w:val="15"/>
+  </w:num>
+  <w:num w:numId="42" w16cid:durableId="102921807">
+    <w:abstractNumId w:val="61"/>
+  </w:num>
+  <w:num w:numId="43" w16cid:durableId="886113192">
+    <w:abstractNumId w:val="75"/>
+  </w:num>
+  <w:num w:numId="44" w16cid:durableId="1237592114">
+    <w:abstractNumId w:val="76"/>
+  </w:num>
+  <w:num w:numId="45" w16cid:durableId="1445539469">
     <w:abstractNumId w:val="34"/>
   </w:num>
-  <w:num w:numId="4" w16cid:durableId="1231232701">
-    <w:abstractNumId w:val="57"/>
+  <w:num w:numId="46" w16cid:durableId="959458855">
+    <w:abstractNumId w:val="4"/>
   </w:num>
-  <w:num w:numId="5" w16cid:durableId="191454492">
-    <w:abstractNumId w:val="61"/>
+  <w:num w:numId="47" w16cid:durableId="1330404816">
+    <w:abstractNumId w:val="28"/>
   </w:num>
-  <w:num w:numId="6" w16cid:durableId="287666698">
+  <w:num w:numId="48" w16cid:durableId="526677345">
+    <w:abstractNumId w:val="21"/>
+  </w:num>
+  <w:num w:numId="49" w16cid:durableId="246309751">
+    <w:abstractNumId w:val="45"/>
+  </w:num>
+  <w:num w:numId="50" w16cid:durableId="1740177609">
     <w:abstractNumId w:val="30"/>
   </w:num>
-  <w:num w:numId="7" w16cid:durableId="1645742458">
-    <w:abstractNumId w:val="16"/>
+  <w:num w:numId="51" w16cid:durableId="1991396586">
+    <w:abstractNumId w:val="47"/>
   </w:num>
-  <w:num w:numId="8" w16cid:durableId="846602666">
-    <w:abstractNumId w:val="20"/>
+  <w:num w:numId="52" w16cid:durableId="382874549">
+    <w:abstractNumId w:val="2"/>
   </w:num>
-  <w:num w:numId="9" w16cid:durableId="1227490912">
+  <w:num w:numId="53" w16cid:durableId="604968463">
+    <w:abstractNumId w:val="66"/>
+  </w:num>
+  <w:num w:numId="54" w16cid:durableId="23554622">
+    <w:abstractNumId w:val="73"/>
+  </w:num>
+  <w:num w:numId="55" w16cid:durableId="103572445">
+    <w:abstractNumId w:val="10"/>
+  </w:num>
+  <w:num w:numId="56" w16cid:durableId="649673991">
+    <w:abstractNumId w:val="63"/>
+  </w:num>
+  <w:num w:numId="57" w16cid:durableId="1303458746">
+    <w:abstractNumId w:val="8"/>
+  </w:num>
+  <w:num w:numId="58" w16cid:durableId="1446123003">
+    <w:abstractNumId w:val="12"/>
+  </w:num>
+  <w:num w:numId="59" w16cid:durableId="1626037446">
+    <w:abstractNumId w:val="24"/>
+  </w:num>
+  <w:num w:numId="60" w16cid:durableId="1076394537">
+    <w:abstractNumId w:val="67"/>
+  </w:num>
+  <w:num w:numId="61" w16cid:durableId="2056393056">
+    <w:abstractNumId w:val="49"/>
+  </w:num>
+  <w:num w:numId="62" w16cid:durableId="1546675398">
+    <w:abstractNumId w:val="43"/>
+  </w:num>
+  <w:num w:numId="63" w16cid:durableId="2000696555">
+    <w:abstractNumId w:val="50"/>
+  </w:num>
+  <w:num w:numId="64" w16cid:durableId="1174153058">
+    <w:abstractNumId w:val="52"/>
+  </w:num>
+  <w:num w:numId="65" w16cid:durableId="1825775259">
+    <w:abstractNumId w:val="5"/>
+  </w:num>
+  <w:num w:numId="66" w16cid:durableId="2073917007">
+    <w:abstractNumId w:val="59"/>
+  </w:num>
+  <w:num w:numId="67" w16cid:durableId="1808744393">
+    <w:abstractNumId w:val="1"/>
+  </w:num>
+  <w:num w:numId="68" w16cid:durableId="1120536786">
+    <w:abstractNumId w:val="25"/>
+  </w:num>
+  <w:num w:numId="69" w16cid:durableId="1413232864">
+    <w:abstractNumId w:val="29"/>
+  </w:num>
+  <w:num w:numId="70" w16cid:durableId="2115974700">
+    <w:abstractNumId w:val="19"/>
+  </w:num>
+  <w:num w:numId="71" w16cid:durableId="333533993">
+    <w:abstractNumId w:val="70"/>
+  </w:num>
+  <w:num w:numId="72" w16cid:durableId="1936209625">
+    <w:abstractNumId w:val="0"/>
+  </w:num>
+  <w:num w:numId="73" w16cid:durableId="150174819">
+    <w:abstractNumId w:val="51"/>
+  </w:num>
+  <w:num w:numId="74" w16cid:durableId="20211828">
     <w:abstractNumId w:val="17"/>
   </w:num>
-  <w:num w:numId="10" w16cid:durableId="1198928644">
-    <w:abstractNumId w:val="24"/>
+  <w:num w:numId="75" w16cid:durableId="735392546">
+    <w:abstractNumId w:val="65"/>
   </w:num>
-  <w:num w:numId="11" w16cid:durableId="1444106667">
-    <w:abstractNumId w:val="45"/>
-  </w:num>
-  <w:num w:numId="12" w16cid:durableId="1843548902">
-    <w:abstractNumId w:val="47"/>
-  </w:num>
-  <w:num w:numId="13" w16cid:durableId="1108700248">
-    <w:abstractNumId w:val="1"/>
-  </w:num>
-  <w:num w:numId="14" w16cid:durableId="2021810008">
-    <w:abstractNumId w:val="25"/>
-  </w:num>
-  <w:num w:numId="15" w16cid:durableId="1178542758">
-    <w:abstractNumId w:val="58"/>
-  </w:num>
-  <w:num w:numId="16" w16cid:durableId="462433444">
-    <w:abstractNumId w:val="51"/>
-  </w:num>
-  <w:num w:numId="17" w16cid:durableId="854618358">
-    <w:abstractNumId w:val="19"/>
-  </w:num>
-  <w:num w:numId="18" w16cid:durableId="144008931">
+  <w:num w:numId="76" w16cid:durableId="564947766">
     <w:abstractNumId w:val="46"/>
   </w:num>
-  <w:num w:numId="19" w16cid:durableId="1496335580">
-    <w:abstractNumId w:val="39"/>
-  </w:num>
-  <w:num w:numId="20" w16cid:durableId="1684670326">
-    <w:abstractNumId w:val="59"/>
-  </w:num>
-  <w:num w:numId="21" w16cid:durableId="1178933077">
-    <w:abstractNumId w:val="53"/>
-  </w:num>
-  <w:num w:numId="22" w16cid:durableId="1429886862">
-    <w:abstractNumId w:val="49"/>
-  </w:num>
-  <w:num w:numId="23" w16cid:durableId="117309704">
-    <w:abstractNumId w:val="14"/>
-  </w:num>
-  <w:num w:numId="24" w16cid:durableId="877624718">
-    <w:abstractNumId w:val="56"/>
-  </w:num>
-  <w:num w:numId="25" w16cid:durableId="1128746634">
-    <w:abstractNumId w:val="23"/>
-  </w:num>
-  <w:num w:numId="26" w16cid:durableId="642350490">
-    <w:abstractNumId w:val="33"/>
-  </w:num>
-  <w:num w:numId="27" w16cid:durableId="1609580611">
-    <w:abstractNumId w:val="44"/>
-  </w:num>
-  <w:num w:numId="28" w16cid:durableId="425924260">
-    <w:abstractNumId w:val="4"/>
-  </w:num>
-  <w:num w:numId="29" w16cid:durableId="1107501673">
-    <w:abstractNumId w:val="28"/>
-  </w:num>
-  <w:num w:numId="30" w16cid:durableId="1120343258">
-    <w:abstractNumId w:val="43"/>
-  </w:num>
-  <w:num w:numId="31" w16cid:durableId="850533473">
+  <w:num w:numId="77" w16cid:durableId="374504422">
     <w:abstractNumId w:val="13"/>
   </w:num>
-  <w:num w:numId="32" w16cid:durableId="709230739">
-    <w:abstractNumId w:val="48"/>
-  </w:num>
-  <w:num w:numId="33" w16cid:durableId="1771853650">
-    <w:abstractNumId w:val="29"/>
-  </w:num>
-  <w:num w:numId="34" w16cid:durableId="11079507">
-    <w:abstractNumId w:val="8"/>
-  </w:num>
-  <w:num w:numId="35" w16cid:durableId="921525355">
-    <w:abstractNumId w:val="10"/>
-  </w:num>
-  <w:num w:numId="36" w16cid:durableId="199320817">
-    <w:abstractNumId w:val="31"/>
-  </w:num>
-  <w:num w:numId="37" w16cid:durableId="365299606">
-    <w:abstractNumId w:val="32"/>
-  </w:num>
-  <w:num w:numId="38" w16cid:durableId="2009285523">
-    <w:abstractNumId w:val="12"/>
-  </w:num>
-  <w:num w:numId="39" w16cid:durableId="1131174861">
-    <w:abstractNumId w:val="6"/>
-  </w:num>
-  <w:num w:numId="40" w16cid:durableId="1560045608">
-    <w:abstractNumId w:val="3"/>
-  </w:num>
-  <w:num w:numId="41" w16cid:durableId="1171527266">
-    <w:abstractNumId w:val="11"/>
-  </w:num>
-  <w:num w:numId="42" w16cid:durableId="102921807">
-    <w:abstractNumId w:val="50"/>
-  </w:num>
-  <w:num w:numId="43" w16cid:durableId="886113192">
-    <w:abstractNumId w:val="62"/>
-  </w:num>
-  <w:num w:numId="44" w16cid:durableId="1237592114">
-    <w:abstractNumId w:val="63"/>
-  </w:num>
-  <w:num w:numId="45" w16cid:durableId="1445539469">
-    <w:abstractNumId w:val="26"/>
-  </w:num>
-  <w:num w:numId="46" w16cid:durableId="959458855">
-    <w:abstractNumId w:val="2"/>
-  </w:num>
-  <w:num w:numId="47" w16cid:durableId="1330404816">
-    <w:abstractNumId w:val="21"/>
-  </w:num>
-  <w:num w:numId="48" w16cid:durableId="526677345">
-    <w:abstractNumId w:val="15"/>
-  </w:num>
-  <w:num w:numId="49" w16cid:durableId="246309751">
-    <w:abstractNumId w:val="37"/>
-  </w:num>
-  <w:num w:numId="50" w16cid:durableId="1740177609">
-    <w:abstractNumId w:val="22"/>
-  </w:num>
-  <w:num w:numId="51" w16cid:durableId="1991396586">
-    <w:abstractNumId w:val="38"/>
-  </w:num>
-  <w:num w:numId="52" w16cid:durableId="382874549">
-    <w:abstractNumId w:val="0"/>
-  </w:num>
-  <w:num w:numId="53" w16cid:durableId="604968463">
-    <w:abstractNumId w:val="54"/>
-  </w:num>
-  <w:num w:numId="54" w16cid:durableId="23554622">
-    <w:abstractNumId w:val="60"/>
-  </w:num>
-  <w:num w:numId="55" w16cid:durableId="103572445">
-    <w:abstractNumId w:val="7"/>
-  </w:num>
-  <w:num w:numId="56" w16cid:durableId="649673991">
-    <w:abstractNumId w:val="52"/>
-  </w:num>
-  <w:num w:numId="57" w16cid:durableId="1303458746">
-    <w:abstractNumId w:val="5"/>
-  </w:num>
-  <w:num w:numId="58" w16cid:durableId="1446123003">
-    <w:abstractNumId w:val="9"/>
-  </w:num>
-  <w:num w:numId="59" w16cid:durableId="1626037446">
-    <w:abstractNumId w:val="18"/>
-  </w:num>
-  <w:num w:numId="60" w16cid:durableId="1076394537">
-    <w:abstractNumId w:val="55"/>
-  </w:num>
-  <w:num w:numId="61" w16cid:durableId="2056393056">
-    <w:abstractNumId w:val="40"/>
-  </w:num>
-  <w:num w:numId="62" w16cid:durableId="1546675398">
-    <w:abstractNumId w:val="35"/>
-  </w:num>
-  <w:num w:numId="63" w16cid:durableId="2000696555">
-    <w:abstractNumId w:val="41"/>
-  </w:num>
-  <w:num w:numId="64" w16cid:durableId="1174153058">
-    <w:abstractNumId w:val="42"/>
-  </w:num>
-  <w:numIdMacAtCleanup w:val="64"/>
+  <w:numIdMacAtCleanup w:val="77"/>
 </w:numbering>
 </file>
 
